--- a/docs/security/08_Insecure_Deserialization.docx
+++ b/docs/security/08_Insecure_Deserialization.docx
@@ -271,7 +271,7 @@
         <w:spacing w:after="50" w:line="264" w:lineRule="auto"/>
       </w:pPr>
       <w:r>
-        <w:t>ysoserial: 이 "도미노 설계도(가젯체인)"를 자동으로 만들어주는 도구다. 구버전 Apache Commons Collections, Spring, Groovy, Hibernate 등 여러 라이브러리에 실제로 존재하는 가젯체인들을 공격 가능한 직렬화 페이로드로 조립</w:t>
+        <w:t xml:space="preserve">ysoserial: 이 "도미노 설계도(가젯체인)"를 자동으로 만들어</w:t>
       </w:r>
       <w:r>
         <w:rPr>
@@ -280,6 +280,24 @@
         <w:t xml:space="preserve"> </w:t>
       </w:r>
       <w:r>
+        <w:t>주는 도구</w:t>
+      </w:r>
+      <w:r>
+        <w:rPr>
+          <w:rFonts w:hint="eastAsia"/>
+        </w:rPr>
+        <w:t>이</w:t>
+      </w:r>
+      <w:r>
+        <w:t>다. 구버전 Apache Commons Collections, Spring, Groovy, Hibernate 등 여러 라이브러리에 실제로 존재하는 가젯체인들을 공격 가능한 직렬화 페이로드로 조립</w:t>
+      </w:r>
+      <w:r>
+        <w:rPr>
+          <w:rFonts w:hint="eastAsia"/>
+        </w:rPr>
+        <w:t xml:space="preserve"> </w:t>
+      </w:r>
+      <w:r>
         <w:t xml:space="preserve">해준다. 즉 ysoserial </w:t>
       </w:r>
       <w:r>
@@ -307,7 +325,6 @@
       </w:pPr>
       <w:r>
         <w:rPr>
-          <w:i/>
           <w:iCs/>
         </w:rPr>
         <w:t>이 실습은 RCE 가젯</w:t>
@@ -315,17 +332,41 @@
       <w:r>
         <w:rPr>
           <w:rFonts w:hint="eastAsia"/>
-          <w:i/>
           <w:iCs/>
         </w:rPr>
         <w:t xml:space="preserve"> </w:t>
       </w:r>
       <w:r>
         <w:rPr>
-          <w:i/>
           <w:iCs/>
         </w:rPr>
-        <w:t>체인은 다루지 않는다 — 이 앱에는 그런 라이브러리가 없어 안전하게 재현할 수 없기 때문이다. 대신 역직렬화의 더 보편적인 문제, 즉 "역직렬화된 객체의 필드 값을 재검증 없이 믿으면 생기는 피해"를 실제로 동작하는 코드로 보여준다 — "포장(직렬화 포맷)이 멀쩡하다"는 것이 "내용물(필드 값)을 믿어도 된다"는 뜻은 아니라는 점은 RCE든 이 데모든 동일한 핵심이다.</w:t>
+        <w:t>체인은 다루지 않는다 — 이 앱에는 그런 라이브러리가 없어 안전하게 재현</w:t>
+      </w:r>
+      <w:r>
+        <w:rPr>
+          <w:rFonts w:hint="eastAsia"/>
+          <w:iCs/>
+        </w:rPr>
+        <w:t xml:space="preserve"> </w:t>
+      </w:r>
+      <w:r>
+        <w:rPr>
+          <w:iCs/>
+        </w:rPr>
+        <w:t xml:space="preserve">할 수 없기 때문이다. 대신 역직렬화의 더 보편적인 문제, 즉 </w:t>
+      </w:r>
+      <w:r>
+        <w:rPr>
+          <w:b/>
+          <w:iCs/>
+        </w:rPr>
+        <w:t>"역직렬화된 객체의 필드 값을 재검증 없이 믿으면 생기는 피해"</w:t>
+      </w:r>
+      <w:r>
+        <w:rPr>
+          <w:iCs/>
+        </w:rPr>
+        <w:t>를 실제로 동작하는 코드로 보여준다 — "포장(직렬화 포맷)이 멀쩡하다"는 것이 "내용물(필드 값)을 믿어도 된다"는 뜻은 아니라는 점은 RCE든 이 데모든 동일한 핵심이다.</w:t>
       </w:r>
     </w:p>
     <w:p>
@@ -351,7 +392,22 @@
           <w:b/>
           <w:bCs/>
         </w:rPr>
-        <w:t>시나리오: 쿠폰(Voucher) 기능. 서버는 쿠폰 코드를 받아 할인율을 담은 Voucher 객체를 만들어 Java 직렬화 + Base64 로 클라이언트에 내려준다(voucherToken). 클라이언트는 결제 확인 시 이 토큰을 그대로 서버에 돌려준다.</w:t>
+        <w:t xml:space="preserve">시나리오: 쿠폰(Voucher) 기능. 서버는 쿠폰 코드를 받아 할인율을 담은 Voucher 객체를 만들어 Java 직렬화 + Base64 </w:t>
+      </w:r>
+      <w:r>
+        <w:rPr>
+          <w:rFonts w:hint="eastAsia"/>
+          <w:b/>
+          <w:bCs/>
+        </w:rPr>
+        <w:t>형태</w:t>
+      </w:r>
+      <w:r>
+        <w:rPr>
+          <w:b/>
+          <w:bCs/>
+        </w:rPr>
+        <w:t>로 클라이언트에 내려준다(voucherToken). 클라이언트는 결제 확인 시 이 토큰을 그대로 서버에 돌려준다.</w:t>
       </w:r>
     </w:p>
     <w:p>
@@ -414,19 +470,11 @@
           <w:sz w:val="16"/>
           <w:szCs w:val="16"/>
         </w:rPr>
-        <w:t xml:space="preserve">    private String code;            // </w:t>
-      </w:r>
-      <w:r>
-        <w:rPr>
-          <w:rFonts w:ascii="Consolas" w:hAnsi="Consolas"/>
-          <w:sz w:val="16"/>
-          <w:szCs w:val="16"/>
-        </w:rPr>
-        <w:t>서버가</w:t>
-      </w:r>
-      <w:r>
-        <w:rPr>
-          <w:rFonts w:ascii="Consolas" w:hAnsi="Consolas"/>
+        <w:t xml:space="preserve">    private String code;            // 서버가 재조회</w:t>
+      </w:r>
+      <w:r>
+        <w:rPr>
+          <w:rFonts w:ascii="Consolas" w:hAnsi="Consolas" w:hint="eastAsia"/>
           <w:sz w:val="16"/>
           <w:szCs w:val="16"/>
         </w:rPr>
@@ -438,255 +486,23 @@
           <w:sz w:val="16"/>
           <w:szCs w:val="16"/>
         </w:rPr>
-        <w:t>재조회</w:t>
-      </w:r>
-      <w:r>
-        <w:rPr>
-          <w:rFonts w:ascii="Consolas" w:hAnsi="Consolas" w:hint="eastAsia"/>
-          <w:sz w:val="16"/>
-          <w:szCs w:val="16"/>
-        </w:rPr>
-        <w:t xml:space="preserve"> </w:t>
-      </w:r>
-      <w:r>
-        <w:rPr>
-          <w:rFonts w:ascii="Consolas" w:hAnsi="Consolas"/>
-          <w:sz w:val="16"/>
-          <w:szCs w:val="16"/>
-        </w:rPr>
-        <w:t>할</w:t>
-      </w:r>
-      <w:r>
-        <w:rPr>
-          <w:rFonts w:ascii="Consolas" w:hAnsi="Consolas"/>
-          <w:sz w:val="16"/>
-          <w:szCs w:val="16"/>
-        </w:rPr>
-        <w:t xml:space="preserve"> </w:t>
-      </w:r>
-      <w:r>
-        <w:rPr>
-          <w:rFonts w:ascii="Consolas" w:hAnsi="Consolas"/>
-          <w:sz w:val="16"/>
-          <w:szCs w:val="16"/>
-        </w:rPr>
-        <w:t>수</w:t>
-      </w:r>
-      <w:r>
-        <w:rPr>
-          <w:rFonts w:ascii="Consolas" w:hAnsi="Consolas"/>
-          <w:sz w:val="16"/>
-          <w:szCs w:val="16"/>
-        </w:rPr>
-        <w:t xml:space="preserve"> </w:t>
-      </w:r>
-      <w:r>
-        <w:rPr>
-          <w:rFonts w:ascii="Consolas" w:hAnsi="Consolas"/>
-          <w:sz w:val="16"/>
-          <w:szCs w:val="16"/>
-        </w:rPr>
-        <w:t>있는</w:t>
-      </w:r>
-      <w:r>
-        <w:rPr>
-          <w:rFonts w:ascii="Consolas" w:hAnsi="Consolas"/>
-          <w:sz w:val="16"/>
-          <w:szCs w:val="16"/>
-        </w:rPr>
-        <w:t xml:space="preserve"> </w:t>
-      </w:r>
-      <w:r>
-        <w:rPr>
-          <w:rFonts w:ascii="Consolas" w:hAnsi="Consolas"/>
-          <w:sz w:val="16"/>
-          <w:szCs w:val="16"/>
-        </w:rPr>
-        <w:t>유일한</w:t>
-      </w:r>
-      <w:r>
-        <w:rPr>
-          <w:rFonts w:ascii="Consolas" w:hAnsi="Consolas"/>
-          <w:sz w:val="16"/>
-          <w:szCs w:val="16"/>
-        </w:rPr>
-        <w:t xml:space="preserve"> </w:t>
-      </w:r>
-      <w:r>
-        <w:rPr>
-          <w:rFonts w:ascii="Consolas" w:hAnsi="Consolas"/>
-          <w:sz w:val="16"/>
-          <w:szCs w:val="16"/>
-        </w:rPr>
-        <w:t>신뢰</w:t>
-      </w:r>
-      <w:r>
-        <w:rPr>
-          <w:rFonts w:ascii="Consolas" w:hAnsi="Consolas"/>
-          <w:sz w:val="16"/>
-          <w:szCs w:val="16"/>
-        </w:rPr>
-        <w:t xml:space="preserve"> </w:t>
-      </w:r>
-      <w:r>
-        <w:rPr>
-          <w:rFonts w:ascii="Consolas" w:hAnsi="Consolas"/>
-          <w:sz w:val="16"/>
-          <w:szCs w:val="16"/>
-        </w:rPr>
-        <w:t>가능</w:t>
-      </w:r>
-      <w:r>
-        <w:rPr>
-          <w:rFonts w:ascii="Consolas" w:hAnsi="Consolas"/>
-          <w:sz w:val="16"/>
-          <w:szCs w:val="16"/>
-        </w:rPr>
-        <w:t xml:space="preserve"> </w:t>
-      </w:r>
-      <w:r>
-        <w:rPr>
-          <w:rFonts w:ascii="Consolas" w:hAnsi="Consolas"/>
-          <w:sz w:val="16"/>
-          <w:szCs w:val="16"/>
-        </w:rPr>
-        <w:t>입력</w:t>
-      </w:r>
-    </w:p>
-    <w:p>
-      <w:pPr>
-        <w:pBdr>
-          <w:left w:val="single" w:sz="18" w:space="6" w:color="C0C0C0"/>
-        </w:pBdr>
-        <w:shd w:val="clear" w:color="auto" w:fill="F4F4F4"/>
-      </w:pPr>
-      <w:r>
-        <w:rPr>
-          <w:rFonts w:ascii="Consolas" w:hAnsi="Consolas"/>
-          <w:sz w:val="16"/>
-          <w:szCs w:val="16"/>
-        </w:rPr>
-        <w:t xml:space="preserve">    private int discountPercent;    // </w:t>
-      </w:r>
-      <w:r>
-        <w:rPr>
-          <w:rFonts w:ascii="Consolas" w:hAnsi="Consolas"/>
-          <w:sz w:val="16"/>
-          <w:szCs w:val="16"/>
-        </w:rPr>
-        <w:t>토큰</w:t>
-      </w:r>
-      <w:r>
-        <w:rPr>
-          <w:rFonts w:ascii="Consolas" w:hAnsi="Consolas"/>
-          <w:sz w:val="16"/>
-          <w:szCs w:val="16"/>
-        </w:rPr>
-        <w:t xml:space="preserve"> </w:t>
-      </w:r>
-      <w:r>
-        <w:rPr>
-          <w:rFonts w:ascii="Consolas" w:hAnsi="Consolas"/>
-          <w:sz w:val="16"/>
-          <w:szCs w:val="16"/>
-        </w:rPr>
-        <w:t>안에</w:t>
-      </w:r>
-      <w:r>
-        <w:rPr>
-          <w:rFonts w:ascii="Consolas" w:hAnsi="Consolas"/>
-          <w:sz w:val="16"/>
-          <w:szCs w:val="16"/>
-        </w:rPr>
-        <w:t xml:space="preserve"> </w:t>
-      </w:r>
-      <w:r>
-        <w:rPr>
-          <w:rFonts w:ascii="Consolas" w:hAnsi="Consolas"/>
-          <w:sz w:val="16"/>
-          <w:szCs w:val="16"/>
-        </w:rPr>
-        <w:t>있다고</w:t>
-      </w:r>
-      <w:r>
-        <w:rPr>
-          <w:rFonts w:ascii="Consolas" w:hAnsi="Consolas"/>
-          <w:sz w:val="16"/>
-          <w:szCs w:val="16"/>
-        </w:rPr>
-        <w:t xml:space="preserve"> </w:t>
-      </w:r>
-      <w:r>
-        <w:rPr>
-          <w:rFonts w:ascii="Consolas" w:hAnsi="Consolas"/>
-          <w:sz w:val="16"/>
-          <w:szCs w:val="16"/>
-        </w:rPr>
-        <w:t>해서</w:t>
-      </w:r>
-      <w:r>
-        <w:rPr>
-          <w:rFonts w:ascii="Consolas" w:hAnsi="Consolas"/>
-          <w:sz w:val="16"/>
-          <w:szCs w:val="16"/>
-        </w:rPr>
-        <w:t xml:space="preserve"> </w:t>
-      </w:r>
-      <w:r>
-        <w:rPr>
-          <w:rFonts w:ascii="Consolas" w:hAnsi="Consolas"/>
-          <w:sz w:val="16"/>
-          <w:szCs w:val="16"/>
-        </w:rPr>
-        <w:t>믿으면</w:t>
-      </w:r>
-      <w:r>
-        <w:rPr>
-          <w:rFonts w:ascii="Consolas" w:hAnsi="Consolas"/>
-          <w:sz w:val="16"/>
-          <w:szCs w:val="16"/>
-        </w:rPr>
-        <w:t xml:space="preserve"> </w:t>
-      </w:r>
-      <w:r>
-        <w:rPr>
-          <w:rFonts w:ascii="Consolas" w:hAnsi="Consolas"/>
-          <w:sz w:val="16"/>
-          <w:szCs w:val="16"/>
-        </w:rPr>
-        <w:t>안</w:t>
-      </w:r>
-      <w:r>
-        <w:rPr>
-          <w:rFonts w:ascii="Consolas" w:hAnsi="Consolas"/>
-          <w:sz w:val="16"/>
-          <w:szCs w:val="16"/>
-        </w:rPr>
-        <w:t xml:space="preserve"> </w:t>
-      </w:r>
-      <w:r>
-        <w:rPr>
-          <w:rFonts w:ascii="Consolas" w:hAnsi="Consolas"/>
-          <w:sz w:val="16"/>
-          <w:szCs w:val="16"/>
-        </w:rPr>
-        <w:t>되는</w:t>
-      </w:r>
-      <w:r>
-        <w:rPr>
-          <w:rFonts w:ascii="Consolas" w:hAnsi="Consolas"/>
-          <w:sz w:val="16"/>
-          <w:szCs w:val="16"/>
-        </w:rPr>
-        <w:t xml:space="preserve"> </w:t>
-      </w:r>
-      <w:r>
-        <w:rPr>
-          <w:rFonts w:ascii="Consolas" w:hAnsi="Consolas"/>
-          <w:sz w:val="16"/>
-          <w:szCs w:val="16"/>
-        </w:rPr>
-        <w:t>값</w:t>
+        <w:t xml:space="preserve">할 수 있는 유일한 신뢰 가능 입력</w:t>
+      </w:r>
+    </w:p>
+    <w:p>
+      <w:pPr>
+        <w:pBdr>
+          <w:left w:val="single" w:sz="18" w:space="6" w:color="C0C0C0"/>
+        </w:pBdr>
+        <w:shd w:val="clear" w:color="auto" w:fill="F4F4F4"/>
+      </w:pPr>
+      <w:r>
+        <w:rPr>
+          <w:rFonts w:ascii="Consolas" w:hAnsi="Consolas"/>
+          <w:sz w:val="16"/>
+          <w:szCs w:val="16"/>
+        </w:rPr>
+        <w:t xml:space="preserve">    private int discountPercent;    // 토큰 안에 있다고 해서 믿으면 안 되는 값</w:t>
       </w:r>
     </w:p>
     <w:p>
@@ -750,12 +566,11 @@
       </w:pPr>
       <w:r>
         <w:rPr>
-          <w:i/>
           <w:iCs/>
           <w:sz w:val="18"/>
           <w:szCs w:val="18"/>
         </w:rPr>
-        <w:t>쉽게 말하면: 컴퓨터는 int(정수) 하나를 저장할 때 항상 4바이트(= 4칸)를 고정으로 쓴다. 문자열처럼 길이가 늘었다 줄었다 하지 않는다 — 신청서 양식에 "할인율: [ ][ ][ ][ ]" 처럼 항상 4칸짜리 빈칸이 있고, 거기에 숫자를 적어 넣는 것과 같다.</w:t>
+        <w:t xml:space="preserve">쉽게 말하면: 컴퓨터는 int(정수) 하나를 저장할 때 항상 4바이트(= 4칸)를 고정으로 쓴다. 문자열처럼 길이가 늘었다 줄었다 하지 않는다 — 신청서 양식에 "할인율: [ ][ ][ ][ ]" 처럼 항상 4칸짜리 빈칸이 있고, 거기에 숫자를 적어 넣는 것과 같다.</w:t>
       </w:r>
     </w:p>
     <w:p>
@@ -768,7 +583,6 @@
       </w:pPr>
       <w:r>
         <w:rPr>
-          <w:i/>
           <w:iCs/>
           <w:sz w:val="18"/>
           <w:szCs w:val="18"/>
@@ -782,12 +596,28 @@
       </w:pPr>
       <w:r>
         <w:rPr>
-          <w:i/>
           <w:iCs/>
           <w:sz w:val="18"/>
           <w:szCs w:val="18"/>
         </w:rPr>
-        <w:t>즉 "4칸짜리 빈칸에, 늘 같은 순서로 숫자가 적혀 있다"는 뜻이다. 그래서 공격자는 암호를 풀 필요 없이, 그 4칸(00 00 00 0a)을 찾아서 다른 숫자(00 00 00 64 = 100)로 덮어쓰기만 하면 값이 바뀐다 — 3-2의 실측 바이트 덤프가 바로 이 "4칸"을 보여주는 것이다.</w:t>
+        <w:t>즉 "4칸짜리 빈칸에, 늘 같은 순서로 숫자가 적혀 있다"는 뜻이다. 그래서 공격자는 암호를 풀 필요 없이, 그 4칸(00 00 00 0a)을 찾아서 다른 숫자(00 00 00 64 = 100)로 덮어</w:t>
+      </w:r>
+      <w:r>
+        <w:rPr>
+          <w:rFonts w:hint="eastAsia"/>
+          <w:iCs/>
+          <w:sz w:val="18"/>
+          <w:szCs w:val="18"/>
+        </w:rPr>
+        <w:t xml:space="preserve"> </w:t>
+      </w:r>
+      <w:r>
+        <w:rPr>
+          <w:iCs/>
+          <w:sz w:val="18"/>
+          <w:szCs w:val="18"/>
+        </w:rPr>
+        <w:t>쓰기만 하면 값이 바뀐다 — 3-2의 실측 바이트 덤프가 바로 이 "4칸"을 보여주는 것이다.</w:t>
       </w:r>
     </w:p>
     <w:p>
@@ -813,172 +643,131 @@
           <w:b/>
           <w:bCs/>
         </w:rPr>
-        <w:t>① 취약 — 역직렬화한 값을 그대로 신뢰</w:t>
-      </w:r>
-    </w:p>
-    <w:p>
-      <w:pPr>
-        <w:pBdr>
-          <w:top w:val="single" w:sz="4" w:space="3" w:color="D9D9D9"/>
-          <w:left w:val="single" w:sz="18" w:space="6" w:color="C0C0C0"/>
-        </w:pBdr>
-        <w:shd w:val="clear" w:color="auto" w:fill="F4F4F4"/>
-      </w:pPr>
-      <w:r>
-        <w:rPr>
-          <w:rFonts w:ascii="Consolas" w:hAnsi="Consolas"/>
-          <w:sz w:val="16"/>
-          <w:szCs w:val="16"/>
-        </w:rPr>
-        <w:t>public ApplyResponse applyVulnerable(String voucherToken, long orderAmount) {</w:t>
-      </w:r>
-    </w:p>
-    <w:p>
-      <w:pPr>
-        <w:pBdr>
-          <w:left w:val="single" w:sz="18" w:space="6" w:color="C0C0C0"/>
-        </w:pBdr>
-        <w:shd w:val="clear" w:color="auto" w:fill="F4F4F4"/>
-      </w:pPr>
-      <w:r>
-        <w:rPr>
-          <w:rFonts w:ascii="Consolas" w:hAnsi="Consolas"/>
-          <w:sz w:val="16"/>
-          <w:szCs w:val="16"/>
-        </w:rPr>
-        <w:t xml:space="preserve">    Voucher voucher = deserialize(voucherToken);</w:t>
-      </w:r>
-    </w:p>
-    <w:p>
-      <w:pPr>
-        <w:pBdr>
-          <w:left w:val="single" w:sz="18" w:space="6" w:color="C0C0C0"/>
-        </w:pBdr>
-        <w:shd w:val="clear" w:color="auto" w:fill="F4F4F4"/>
-      </w:pPr>
-      <w:r>
-        <w:rPr>
-          <w:rFonts w:ascii="Consolas" w:hAnsi="Consolas"/>
-          <w:sz w:val="16"/>
-          <w:szCs w:val="16"/>
-        </w:rPr>
-        <w:t xml:space="preserve">    int discountPercent = voucher.getDiscountPercent();   // </w:t>
-      </w:r>
-      <w:r>
-        <w:rPr>
-          <w:rFonts w:ascii="Consolas" w:hAnsi="Consolas"/>
-          <w:sz w:val="16"/>
-          <w:szCs w:val="16"/>
-        </w:rPr>
-        <w:t>변조된</w:t>
-      </w:r>
-      <w:r>
-        <w:rPr>
-          <w:rFonts w:ascii="Consolas" w:hAnsi="Consolas"/>
-          <w:sz w:val="16"/>
-          <w:szCs w:val="16"/>
-        </w:rPr>
-        <w:t xml:space="preserve"> </w:t>
-      </w:r>
-      <w:r>
-        <w:rPr>
-          <w:rFonts w:ascii="Consolas" w:hAnsi="Consolas"/>
-          <w:sz w:val="16"/>
-          <w:szCs w:val="16"/>
-        </w:rPr>
-        <w:t>값이라도</w:t>
-      </w:r>
-      <w:r>
-        <w:rPr>
-          <w:rFonts w:ascii="Consolas" w:hAnsi="Consolas"/>
-          <w:sz w:val="16"/>
-          <w:szCs w:val="16"/>
-        </w:rPr>
-        <w:t xml:space="preserve"> </w:t>
-      </w:r>
-      <w:r>
-        <w:rPr>
-          <w:rFonts w:ascii="Consolas" w:hAnsi="Consolas"/>
-          <w:sz w:val="16"/>
-          <w:szCs w:val="16"/>
-        </w:rPr>
-        <w:t>그대로</w:t>
-      </w:r>
-      <w:r>
-        <w:rPr>
-          <w:rFonts w:ascii="Consolas" w:hAnsi="Consolas"/>
-          <w:sz w:val="16"/>
-          <w:szCs w:val="16"/>
-        </w:rPr>
-        <w:t xml:space="preserve"> </w:t>
-      </w:r>
-      <w:r>
-        <w:rPr>
-          <w:rFonts w:ascii="Consolas" w:hAnsi="Consolas"/>
-          <w:sz w:val="16"/>
-          <w:szCs w:val="16"/>
-        </w:rPr>
-        <w:t>신뢰</w:t>
-      </w:r>
-    </w:p>
-    <w:p>
-      <w:pPr>
-        <w:pBdr>
-          <w:left w:val="single" w:sz="18" w:space="6" w:color="C0C0C0"/>
-        </w:pBdr>
-        <w:shd w:val="clear" w:color="auto" w:fill="F4F4F4"/>
-      </w:pPr>
-      <w:r>
-        <w:rPr>
-          <w:rFonts w:ascii="Consolas" w:hAnsi="Consolas"/>
-          <w:sz w:val="16"/>
-          <w:szCs w:val="16"/>
-        </w:rPr>
-        <w:t xml:space="preserve">    long finalAmount = applyDiscount(orderAmount, discountPercent);</w:t>
-      </w:r>
-    </w:p>
-    <w:p>
-      <w:pPr>
-        <w:pBdr>
-          <w:left w:val="single" w:sz="18" w:space="6" w:color="C0C0C0"/>
-        </w:pBdr>
-        <w:shd w:val="clear" w:color="auto" w:fill="F4F4F4"/>
-      </w:pPr>
-      <w:r>
-        <w:rPr>
-          <w:rFonts w:ascii="Consolas" w:hAnsi="Consolas"/>
-          <w:sz w:val="16"/>
-          <w:szCs w:val="16"/>
-        </w:rPr>
-        <w:t xml:space="preserve">    return new ApplyResponse(voucher.getCode(), discountPercent, orderAmount, finalAmount);</w:t>
-      </w:r>
-    </w:p>
-    <w:p>
-      <w:pPr>
-        <w:pBdr>
-          <w:left w:val="single" w:sz="18" w:space="6" w:color="C0C0C0"/>
-          <w:bottom w:val="single" w:sz="4" w:space="3" w:color="D9D9D9"/>
-        </w:pBdr>
-        <w:shd w:val="clear" w:color="auto" w:fill="F4F4F4"/>
-      </w:pPr>
-      <w:r>
-        <w:rPr>
-          <w:rFonts w:ascii="Consolas" w:hAnsi="Consolas"/>
-          <w:sz w:val="16"/>
-          <w:szCs w:val="16"/>
-        </w:rPr>
-        <w:t>}</w:t>
-      </w:r>
-    </w:p>
-    <w:p>
-      <w:pPr>
-        <w:spacing w:after="80" w:line="272" w:lineRule="auto"/>
-      </w:pPr>
-      <w:r>
-        <w:rPr>
+        <w:t xml:space="preserve">① 취약 — 역직렬화</w:t>
+      </w:r>
+      <w:r>
+        <w:rPr>
+          <w:rFonts w:hint="eastAsia"/>
           <w:b/>
           <w:bCs/>
         </w:rPr>
+        <w:t xml:space="preserve"> </w:t>
+      </w:r>
+      <w:r>
+        <w:rPr>
+          <w:b/>
+          <w:bCs/>
+        </w:rPr>
+        <w:t>한 값을 그대로 신뢰</w:t>
+      </w:r>
+    </w:p>
+    <w:p>
+      <w:pPr>
+        <w:pBdr>
+          <w:top w:val="single" w:sz="4" w:space="3" w:color="D9D9D9"/>
+          <w:left w:val="single" w:sz="18" w:space="6" w:color="C0C0C0"/>
+        </w:pBdr>
+        <w:shd w:val="clear" w:color="auto" w:fill="F4F4F4"/>
+      </w:pPr>
+      <w:r>
+        <w:rPr>
+          <w:rFonts w:ascii="Consolas" w:hAnsi="Consolas"/>
+          <w:sz w:val="16"/>
+          <w:szCs w:val="16"/>
+        </w:rPr>
+        <w:t>public ApplyResponse applyVulnerable(String voucherToken, long orderAmount) {</w:t>
+      </w:r>
+    </w:p>
+    <w:p>
+      <w:pPr>
+        <w:pBdr>
+          <w:left w:val="single" w:sz="18" w:space="6" w:color="C0C0C0"/>
+        </w:pBdr>
+        <w:shd w:val="clear" w:color="auto" w:fill="F4F4F4"/>
+      </w:pPr>
+      <w:r>
+        <w:rPr>
+          <w:rFonts w:ascii="Consolas" w:hAnsi="Consolas"/>
+          <w:sz w:val="16"/>
+          <w:szCs w:val="16"/>
+        </w:rPr>
+        <w:t xml:space="preserve">    Voucher voucher = deserialize(voucherToken);</w:t>
+      </w:r>
+    </w:p>
+    <w:p>
+      <w:pPr>
+        <w:pBdr>
+          <w:left w:val="single" w:sz="18" w:space="6" w:color="C0C0C0"/>
+        </w:pBdr>
+        <w:shd w:val="clear" w:color="auto" w:fill="F4F4F4"/>
+      </w:pPr>
+      <w:r>
+        <w:rPr>
+          <w:rFonts w:ascii="Consolas" w:hAnsi="Consolas"/>
+          <w:sz w:val="16"/>
+          <w:szCs w:val="16"/>
+        </w:rPr>
+        <w:t xml:space="preserve">    int discountPercent = voucher.getDiscountPercent();   // 변조된 값이라도 그대로 신뢰</w:t>
+      </w:r>
+    </w:p>
+    <w:p>
+      <w:pPr>
+        <w:pBdr>
+          <w:left w:val="single" w:sz="18" w:space="6" w:color="C0C0C0"/>
+        </w:pBdr>
+        <w:shd w:val="clear" w:color="auto" w:fill="F4F4F4"/>
+      </w:pPr>
+      <w:r>
+        <w:rPr>
+          <w:rFonts w:ascii="Consolas" w:hAnsi="Consolas"/>
+          <w:sz w:val="16"/>
+          <w:szCs w:val="16"/>
+        </w:rPr>
+        <w:t xml:space="preserve">    long finalAmount = applyDiscount(orderAmount, discountPercent);</w:t>
+      </w:r>
+    </w:p>
+    <w:p>
+      <w:pPr>
+        <w:pBdr>
+          <w:left w:val="single" w:sz="18" w:space="6" w:color="C0C0C0"/>
+        </w:pBdr>
+        <w:shd w:val="clear" w:color="auto" w:fill="F4F4F4"/>
+      </w:pPr>
+      <w:r>
+        <w:rPr>
+          <w:rFonts w:ascii="Consolas" w:hAnsi="Consolas"/>
+          <w:sz w:val="16"/>
+          <w:szCs w:val="16"/>
+        </w:rPr>
+        <w:t xml:space="preserve">    return new ApplyResponse(voucher.getCode(), discountPercent, orderAmount, finalAmount);</w:t>
+      </w:r>
+    </w:p>
+    <w:p>
+      <w:pPr>
+        <w:pBdr>
+          <w:left w:val="single" w:sz="18" w:space="6" w:color="C0C0C0"/>
+          <w:bottom w:val="single" w:sz="4" w:space="3" w:color="D9D9D9"/>
+        </w:pBdr>
+        <w:shd w:val="clear" w:color="auto" w:fill="F4F4F4"/>
+      </w:pPr>
+      <w:r>
+        <w:rPr>
+          <w:rFonts w:ascii="Consolas" w:hAnsi="Consolas"/>
+          <w:sz w:val="16"/>
+          <w:szCs w:val="16"/>
+        </w:rPr>
+        <w:t>}</w:t>
+      </w:r>
+    </w:p>
+    <w:p>
+      <w:pPr>
+        <w:spacing w:after="80" w:line="272" w:lineRule="auto"/>
+      </w:pPr>
+      <w:r>
+        <w:rPr>
+          <w:b/>
+          <w:bCs/>
+        </w:rPr>
         <w:t>② 안전 — code 로 서버 정책을 다시 조회(재검증)</w:t>
       </w:r>
     </w:p>
@@ -1028,15 +817,24 @@
           <w:sz w:val="16"/>
           <w:szCs w:val="16"/>
         </w:rPr>
-        <w:t xml:space="preserve">    int trustedDiscountPercent = COUPON_POLICY.getOrDefault(voucher.getCode(), 0);   // </w:t>
-      </w:r>
-      <w:r>
-        <w:rPr>
-          <w:rFonts w:ascii="Consolas" w:hAnsi="Consolas"/>
-          <w:sz w:val="16"/>
-          <w:szCs w:val="16"/>
-        </w:rPr>
-        <w:t>재검증</w:t>
+        <w:t xml:space="preserve">    int trustedDiscountPercent = </w:t>
+      </w:r>
+      <w:r>
+        <w:rPr>
+          <w:rFonts w:ascii="Consolas" w:hAnsi="Consolas"/>
+          <w:color w:val="FF0000"/>
+          <w:sz w:val="16"/>
+          <w:szCs w:val="16"/>
+        </w:rPr>
+        <w:t>COUPON_POLICY.getOrDefault(voucher.getCode(), 0);</w:t>
+      </w:r>
+      <w:r>
+        <w:rPr>
+          <w:rFonts w:ascii="Consolas" w:hAnsi="Consolas"/>
+          <w:sz w:val="16"/>
+          <w:szCs w:val="16"/>
+        </w:rPr>
+        <w:t xml:space="preserve">   // 재검증</w:t>
       </w:r>
     </w:p>
     <w:p>
@@ -1093,7 +891,16 @@
         <w:spacing w:after="80" w:line="272" w:lineRule="auto"/>
       </w:pPr>
       <w:r>
-        <w:t>두 메서드 모두 역직렬화 자체는 똑같이 한다 — 차이는 딱 하나, 역직렬화로 얻은 discountPercent 를 쓰는가(①), 버리고 code 로 다시 조회하는가(②) 뿐이다.</w:t>
+        <w:t>두 메서드 모두 역직렬화 자체는 똑같이 한다 — 차이는 딱 하나, 역직렬화로 얻은 discountPercent 를 쓰는가(①), 버리고 code 로 다시 조회</w:t>
+      </w:r>
+      <w:r>
+        <w:rPr>
+          <w:rFonts w:hint="eastAsia"/>
+        </w:rPr>
+        <w:t xml:space="preserve"> </w:t>
+      </w:r>
+      <w:r>
+        <w:t>하는가(②) 뿐이다.</w:t>
       </w:r>
     </w:p>
     <w:tbl>
@@ -1279,7 +1086,22 @@
                 <w:sz w:val="18"/>
                 <w:szCs w:val="18"/>
               </w:rPr>
-              <w:t>응답 표시용으로만 사용</w:t>
+              <w:t xml:space="preserve">응답 표시용으로</w:t>
+            </w:r>
+            <w:r>
+              <w:rPr>
+                <w:rFonts w:hint="eastAsia"/>
+                <w:sz w:val="18"/>
+                <w:szCs w:val="18"/>
+              </w:rPr>
+              <w:t xml:space="preserve"> </w:t>
+            </w:r>
+            <w:r>
+              <w:rPr>
+                <w:sz w:val="18"/>
+                <w:szCs w:val="18"/>
+              </w:rPr>
+              <w:t>만 사용</w:t>
             </w:r>
           </w:p>
         </w:tc>
@@ -1393,7 +1215,16 @@
         <w:spacing w:after="80" w:line="272" w:lineRule="auto"/>
       </w:pPr>
       <w:r>
-        <w:t xml:space="preserve">핵심은 "클라이언트가 보낸 값을, 결과 계산에 쓸 때는 신뢰하지 않는다"는 원칙이다. applySafe 는 토큰에서 꺼낸 discountPercent 를 아예 쓰지 않고 버린다. 대신 code 라는 식별자(key)만 가져와서, 서버 메모리 안에 고정된 COUPON_POLICY 맵(공격자가 절대 건드릴 수 없는 서버 쪽 데이터)에서 진짜 할인율을 다시 조회한다. </w:t>
+        <w:t xml:space="preserve">핵심은 "클라이언트가 보낸 값을, 결과 계산에 쓸 때는 신뢰하지 않는다"는 원칙이다. applySafe 는 토큰에서 꺼낸 discountPercent 를 아예 쓰지 않고 버린다. 대신 </w:t>
+      </w:r>
+      <w:r>
+        <w:rPr>
+          <w:color w:val="FF0000"/>
+        </w:rPr>
+        <w:t>code 라는 식별자(key)만 가져와서, 서버 메모리 안에 고정된 COUPON_POLICY 맵(공격자가 절대 건드릴 수 없는 서버 쪽 데이터)에서 진짜 할인율을 다시 조회</w:t>
+      </w:r>
+      <w:r>
+        <w:t xml:space="preserve">한다. </w:t>
       </w:r>
     </w:p>
     <w:p>
@@ -1428,7 +1259,16 @@
         <w:spacing w:after="50" w:line="264" w:lineRule="auto"/>
       </w:pPr>
       <w:r>
-        <w:t>code 필드를 바꿔도 -&gt; 결과는 COUPON_POLICY 에 미리 정의된 값(10/20/50) 또는 기본값(0) 중 하나일 뿐, 공격자가 임의의 숫자(예: 100)를 주입할 방법이 없다 — 맵은 "키 -&gt; 서버가 정한 값"만 돌려주기 때문이다</w:t>
+        <w:t>code 필드를 바꿔도 -&gt; 결과는 COUPON_POLICY 에 미리 정의된 값(10/20/50) 또는 기본값(0) 중 하나일 뿐, 공격자가 임의의 숫자(예: 100)를 주입할 방법이 없다 — 맵은 "키 -&gt; 서버가 정한 값"만 돌려</w:t>
+      </w:r>
+      <w:r>
+        <w:rPr>
+          <w:rFonts w:hint="eastAsia"/>
+        </w:rPr>
+        <w:t xml:space="preserve"> </w:t>
+      </w:r>
+      <w:r>
+        <w:t>주기 때문이다</w:t>
       </w:r>
     </w:p>
     <w:p>
@@ -1441,39 +1281,16 @@
         <w:spacing w:after="80" w:line="272" w:lineRule="auto"/>
       </w:pPr>
       <w:r>
-        <w:t xml:space="preserve">즉 </w:t>
-      </w:r>
-      <w:proofErr w:type="spellStart"/>
-      <w:r>
-        <w:t>applyVulnerable</w:t>
-      </w:r>
-      <w:proofErr w:type="spellEnd"/>
-      <w:r>
-        <w:t xml:space="preserve"> 은 "</w:t>
-      </w:r>
-      <w:proofErr w:type="spellStart"/>
-      <w:r>
-        <w:t>역직렬화된</w:t>
-      </w:r>
-      <w:proofErr w:type="spellEnd"/>
-      <w:r>
-        <w:t xml:space="preserve"> 객체의 필드"</w:t>
-      </w:r>
-      <w:proofErr w:type="spellStart"/>
-      <w:r>
-        <w:t>를</w:t>
-      </w:r>
-      <w:proofErr w:type="spellEnd"/>
-      <w:r>
-        <w:t xml:space="preserve"> 결과값으로 직접 사용하고, </w:t>
-      </w:r>
-      <w:proofErr w:type="spellStart"/>
-      <w:r>
-        <w:t>applySafe</w:t>
-      </w:r>
-      <w:proofErr w:type="spellEnd"/>
-      <w:r>
-        <w:t xml:space="preserve"> 는 그 필드를 단서(어떤 정책을 찾을지)로만 쓰고 실제 값은 서버가 재계산한다. 이 차이 하나가 "토큰 변조가 결과에 영향을 주는가, 아닌가"를 가른다.</w:t>
+        <w:t xml:space="preserve">즉 applyVulnerable 은 "역직렬화</w:t>
+      </w:r>
+      <w:r>
+        <w:rPr>
+          <w:rFonts w:hint="eastAsia"/>
+        </w:rPr>
+        <w:t xml:space="preserve"> </w:t>
+      </w:r>
+      <w:r>
+        <w:t xml:space="preserve">된 객체의 필드"를 결과값으로 직접 사용하고, applySafe 는 그 필드를 단서(어떤 정책을 찾을지)로만 쓰고 실제 값은 서버가 재계산한다. 이 차이 하나가 "토큰 변조가 결과에 영향을 주는가, 아닌가"를 가른다.</w:t>
       </w:r>
     </w:p>
     <w:p>
@@ -1819,7 +1636,37 @@
                 <w:sz w:val="18"/>
                 <w:szCs w:val="18"/>
               </w:rPr>
-              <w:t>공격 재현용 바이트 패치 스크립트</w:t>
+              <w:t xml:space="preserve">공격 재현용 바이트 패치 스크립트</w:t>
+            </w:r>
+            <w:r>
+              <w:rPr>
+                <w:rFonts w:hint="eastAsia"/>
+                <w:sz w:val="18"/>
+                <w:szCs w:val="18"/>
+              </w:rPr>
+              <w:t xml:space="preserve"> </w:t>
+            </w:r>
+            <w:r>
+              <w:rPr>
+                <w:sz w:val="18"/>
+                <w:szCs w:val="18"/>
+              </w:rPr>
+              <w:t xml:space="preserve">( </w:t>
+            </w:r>
+            <w:r>
+              <w:rPr>
+                <w:rFonts w:hint="eastAsia"/>
+                <w:sz w:val="18"/>
+                <w:szCs w:val="18"/>
+              </w:rPr>
+              <w:t xml:space="preserve">파이썬 </w:t>
+            </w:r>
+            <w:r>
+              <w:rPr>
+                <w:sz w:val="18"/>
+                <w:szCs w:val="18"/>
+              </w:rPr>
+              <w:t>)</w:t>
             </w:r>
           </w:p>
         </w:tc>
@@ -1893,19 +1740,11 @@
           <w:sz w:val="16"/>
           <w:szCs w:val="16"/>
         </w:rPr>
-        <w:t xml:space="preserve">    private String code;            // </w:t>
-      </w:r>
-      <w:r>
-        <w:rPr>
-          <w:rFonts w:ascii="Consolas" w:hAnsi="Consolas"/>
-          <w:sz w:val="16"/>
-          <w:szCs w:val="16"/>
-        </w:rPr>
-        <w:t>서버가</w:t>
-      </w:r>
-      <w:r>
-        <w:rPr>
-          <w:rFonts w:ascii="Consolas" w:hAnsi="Consolas"/>
+        <w:t xml:space="preserve">    private String code;            // 서버가 재조회</w:t>
+      </w:r>
+      <w:r>
+        <w:rPr>
+          <w:rFonts w:ascii="Consolas" w:hAnsi="Consolas" w:hint="eastAsia"/>
           <w:sz w:val="16"/>
           <w:szCs w:val="16"/>
         </w:rPr>
@@ -1917,8 +1756,111 @@
           <w:sz w:val="16"/>
           <w:szCs w:val="16"/>
         </w:rPr>
-        <w:t>재조회할</w:t>
-      </w:r>
+        <w:t xml:space="preserve">할 수 있는 유일한 신뢰 가능 입력</w:t>
+      </w:r>
+    </w:p>
+    <w:p>
+      <w:pPr>
+        <w:pBdr>
+          <w:left w:val="single" w:sz="18" w:space="6" w:color="C0C0C0"/>
+        </w:pBdr>
+        <w:shd w:val="clear" w:color="auto" w:fill="F4F4F4"/>
+      </w:pPr>
+      <w:r>
+        <w:rPr>
+          <w:rFonts w:ascii="Consolas" w:hAnsi="Consolas"/>
+          <w:sz w:val="16"/>
+          <w:szCs w:val="16"/>
+        </w:rPr>
+        <w:t xml:space="preserve">    private int discountPercent;    // 토큰 안에 있다고 해서 믿으면 안 되는 값</w:t>
+      </w:r>
+    </w:p>
+    <w:p>
+      <w:pPr>
+        <w:pBdr>
+          <w:left w:val="single" w:sz="18" w:space="6" w:color="C0C0C0"/>
+        </w:pBdr>
+        <w:shd w:val="clear" w:color="auto" w:fill="F4F4F4"/>
+      </w:pPr>
+      <w:r>
+        <w:rPr>
+          <w:rFonts w:ascii="Consolas" w:hAnsi="Consolas"/>
+          <w:sz w:val="16"/>
+          <w:szCs w:val="16"/>
+        </w:rPr>
+        <w:t xml:space="preserve">    private String issuedToUuid;</w:t>
+      </w:r>
+    </w:p>
+    <w:p>
+      <w:pPr>
+        <w:pBdr>
+          <w:left w:val="single" w:sz="18" w:space="6" w:color="C0C0C0"/>
+          <w:bottom w:val="single" w:sz="4" w:space="3" w:color="D9D9D9"/>
+        </w:pBdr>
+        <w:shd w:val="clear" w:color="auto" w:fill="F4F4F4"/>
+      </w:pPr>
+      <w:r>
+        <w:rPr>
+          <w:rFonts w:ascii="Consolas" w:hAnsi="Consolas"/>
+          <w:sz w:val="16"/>
+          <w:szCs w:val="16"/>
+        </w:rPr>
+        <w:t>}</w:t>
+      </w:r>
+    </w:p>
+    <w:p>
+      <w:pPr>
+        <w:spacing w:after="80" w:line="272" w:lineRule="auto"/>
+      </w:pPr>
+    </w:p>
+    <w:p>
+      <w:pPr>
+        <w:spacing w:after="80" w:line="272" w:lineRule="auto"/>
+      </w:pPr>
+      <w:r>
+        <w:t xml:space="preserve">요청/응답 DTO — code/voucherToken/orderAmount 만 오가는 단순 record 들이다:</w:t>
+      </w:r>
+    </w:p>
+    <w:p>
+      <w:pPr>
+        <w:pBdr>
+          <w:top w:val="single" w:sz="4" w:space="3" w:color="D9D9D9"/>
+          <w:left w:val="single" w:sz="18" w:space="6" w:color="C0C0C0"/>
+        </w:pBdr>
+        <w:shd w:val="clear" w:color="auto" w:fill="F4F4F4"/>
+      </w:pPr>
+      <w:r>
+        <w:rPr>
+          <w:rFonts w:ascii="Consolas" w:hAnsi="Consolas"/>
+          <w:sz w:val="16"/>
+          <w:szCs w:val="16"/>
+        </w:rPr>
+        <w:t>public record IssueRequest(@NotBlank String code) {}</w:t>
+      </w:r>
+    </w:p>
+    <w:p>
+      <w:pPr>
+        <w:pBdr>
+          <w:left w:val="single" w:sz="18" w:space="6" w:color="C0C0C0"/>
+        </w:pBdr>
+        <w:shd w:val="clear" w:color="auto" w:fill="F4F4F4"/>
+      </w:pPr>
+      <w:r>
+        <w:rPr>
+          <w:rFonts w:ascii="Consolas" w:hAnsi="Consolas"/>
+          <w:sz w:val="16"/>
+          <w:szCs w:val="16"/>
+        </w:rPr>
+        <w:t>public record IssueResponse(String code, int discountPercent, String voucherToken) {}</w:t>
+      </w:r>
+    </w:p>
+    <w:p>
+      <w:pPr>
+        <w:pBdr>
+          <w:left w:val="single" w:sz="18" w:space="6" w:color="C0C0C0"/>
+        </w:pBdr>
+        <w:shd w:val="clear" w:color="auto" w:fill="F4F4F4"/>
+      </w:pPr>
       <w:r>
         <w:rPr>
           <w:rFonts w:ascii="Consolas" w:hAnsi="Consolas"/>
@@ -1927,245 +1869,21 @@
         </w:rPr>
         <w:t xml:space="preserve"> </w:t>
       </w:r>
-      <w:r>
-        <w:rPr>
-          <w:rFonts w:ascii="Consolas" w:hAnsi="Consolas"/>
-          <w:sz w:val="16"/>
-          <w:szCs w:val="16"/>
-        </w:rPr>
-        <w:t>수</w:t>
-      </w:r>
-      <w:r>
-        <w:rPr>
-          <w:rFonts w:ascii="Consolas" w:hAnsi="Consolas"/>
-          <w:sz w:val="16"/>
-          <w:szCs w:val="16"/>
-        </w:rPr>
-        <w:t xml:space="preserve"> </w:t>
-      </w:r>
-      <w:r>
-        <w:rPr>
-          <w:rFonts w:ascii="Consolas" w:hAnsi="Consolas"/>
-          <w:sz w:val="16"/>
-          <w:szCs w:val="16"/>
-        </w:rPr>
-        <w:t>있는</w:t>
-      </w:r>
-      <w:r>
-        <w:rPr>
-          <w:rFonts w:ascii="Consolas" w:hAnsi="Consolas"/>
-          <w:sz w:val="16"/>
-          <w:szCs w:val="16"/>
-        </w:rPr>
-        <w:t xml:space="preserve"> </w:t>
-      </w:r>
-      <w:r>
-        <w:rPr>
-          <w:rFonts w:ascii="Consolas" w:hAnsi="Consolas"/>
-          <w:sz w:val="16"/>
-          <w:szCs w:val="16"/>
-        </w:rPr>
-        <w:t>유일한</w:t>
-      </w:r>
-      <w:r>
-        <w:rPr>
-          <w:rFonts w:ascii="Consolas" w:hAnsi="Consolas"/>
-          <w:sz w:val="16"/>
-          <w:szCs w:val="16"/>
-        </w:rPr>
-        <w:t xml:space="preserve"> </w:t>
-      </w:r>
-      <w:r>
-        <w:rPr>
-          <w:rFonts w:ascii="Consolas" w:hAnsi="Consolas"/>
-          <w:sz w:val="16"/>
-          <w:szCs w:val="16"/>
-        </w:rPr>
-        <w:t>신뢰</w:t>
-      </w:r>
-      <w:r>
-        <w:rPr>
-          <w:rFonts w:ascii="Consolas" w:hAnsi="Consolas"/>
-          <w:sz w:val="16"/>
-          <w:szCs w:val="16"/>
-        </w:rPr>
-        <w:t xml:space="preserve"> </w:t>
-      </w:r>
-      <w:r>
-        <w:rPr>
-          <w:rFonts w:ascii="Consolas" w:hAnsi="Consolas"/>
-          <w:sz w:val="16"/>
-          <w:szCs w:val="16"/>
-        </w:rPr>
-        <w:t>가능</w:t>
-      </w:r>
-      <w:r>
-        <w:rPr>
-          <w:rFonts w:ascii="Consolas" w:hAnsi="Consolas"/>
-          <w:sz w:val="16"/>
-          <w:szCs w:val="16"/>
-        </w:rPr>
-        <w:t xml:space="preserve"> </w:t>
-      </w:r>
-      <w:r>
-        <w:rPr>
-          <w:rFonts w:ascii="Consolas" w:hAnsi="Consolas"/>
-          <w:sz w:val="16"/>
-          <w:szCs w:val="16"/>
-        </w:rPr>
-        <w:t>입력</w:t>
-      </w:r>
-    </w:p>
-    <w:p>
-      <w:pPr>
-        <w:pBdr>
-          <w:left w:val="single" w:sz="18" w:space="6" w:color="C0C0C0"/>
-        </w:pBdr>
-        <w:shd w:val="clear" w:color="auto" w:fill="F4F4F4"/>
-      </w:pPr>
-      <w:r>
-        <w:rPr>
-          <w:rFonts w:ascii="Consolas" w:hAnsi="Consolas"/>
-          <w:sz w:val="16"/>
-          <w:szCs w:val="16"/>
-        </w:rPr>
-        <w:t xml:space="preserve">    private int discountPercent;    // </w:t>
-      </w:r>
-      <w:r>
-        <w:rPr>
-          <w:rFonts w:ascii="Consolas" w:hAnsi="Consolas"/>
-          <w:sz w:val="16"/>
-          <w:szCs w:val="16"/>
-        </w:rPr>
-        <w:t>토큰</w:t>
-      </w:r>
-      <w:r>
-        <w:rPr>
-          <w:rFonts w:ascii="Consolas" w:hAnsi="Consolas"/>
-          <w:sz w:val="16"/>
-          <w:szCs w:val="16"/>
-        </w:rPr>
-        <w:t xml:space="preserve"> </w:t>
-      </w:r>
-      <w:r>
-        <w:rPr>
-          <w:rFonts w:ascii="Consolas" w:hAnsi="Consolas"/>
-          <w:sz w:val="16"/>
-          <w:szCs w:val="16"/>
-        </w:rPr>
-        <w:t>안에</w:t>
-      </w:r>
-      <w:r>
-        <w:rPr>
-          <w:rFonts w:ascii="Consolas" w:hAnsi="Consolas"/>
-          <w:sz w:val="16"/>
-          <w:szCs w:val="16"/>
-        </w:rPr>
-        <w:t xml:space="preserve"> </w:t>
-      </w:r>
-      <w:r>
-        <w:rPr>
-          <w:rFonts w:ascii="Consolas" w:hAnsi="Consolas"/>
-          <w:sz w:val="16"/>
-          <w:szCs w:val="16"/>
-        </w:rPr>
-        <w:t>있다고</w:t>
-      </w:r>
-      <w:r>
-        <w:rPr>
-          <w:rFonts w:ascii="Consolas" w:hAnsi="Consolas"/>
-          <w:sz w:val="16"/>
-          <w:szCs w:val="16"/>
-        </w:rPr>
-        <w:t xml:space="preserve"> </w:t>
-      </w:r>
-      <w:r>
-        <w:rPr>
-          <w:rFonts w:ascii="Consolas" w:hAnsi="Consolas"/>
-          <w:sz w:val="16"/>
-          <w:szCs w:val="16"/>
-        </w:rPr>
-        <w:t>해서</w:t>
-      </w:r>
-      <w:r>
-        <w:rPr>
-          <w:rFonts w:ascii="Consolas" w:hAnsi="Consolas"/>
-          <w:sz w:val="16"/>
-          <w:szCs w:val="16"/>
-        </w:rPr>
-        <w:t xml:space="preserve"> </w:t>
-      </w:r>
-      <w:r>
-        <w:rPr>
-          <w:rFonts w:ascii="Consolas" w:hAnsi="Consolas"/>
-          <w:sz w:val="16"/>
-          <w:szCs w:val="16"/>
-        </w:rPr>
-        <w:t>믿으면</w:t>
-      </w:r>
-      <w:r>
-        <w:rPr>
-          <w:rFonts w:ascii="Consolas" w:hAnsi="Consolas"/>
-          <w:sz w:val="16"/>
-          <w:szCs w:val="16"/>
-        </w:rPr>
-        <w:t xml:space="preserve"> </w:t>
-      </w:r>
-      <w:r>
-        <w:rPr>
-          <w:rFonts w:ascii="Consolas" w:hAnsi="Consolas"/>
-          <w:sz w:val="16"/>
-          <w:szCs w:val="16"/>
-        </w:rPr>
-        <w:t>안</w:t>
-      </w:r>
-      <w:r>
-        <w:rPr>
-          <w:rFonts w:ascii="Consolas" w:hAnsi="Consolas"/>
-          <w:sz w:val="16"/>
-          <w:szCs w:val="16"/>
-        </w:rPr>
-        <w:t xml:space="preserve"> </w:t>
-      </w:r>
-      <w:r>
-        <w:rPr>
-          <w:rFonts w:ascii="Consolas" w:hAnsi="Consolas"/>
-          <w:sz w:val="16"/>
-          <w:szCs w:val="16"/>
-        </w:rPr>
-        <w:t>되는</w:t>
-      </w:r>
-      <w:r>
-        <w:rPr>
-          <w:rFonts w:ascii="Consolas" w:hAnsi="Consolas"/>
-          <w:sz w:val="16"/>
-          <w:szCs w:val="16"/>
-        </w:rPr>
-        <w:t xml:space="preserve"> </w:t>
-      </w:r>
-      <w:r>
-        <w:rPr>
-          <w:rFonts w:ascii="Consolas" w:hAnsi="Consolas"/>
-          <w:sz w:val="16"/>
-          <w:szCs w:val="16"/>
-        </w:rPr>
-        <w:t>값</w:t>
-      </w:r>
-    </w:p>
-    <w:p>
-      <w:pPr>
-        <w:pBdr>
-          <w:left w:val="single" w:sz="18" w:space="6" w:color="C0C0C0"/>
-        </w:pBdr>
-        <w:shd w:val="clear" w:color="auto" w:fill="F4F4F4"/>
-      </w:pPr>
-      <w:r>
-        <w:rPr>
-          <w:rFonts w:ascii="Consolas" w:hAnsi="Consolas"/>
-          <w:sz w:val="16"/>
-          <w:szCs w:val="16"/>
-        </w:rPr>
-        <w:t xml:space="preserve">    private String issuedToUuid;</w:t>
+    </w:p>
+    <w:p>
+      <w:pPr>
+        <w:pBdr>
+          <w:left w:val="single" w:sz="18" w:space="6" w:color="C0C0C0"/>
+        </w:pBdr>
+        <w:shd w:val="clear" w:color="auto" w:fill="F4F4F4"/>
+      </w:pPr>
+      <w:r>
+        <w:rPr>
+          <w:rFonts w:ascii="Consolas" w:hAnsi="Consolas"/>
+          <w:sz w:val="16"/>
+          <w:szCs w:val="16"/>
+        </w:rPr>
+        <w:t>public record ApplyRequest(@NotBlank String voucherToken, @Positive long orderAmount) {}</w:t>
       </w:r>
     </w:p>
     <w:p>
@@ -2182,7 +1900,7 @@
           <w:sz w:val="16"/>
           <w:szCs w:val="16"/>
         </w:rPr>
-        <w:t>}</w:t>
+        <w:t>public record ApplyResponse(String code, int appliedDiscountPercent, long orderAmount, long finalAmount) {}</w:t>
       </w:r>
     </w:p>
     <w:p>
@@ -2194,118 +1912,6 @@
       <w:pPr>
         <w:spacing w:after="80" w:line="272" w:lineRule="auto"/>
       </w:pPr>
-      <w:r>
-        <w:t>요청/응답 DTO — code/</w:t>
-      </w:r>
-      <w:proofErr w:type="spellStart"/>
-      <w:r>
-        <w:t>voucherToken</w:t>
-      </w:r>
-      <w:proofErr w:type="spellEnd"/>
-      <w:r>
-        <w:t>/</w:t>
-      </w:r>
-      <w:proofErr w:type="spellStart"/>
-      <w:r>
-        <w:t>orderAmount</w:t>
-      </w:r>
-      <w:proofErr w:type="spellEnd"/>
-      <w:r>
-        <w:t xml:space="preserve"> 만 오가는 단순 record 들이다:</w:t>
-      </w:r>
-    </w:p>
-    <w:p>
-      <w:pPr>
-        <w:pBdr>
-          <w:top w:val="single" w:sz="4" w:space="3" w:color="D9D9D9"/>
-          <w:left w:val="single" w:sz="18" w:space="6" w:color="C0C0C0"/>
-        </w:pBdr>
-        <w:shd w:val="clear" w:color="auto" w:fill="F4F4F4"/>
-      </w:pPr>
-      <w:r>
-        <w:rPr>
-          <w:rFonts w:ascii="Consolas" w:hAnsi="Consolas"/>
-          <w:sz w:val="16"/>
-          <w:szCs w:val="16"/>
-        </w:rPr>
-        <w:t>public record IssueRequest(@NotBlank String code) {}</w:t>
-      </w:r>
-    </w:p>
-    <w:p>
-      <w:pPr>
-        <w:pBdr>
-          <w:left w:val="single" w:sz="18" w:space="6" w:color="C0C0C0"/>
-        </w:pBdr>
-        <w:shd w:val="clear" w:color="auto" w:fill="F4F4F4"/>
-      </w:pPr>
-      <w:r>
-        <w:rPr>
-          <w:rFonts w:ascii="Consolas" w:hAnsi="Consolas"/>
-          <w:sz w:val="16"/>
-          <w:szCs w:val="16"/>
-        </w:rPr>
-        <w:t>public record IssueResponse(String code, int discountPercent, String voucherToken) {}</w:t>
-      </w:r>
-    </w:p>
-    <w:p>
-      <w:pPr>
-        <w:pBdr>
-          <w:left w:val="single" w:sz="18" w:space="6" w:color="C0C0C0"/>
-        </w:pBdr>
-        <w:shd w:val="clear" w:color="auto" w:fill="F4F4F4"/>
-      </w:pPr>
-      <w:r>
-        <w:rPr>
-          <w:rFonts w:ascii="Consolas" w:hAnsi="Consolas"/>
-          <w:sz w:val="16"/>
-          <w:szCs w:val="16"/>
-        </w:rPr>
-        <w:t xml:space="preserve"> </w:t>
-      </w:r>
-    </w:p>
-    <w:p>
-      <w:pPr>
-        <w:pBdr>
-          <w:left w:val="single" w:sz="18" w:space="6" w:color="C0C0C0"/>
-        </w:pBdr>
-        <w:shd w:val="clear" w:color="auto" w:fill="F4F4F4"/>
-      </w:pPr>
-      <w:r>
-        <w:rPr>
-          <w:rFonts w:ascii="Consolas" w:hAnsi="Consolas"/>
-          <w:sz w:val="16"/>
-          <w:szCs w:val="16"/>
-        </w:rPr>
-        <w:t>public record ApplyRequest(@NotBlank String voucherToken, @Positive long orderAmount) {}</w:t>
-      </w:r>
-    </w:p>
-    <w:p>
-      <w:pPr>
-        <w:pBdr>
-          <w:left w:val="single" w:sz="18" w:space="6" w:color="C0C0C0"/>
-          <w:bottom w:val="single" w:sz="4" w:space="3" w:color="D9D9D9"/>
-        </w:pBdr>
-        <w:shd w:val="clear" w:color="auto" w:fill="F4F4F4"/>
-      </w:pPr>
-      <w:r>
-        <w:rPr>
-          <w:rFonts w:ascii="Consolas" w:hAnsi="Consolas"/>
-          <w:sz w:val="16"/>
-          <w:szCs w:val="16"/>
-        </w:rPr>
-        <w:t>public record ApplyResponse(String code, int appliedDiscountPercent, long orderAmount, long finalAmount) {}</w:t>
-      </w:r>
-    </w:p>
-    <w:p>
-      <w:pPr>
-        <w:spacing w:after="80" w:line="272" w:lineRule="auto"/>
-      </w:pPr>
-    </w:p>
-    <w:p>
-      <w:pPr>
-        <w:spacing w:after="80" w:line="272" w:lineRule="auto"/>
-      </w:pPr>
-      <w:proofErr w:type="spellStart"/>
       <w:r>
         <w:rPr>
           <w:b/>
@@ -2313,45 +1919,755 @@
         <w:lastRenderedPageBreak/>
         <w:t>DeserializationDemoService</w:t>
       </w:r>
-      <w:proofErr w:type="spellEnd"/>
-      <w:r>
+      <w:r>
+        <w:t xml:space="preserve"> 직렬화/역직렬화 — 이 데모의 실제 핵심 로직. serializeToBytes/deserializeFromBytes 는 "순수 바이트 변환"만 담당하는 공통 로직으로 분리해 두었다 </w:t>
+      </w:r>
+    </w:p>
+    <w:p>
+      <w:pPr>
+        <w:spacing w:after="80" w:line="272" w:lineRule="auto"/>
+      </w:pPr>
+      <w:r>
+        <w:t>— 2-4의 서명 버전도 이 두 메서드를 그대로 재사용</w:t>
+      </w:r>
+      <w:r>
+        <w:rPr>
+          <w:rFonts w:hint="eastAsia"/>
+        </w:rPr>
         <w:t xml:space="preserve"> </w:t>
       </w:r>
       <w:r>
-        <w:t>직렬화/</w:t>
-      </w:r>
-      <w:proofErr w:type="spellStart"/>
-      <w:r>
-        <w:t>역직렬화</w:t>
-      </w:r>
-      <w:proofErr w:type="spellEnd"/>
-      <w:r>
-        <w:t xml:space="preserve"> — 이 데모의 실제 핵심 </w:t>
-      </w:r>
-      <w:proofErr w:type="spellStart"/>
-      <w:r>
-        <w:t>로직</w:t>
-      </w:r>
-      <w:proofErr w:type="spellEnd"/>
-      <w:r>
-        <w:t xml:space="preserve">. serializeToBytes/deserializeFromBytes 는 "순수 바이트 변환"만 담당하는 공통 로직으로 분리해 두었다 </w:t>
+        <w:t>한다:</w:t>
+      </w:r>
+    </w:p>
+    <w:p>
+      <w:pPr>
+        <w:pBdr>
+          <w:top w:val="single" w:sz="4" w:space="3" w:color="D9D9D9"/>
+          <w:left w:val="single" w:sz="18" w:space="6" w:color="C0C0C0"/>
+        </w:pBdr>
+        <w:shd w:val="clear" w:color="auto" w:fill="F4F4F4"/>
+      </w:pPr>
+      <w:r>
+        <w:rPr>
+          <w:rFonts w:ascii="Consolas" w:hAnsi="Consolas"/>
+          <w:sz w:val="16"/>
+          <w:szCs w:val="16"/>
+        </w:rPr>
+        <w:t>private String serialize(Voucher voucher) {</w:t>
+      </w:r>
+    </w:p>
+    <w:p>
+      <w:pPr>
+        <w:pBdr>
+          <w:left w:val="single" w:sz="18" w:space="6" w:color="C0C0C0"/>
+        </w:pBdr>
+        <w:shd w:val="clear" w:color="auto" w:fill="F4F4F4"/>
+      </w:pPr>
+      <w:r>
+        <w:rPr>
+          <w:rFonts w:ascii="Consolas" w:hAnsi="Consolas"/>
+          <w:sz w:val="16"/>
+          <w:szCs w:val="16"/>
+        </w:rPr>
+        <w:t xml:space="preserve">    return Base64.getEncoder().encodeToString(serializeToBytes(voucher));</w:t>
+      </w:r>
+    </w:p>
+    <w:p>
+      <w:pPr>
+        <w:pBdr>
+          <w:left w:val="single" w:sz="18" w:space="6" w:color="C0C0C0"/>
+        </w:pBdr>
+        <w:shd w:val="clear" w:color="auto" w:fill="F4F4F4"/>
+      </w:pPr>
+      <w:r>
+        <w:rPr>
+          <w:rFonts w:ascii="Consolas" w:hAnsi="Consolas"/>
+          <w:sz w:val="16"/>
+          <w:szCs w:val="16"/>
+        </w:rPr>
+        <w:t>}</w:t>
+      </w:r>
+    </w:p>
+    <w:p>
+      <w:pPr>
+        <w:pBdr>
+          <w:left w:val="single" w:sz="18" w:space="6" w:color="C0C0C0"/>
+        </w:pBdr>
+        <w:shd w:val="clear" w:color="auto" w:fill="F4F4F4"/>
+      </w:pPr>
+      <w:r>
+        <w:rPr>
+          <w:rFonts w:ascii="Consolas" w:hAnsi="Consolas"/>
+          <w:sz w:val="16"/>
+          <w:szCs w:val="16"/>
+        </w:rPr>
+        <w:t xml:space="preserve"> </w:t>
+      </w:r>
+    </w:p>
+    <w:p>
+      <w:pPr>
+        <w:pBdr>
+          <w:left w:val="single" w:sz="18" w:space="6" w:color="C0C0C0"/>
+        </w:pBdr>
+        <w:shd w:val="clear" w:color="auto" w:fill="F4F4F4"/>
+      </w:pPr>
+      <w:r>
+        <w:rPr>
+          <w:rFonts w:ascii="Consolas" w:hAnsi="Consolas"/>
+          <w:sz w:val="16"/>
+          <w:szCs w:val="16"/>
+        </w:rPr>
+        <w:t>private byte[] serializeToBytes(Voucher voucher) {</w:t>
+      </w:r>
+    </w:p>
+    <w:p>
+      <w:pPr>
+        <w:pBdr>
+          <w:left w:val="single" w:sz="18" w:space="6" w:color="C0C0C0"/>
+        </w:pBdr>
+        <w:shd w:val="clear" w:color="auto" w:fill="F4F4F4"/>
+      </w:pPr>
+      <w:r>
+        <w:rPr>
+          <w:rFonts w:ascii="Consolas" w:hAnsi="Consolas"/>
+          <w:sz w:val="16"/>
+          <w:szCs w:val="16"/>
+        </w:rPr>
+        <w:t xml:space="preserve">    try (ByteArrayOutputStream bos = new ByteArrayOutputStream();</w:t>
+      </w:r>
+    </w:p>
+    <w:p>
+      <w:pPr>
+        <w:pBdr>
+          <w:left w:val="single" w:sz="18" w:space="6" w:color="C0C0C0"/>
+        </w:pBdr>
+        <w:shd w:val="clear" w:color="auto" w:fill="F4F4F4"/>
+      </w:pPr>
+      <w:r>
+        <w:rPr>
+          <w:rFonts w:ascii="Consolas" w:hAnsi="Consolas"/>
+          <w:sz w:val="16"/>
+          <w:szCs w:val="16"/>
+        </w:rPr>
+        <w:t xml:space="preserve">        ObjectOutputStream oos = new ObjectOutputStream(bos)) {</w:t>
+      </w:r>
+    </w:p>
+    <w:p>
+      <w:pPr>
+        <w:pBdr>
+          <w:left w:val="single" w:sz="18" w:space="6" w:color="C0C0C0"/>
+        </w:pBdr>
+        <w:shd w:val="clear" w:color="auto" w:fill="F4F4F4"/>
+      </w:pPr>
+      <w:r>
+        <w:rPr>
+          <w:rFonts w:ascii="Consolas" w:hAnsi="Consolas"/>
+          <w:sz w:val="16"/>
+          <w:szCs w:val="16"/>
+        </w:rPr>
+        <w:t xml:space="preserve">        oos.writeObject(voucher);</w:t>
+      </w:r>
+    </w:p>
+    <w:p>
+      <w:pPr>
+        <w:pBdr>
+          <w:left w:val="single" w:sz="18" w:space="6" w:color="C0C0C0"/>
+        </w:pBdr>
+        <w:shd w:val="clear" w:color="auto" w:fill="F4F4F4"/>
+      </w:pPr>
+      <w:r>
+        <w:rPr>
+          <w:rFonts w:ascii="Consolas" w:hAnsi="Consolas"/>
+          <w:sz w:val="16"/>
+          <w:szCs w:val="16"/>
+        </w:rPr>
+        <w:t xml:space="preserve">        return bos.toByteArray();</w:t>
+      </w:r>
+    </w:p>
+    <w:p>
+      <w:pPr>
+        <w:pBdr>
+          <w:left w:val="single" w:sz="18" w:space="6" w:color="C0C0C0"/>
+        </w:pBdr>
+        <w:shd w:val="clear" w:color="auto" w:fill="F4F4F4"/>
+      </w:pPr>
+      <w:r>
+        <w:rPr>
+          <w:rFonts w:ascii="Consolas" w:hAnsi="Consolas"/>
+          <w:sz w:val="16"/>
+          <w:szCs w:val="16"/>
+        </w:rPr>
+        <w:t xml:space="preserve">    } catch (Exception e) {</w:t>
+      </w:r>
+    </w:p>
+    <w:p>
+      <w:pPr>
+        <w:pBdr>
+          <w:left w:val="single" w:sz="18" w:space="6" w:color="C0C0C0"/>
+        </w:pBdr>
+        <w:shd w:val="clear" w:color="auto" w:fill="F4F4F4"/>
+      </w:pPr>
+      <w:r>
+        <w:rPr>
+          <w:rFonts w:ascii="Consolas" w:hAnsi="Consolas"/>
+          <w:sz w:val="16"/>
+          <w:szCs w:val="16"/>
+        </w:rPr>
+        <w:t xml:space="preserve">        throw new IllegalStateException("voucher 직렬화 실패", e);</w:t>
+      </w:r>
+    </w:p>
+    <w:p>
+      <w:pPr>
+        <w:pBdr>
+          <w:left w:val="single" w:sz="18" w:space="6" w:color="C0C0C0"/>
+        </w:pBdr>
+        <w:shd w:val="clear" w:color="auto" w:fill="F4F4F4"/>
+      </w:pPr>
+      <w:r>
+        <w:rPr>
+          <w:rFonts w:ascii="Consolas" w:hAnsi="Consolas"/>
+          <w:sz w:val="16"/>
+          <w:szCs w:val="16"/>
+        </w:rPr>
+        <w:t xml:space="preserve">    }</w:t>
+      </w:r>
+    </w:p>
+    <w:p>
+      <w:pPr>
+        <w:pBdr>
+          <w:left w:val="single" w:sz="18" w:space="6" w:color="C0C0C0"/>
+        </w:pBdr>
+        <w:shd w:val="clear" w:color="auto" w:fill="F4F4F4"/>
+      </w:pPr>
+      <w:r>
+        <w:rPr>
+          <w:rFonts w:ascii="Consolas" w:hAnsi="Consolas"/>
+          <w:sz w:val="16"/>
+          <w:szCs w:val="16"/>
+        </w:rPr>
+        <w:t>}</w:t>
+      </w:r>
+    </w:p>
+    <w:p>
+      <w:pPr>
+        <w:pBdr>
+          <w:left w:val="single" w:sz="18" w:space="6" w:color="C0C0C0"/>
+        </w:pBdr>
+        <w:shd w:val="clear" w:color="auto" w:fill="F4F4F4"/>
+      </w:pPr>
+      <w:r>
+        <w:rPr>
+          <w:rFonts w:ascii="Consolas" w:hAnsi="Consolas"/>
+          <w:sz w:val="16"/>
+          <w:szCs w:val="16"/>
+        </w:rPr>
+        <w:t xml:space="preserve"> </w:t>
+      </w:r>
+    </w:p>
+    <w:p>
+      <w:pPr>
+        <w:pBdr>
+          <w:left w:val="single" w:sz="18" w:space="6" w:color="C0C0C0"/>
+        </w:pBdr>
+        <w:shd w:val="clear" w:color="auto" w:fill="F4F4F4"/>
+      </w:pPr>
+      <w:r>
+        <w:rPr>
+          <w:rFonts w:ascii="Consolas" w:hAnsi="Consolas"/>
+          <w:sz w:val="16"/>
+          <w:szCs w:val="16"/>
+        </w:rPr>
+        <w:t xml:space="preserve">// 바로 이 메서드가 </w:t>
+      </w:r>
+      <w:r>
+        <w:rPr>
+          <w:rFonts w:ascii="Consolas" w:hAnsi="Consolas" w:hint="eastAsia"/>
+          <w:sz w:val="16"/>
+          <w:szCs w:val="16"/>
+        </w:rPr>
+        <w:t xml:space="preserve">취약점이 있는 코드이다</w:t>
+      </w:r>
+      <w:r>
+        <w:rPr>
+          <w:rFonts w:ascii="Consolas" w:hAnsi="Consolas"/>
+          <w:sz w:val="16"/>
+          <w:szCs w:val="16"/>
+        </w:rPr>
+        <w:t xml:space="preserve"> : 클라이언트가 보낸 바이트를 그대로 역직렬화</w:t>
+      </w:r>
+      <w:r>
+        <w:rPr>
+          <w:rFonts w:ascii="Consolas" w:hAnsi="Consolas" w:hint="eastAsia"/>
+          <w:sz w:val="16"/>
+          <w:szCs w:val="16"/>
+        </w:rPr>
+        <w:t xml:space="preserve"> </w:t>
+      </w:r>
+      <w:r>
+        <w:rPr>
+          <w:rFonts w:ascii="Consolas" w:hAnsi="Consolas"/>
+          <w:sz w:val="16"/>
+          <w:szCs w:val="16"/>
+        </w:rPr>
+        <w:t>한다.</w:t>
+      </w:r>
+    </w:p>
+    <w:p>
+      <w:pPr>
+        <w:pBdr>
+          <w:left w:val="single" w:sz="18" w:space="6" w:color="C0C0C0"/>
+        </w:pBdr>
+        <w:shd w:val="clear" w:color="auto" w:fill="F4F4F4"/>
+      </w:pPr>
+      <w:r>
+        <w:rPr>
+          <w:rFonts w:ascii="Consolas" w:hAnsi="Consolas"/>
+          <w:sz w:val="16"/>
+          <w:szCs w:val="16"/>
+        </w:rPr>
+        <w:t>private Voucher deserialize(String voucherToken) {</w:t>
+      </w:r>
+    </w:p>
+    <w:p>
+      <w:pPr>
+        <w:pBdr>
+          <w:left w:val="single" w:sz="18" w:space="6" w:color="C0C0C0"/>
+        </w:pBdr>
+        <w:shd w:val="clear" w:color="auto" w:fill="F4F4F4"/>
+      </w:pPr>
+      <w:r>
+        <w:rPr>
+          <w:rFonts w:ascii="Consolas" w:hAnsi="Consolas"/>
+          <w:sz w:val="16"/>
+          <w:szCs w:val="16"/>
+        </w:rPr>
+        <w:t xml:space="preserve">    return deserializeFromBytes(Base64.getDecoder().decode(voucherToken));</w:t>
+      </w:r>
+    </w:p>
+    <w:p>
+      <w:pPr>
+        <w:pBdr>
+          <w:left w:val="single" w:sz="18" w:space="6" w:color="C0C0C0"/>
+        </w:pBdr>
+        <w:shd w:val="clear" w:color="auto" w:fill="F4F4F4"/>
+      </w:pPr>
+      <w:r>
+        <w:rPr>
+          <w:rFonts w:ascii="Consolas" w:hAnsi="Consolas"/>
+          <w:sz w:val="16"/>
+          <w:szCs w:val="16"/>
+        </w:rPr>
+        <w:t>}</w:t>
+      </w:r>
+    </w:p>
+    <w:p>
+      <w:pPr>
+        <w:pBdr>
+          <w:left w:val="single" w:sz="18" w:space="6" w:color="C0C0C0"/>
+        </w:pBdr>
+        <w:shd w:val="clear" w:color="auto" w:fill="F4F4F4"/>
+      </w:pPr>
+      <w:r>
+        <w:rPr>
+          <w:rFonts w:ascii="Consolas" w:hAnsi="Consolas"/>
+          <w:sz w:val="16"/>
+          <w:szCs w:val="16"/>
+        </w:rPr>
+        <w:t xml:space="preserve"> </w:t>
+      </w:r>
+    </w:p>
+    <w:p>
+      <w:pPr>
+        <w:pBdr>
+          <w:left w:val="single" w:sz="18" w:space="6" w:color="C0C0C0"/>
+        </w:pBdr>
+        <w:shd w:val="clear" w:color="auto" w:fill="F4F4F4"/>
+      </w:pPr>
+      <w:r>
+        <w:rPr>
+          <w:rFonts w:ascii="Consolas" w:hAnsi="Consolas"/>
+          <w:sz w:val="16"/>
+          <w:szCs w:val="16"/>
+        </w:rPr>
+        <w:t>private Voucher deserializeFromBytes(byte[] bytes) {</w:t>
+      </w:r>
+    </w:p>
+    <w:p>
+      <w:pPr>
+        <w:pBdr>
+          <w:left w:val="single" w:sz="18" w:space="6" w:color="C0C0C0"/>
+        </w:pBdr>
+        <w:shd w:val="clear" w:color="auto" w:fill="F4F4F4"/>
+      </w:pPr>
+      <w:r>
+        <w:rPr>
+          <w:rFonts w:ascii="Consolas" w:hAnsi="Consolas"/>
+          <w:sz w:val="16"/>
+          <w:szCs w:val="16"/>
+        </w:rPr>
+        <w:t xml:space="preserve">    try (ByteArrayInputStream bis = new ByteArrayInputStream(bytes);</w:t>
+      </w:r>
+    </w:p>
+    <w:p>
+      <w:pPr>
+        <w:pBdr>
+          <w:left w:val="single" w:sz="18" w:space="6" w:color="C0C0C0"/>
+        </w:pBdr>
+        <w:shd w:val="clear" w:color="auto" w:fill="F4F4F4"/>
+      </w:pPr>
+      <w:r>
+        <w:rPr>
+          <w:rFonts w:ascii="Consolas" w:hAnsi="Consolas"/>
+          <w:sz w:val="16"/>
+          <w:szCs w:val="16"/>
+        </w:rPr>
+        <w:t xml:space="preserve">         ObjectInputStream ois = new ObjectInputStream(bis)) {</w:t>
+      </w:r>
+    </w:p>
+    <w:p>
+      <w:pPr>
+        <w:pBdr>
+          <w:left w:val="single" w:sz="18" w:space="6" w:color="C0C0C0"/>
+        </w:pBdr>
+        <w:shd w:val="clear" w:color="auto" w:fill="F4F4F4"/>
+      </w:pPr>
+      <w:r>
+        <w:rPr>
+          <w:rFonts w:ascii="Consolas" w:hAnsi="Consolas"/>
+          <w:sz w:val="16"/>
+          <w:szCs w:val="16"/>
+        </w:rPr>
+        <w:t xml:space="preserve">         return (Voucher) ois.readObject();</w:t>
+      </w:r>
+    </w:p>
+    <w:p>
+      <w:pPr>
+        <w:pBdr>
+          <w:left w:val="single" w:sz="18" w:space="6" w:color="C0C0C0"/>
+        </w:pBdr>
+        <w:shd w:val="clear" w:color="auto" w:fill="F4F4F4"/>
+      </w:pPr>
+      <w:r>
+        <w:rPr>
+          <w:rFonts w:ascii="Consolas" w:hAnsi="Consolas"/>
+          <w:sz w:val="16"/>
+          <w:szCs w:val="16"/>
+        </w:rPr>
+        <w:t xml:space="preserve">    } catch (Exception e) {</w:t>
+      </w:r>
+    </w:p>
+    <w:p>
+      <w:pPr>
+        <w:pBdr>
+          <w:left w:val="single" w:sz="18" w:space="6" w:color="C0C0C0"/>
+        </w:pBdr>
+        <w:shd w:val="clear" w:color="auto" w:fill="F4F4F4"/>
+      </w:pPr>
+      <w:r>
+        <w:rPr>
+          <w:rFonts w:ascii="Consolas" w:hAnsi="Consolas"/>
+          <w:sz w:val="16"/>
+          <w:szCs w:val="16"/>
+        </w:rPr>
+        <w:t xml:space="preserve">        throw new IllegalArgumentException("유효하지 않은 voucherToken 입니다", e);</w:t>
+      </w:r>
+    </w:p>
+    <w:p>
+      <w:pPr>
+        <w:pBdr>
+          <w:left w:val="single" w:sz="18" w:space="6" w:color="C0C0C0"/>
+        </w:pBdr>
+        <w:shd w:val="clear" w:color="auto" w:fill="F4F4F4"/>
+      </w:pPr>
+      <w:r>
+        <w:rPr>
+          <w:rFonts w:ascii="Consolas" w:hAnsi="Consolas"/>
+          <w:sz w:val="16"/>
+          <w:szCs w:val="16"/>
+        </w:rPr>
+        <w:t xml:space="preserve">    }</w:t>
+      </w:r>
+    </w:p>
+    <w:p>
+      <w:pPr>
+        <w:pBdr>
+          <w:left w:val="single" w:sz="18" w:space="6" w:color="C0C0C0"/>
+          <w:bottom w:val="single" w:sz="4" w:space="3" w:color="D9D9D9"/>
+        </w:pBdr>
+        <w:shd w:val="clear" w:color="auto" w:fill="F4F4F4"/>
+      </w:pPr>
+      <w:r>
+        <w:rPr>
+          <w:rFonts w:ascii="Consolas" w:hAnsi="Consolas"/>
+          <w:sz w:val="16"/>
+          <w:szCs w:val="16"/>
+        </w:rPr>
+        <w:t>}</w:t>
       </w:r>
     </w:p>
     <w:p>
       <w:pPr>
         <w:spacing w:after="80" w:line="272" w:lineRule="auto"/>
       </w:pPr>
-      <w:r>
-        <w:t>— 2-4의 서명 버전도 이 두 메서드를 그대로 재사용</w:t>
-      </w:r>
-      <w:r>
-        <w:rPr>
-          <w:rFonts w:hint="eastAsia"/>
+    </w:p>
+    <w:p>
+      <w:pPr>
+        <w:spacing w:after="80" w:line="272" w:lineRule="auto"/>
+      </w:pPr>
+      <w:r>
+        <w:rPr>
+          <w:b/>
+        </w:rPr>
+        <w:t>DeserializationDemoController</w:t>
+      </w:r>
+      <w:r>
+        <w:t xml:space="preserve"> — 세 엔드포인트를 서비스로 그대로 위임한다:</w:t>
+      </w:r>
+    </w:p>
+    <w:p>
+      <w:pPr>
+        <w:pBdr>
+          <w:top w:val="single" w:sz="4" w:space="3" w:color="D9D9D9"/>
+          <w:left w:val="single" w:sz="18" w:space="6" w:color="C0C0C0"/>
+        </w:pBdr>
+        <w:shd w:val="clear" w:color="auto" w:fill="F4F4F4"/>
+      </w:pPr>
+      <w:r>
+        <w:rPr>
+          <w:rFonts w:ascii="Consolas" w:hAnsi="Consolas"/>
+          <w:sz w:val="16"/>
+          <w:szCs w:val="16"/>
+        </w:rPr>
+        <w:t>@PostMapping("/issue")</w:t>
+      </w:r>
+    </w:p>
+    <w:p>
+      <w:pPr>
+        <w:pBdr>
+          <w:left w:val="single" w:sz="18" w:space="6" w:color="C0C0C0"/>
+        </w:pBdr>
+        <w:shd w:val="clear" w:color="auto" w:fill="F4F4F4"/>
+      </w:pPr>
+      <w:r>
+        <w:rPr>
+          <w:rFonts w:ascii="Consolas" w:hAnsi="Consolas"/>
+          <w:sz w:val="16"/>
+          <w:szCs w:val="16"/>
+        </w:rPr>
+        <w:t>public IssueResponse issue(@Valid @RequestBody IssueRequest request) {</w:t>
+      </w:r>
+    </w:p>
+    <w:p>
+      <w:pPr>
+        <w:pBdr>
+          <w:left w:val="single" w:sz="18" w:space="6" w:color="C0C0C0"/>
+        </w:pBdr>
+        <w:shd w:val="clear" w:color="auto" w:fill="F4F4F4"/>
+      </w:pPr>
+      <w:r>
+        <w:rPr>
+          <w:rFonts w:ascii="Consolas" w:hAnsi="Consolas"/>
+          <w:sz w:val="16"/>
+          <w:szCs w:val="16"/>
+        </w:rPr>
+        <w:t xml:space="preserve">    return deserializationDemoService.issue(request.code());</w:t>
+      </w:r>
+    </w:p>
+    <w:p>
+      <w:pPr>
+        <w:pBdr>
+          <w:left w:val="single" w:sz="18" w:space="6" w:color="C0C0C0"/>
+        </w:pBdr>
+        <w:shd w:val="clear" w:color="auto" w:fill="F4F4F4"/>
+      </w:pPr>
+      <w:r>
+        <w:rPr>
+          <w:rFonts w:ascii="Consolas" w:hAnsi="Consolas"/>
+          <w:sz w:val="16"/>
+          <w:szCs w:val="16"/>
+        </w:rPr>
+        <w:t>}</w:t>
+      </w:r>
+    </w:p>
+    <w:p>
+      <w:pPr>
+        <w:pBdr>
+          <w:left w:val="single" w:sz="18" w:space="6" w:color="C0C0C0"/>
+        </w:pBdr>
+        <w:shd w:val="clear" w:color="auto" w:fill="F4F4F4"/>
+      </w:pPr>
+      <w:r>
+        <w:rPr>
+          <w:rFonts w:ascii="Consolas" w:hAnsi="Consolas"/>
+          <w:sz w:val="16"/>
+          <w:szCs w:val="16"/>
         </w:rPr>
         <w:t xml:space="preserve"> </w:t>
       </w:r>
-      <w:r>
-        <w:t>한다:</w:t>
+    </w:p>
+    <w:p>
+      <w:pPr>
+        <w:pBdr>
+          <w:left w:val="single" w:sz="18" w:space="6" w:color="C0C0C0"/>
+        </w:pBdr>
+        <w:shd w:val="clear" w:color="auto" w:fill="F4F4F4"/>
+      </w:pPr>
+      <w:r>
+        <w:rPr>
+          <w:rFonts w:ascii="Consolas" w:hAnsi="Consolas"/>
+          <w:sz w:val="16"/>
+          <w:szCs w:val="16"/>
+        </w:rPr>
+        <w:t xml:space="preserve">@PostMapping("/apply")                 // 취약</w:t>
+      </w:r>
+    </w:p>
+    <w:p>
+      <w:pPr>
+        <w:pBdr>
+          <w:left w:val="single" w:sz="18" w:space="6" w:color="C0C0C0"/>
+        </w:pBdr>
+        <w:shd w:val="clear" w:color="auto" w:fill="F4F4F4"/>
+      </w:pPr>
+      <w:r>
+        <w:rPr>
+          <w:rFonts w:ascii="Consolas" w:hAnsi="Consolas"/>
+          <w:sz w:val="16"/>
+          <w:szCs w:val="16"/>
+        </w:rPr>
+        <w:t>public ApplyResponse applyVulnerable(@Valid @RequestBody ApplyRequest request) {</w:t>
+      </w:r>
+    </w:p>
+    <w:p>
+      <w:pPr>
+        <w:pBdr>
+          <w:left w:val="single" w:sz="18" w:space="6" w:color="C0C0C0"/>
+        </w:pBdr>
+        <w:shd w:val="clear" w:color="auto" w:fill="F4F4F4"/>
+      </w:pPr>
+      <w:r>
+        <w:rPr>
+          <w:rFonts w:ascii="Consolas" w:hAnsi="Consolas"/>
+          <w:sz w:val="16"/>
+          <w:szCs w:val="16"/>
+        </w:rPr>
+        <w:t xml:space="preserve">    return deserializationDemoService.applyVulnerable(request.voucherToken(), request.orderAmount());</w:t>
+      </w:r>
+    </w:p>
+    <w:p>
+      <w:pPr>
+        <w:pBdr>
+          <w:left w:val="single" w:sz="18" w:space="6" w:color="C0C0C0"/>
+        </w:pBdr>
+        <w:shd w:val="clear" w:color="auto" w:fill="F4F4F4"/>
+      </w:pPr>
+      <w:r>
+        <w:rPr>
+          <w:rFonts w:ascii="Consolas" w:hAnsi="Consolas"/>
+          <w:sz w:val="16"/>
+          <w:szCs w:val="16"/>
+        </w:rPr>
+        <w:t>}</w:t>
+      </w:r>
+    </w:p>
+    <w:p>
+      <w:pPr>
+        <w:pBdr>
+          <w:left w:val="single" w:sz="18" w:space="6" w:color="C0C0C0"/>
+        </w:pBdr>
+        <w:shd w:val="clear" w:color="auto" w:fill="F4F4F4"/>
+      </w:pPr>
+      <w:r>
+        <w:rPr>
+          <w:rFonts w:ascii="Consolas" w:hAnsi="Consolas"/>
+          <w:sz w:val="16"/>
+          <w:szCs w:val="16"/>
+        </w:rPr>
+        <w:t xml:space="preserve"> </w:t>
+      </w:r>
+    </w:p>
+    <w:p>
+      <w:pPr>
+        <w:pBdr>
+          <w:left w:val="single" w:sz="18" w:space="6" w:color="C0C0C0"/>
+        </w:pBdr>
+        <w:shd w:val="clear" w:color="auto" w:fill="F4F4F4"/>
+      </w:pPr>
+      <w:r>
+        <w:rPr>
+          <w:rFonts w:ascii="Consolas" w:hAnsi="Consolas"/>
+          <w:sz w:val="16"/>
+          <w:szCs w:val="16"/>
+        </w:rPr>
+        <w:t xml:space="preserve">@PostMapping("/apply-safe")            // 안전(재검증)</w:t>
+      </w:r>
+    </w:p>
+    <w:p>
+      <w:pPr>
+        <w:pBdr>
+          <w:left w:val="single" w:sz="18" w:space="6" w:color="C0C0C0"/>
+        </w:pBdr>
+        <w:shd w:val="clear" w:color="auto" w:fill="F4F4F4"/>
+      </w:pPr>
+      <w:r>
+        <w:rPr>
+          <w:rFonts w:ascii="Consolas" w:hAnsi="Consolas"/>
+          <w:sz w:val="16"/>
+          <w:szCs w:val="16"/>
+        </w:rPr>
+        <w:t>public ApplyResponse applySafe(@Valid @RequestBody ApplyRequest request) {</w:t>
+      </w:r>
+    </w:p>
+    <w:p>
+      <w:pPr>
+        <w:pBdr>
+          <w:left w:val="single" w:sz="18" w:space="6" w:color="C0C0C0"/>
+        </w:pBdr>
+        <w:shd w:val="clear" w:color="auto" w:fill="F4F4F4"/>
+      </w:pPr>
+      <w:r>
+        <w:rPr>
+          <w:rFonts w:ascii="Consolas" w:hAnsi="Consolas"/>
+          <w:sz w:val="16"/>
+          <w:szCs w:val="16"/>
+        </w:rPr>
+        <w:t xml:space="preserve">    return deserializationDemoService.applySafe(request.voucherToken(), request.orderAmount());</w:t>
+      </w:r>
+    </w:p>
+    <w:p>
+      <w:pPr>
+        <w:pBdr>
+          <w:left w:val="single" w:sz="18" w:space="6" w:color="C0C0C0"/>
+          <w:bottom w:val="single" w:sz="4" w:space="3" w:color="D9D9D9"/>
+        </w:pBdr>
+        <w:shd w:val="clear" w:color="auto" w:fill="F4F4F4"/>
+      </w:pPr>
+      <w:r>
+        <w:rPr>
+          <w:rFonts w:ascii="Consolas" w:hAnsi="Consolas"/>
+          <w:sz w:val="16"/>
+          <w:szCs w:val="16"/>
+        </w:rPr>
+        <w:t>}</w:t>
+      </w:r>
+    </w:p>
+    <w:p>
+      <w:pPr>
+        <w:spacing w:after="80" w:line="272" w:lineRule="auto"/>
+      </w:pPr>
+    </w:p>
+    <w:p>
+      <w:pPr>
+        <w:spacing w:after="80" w:line="272" w:lineRule="auto"/>
+      </w:pPr>
+      <w:r>
+        <w:rPr>
+          <w:b/>
+        </w:rPr>
+        <w:t>voucher_tamper.py</w:t>
+      </w:r>
+      <w:r>
+        <w:t xml:space="preserve"> — 토큰을 Base64 디코딩해서 discountPercent 의 4바이트를 찾아 덮어쓰는, 공격 스크립트의 1단계 버전이다:</w:t>
       </w:r>
     </w:p>
     <w:p>
@@ -2368,986 +2684,6 @@
           <w:sz w:val="16"/>
           <w:szCs w:val="16"/>
         </w:rPr>
-        <w:t>private String serialize(Voucher voucher) {</w:t>
-      </w:r>
-    </w:p>
-    <w:p>
-      <w:pPr>
-        <w:pBdr>
-          <w:left w:val="single" w:sz="18" w:space="6" w:color="C0C0C0"/>
-        </w:pBdr>
-        <w:shd w:val="clear" w:color="auto" w:fill="F4F4F4"/>
-      </w:pPr>
-      <w:r>
-        <w:rPr>
-          <w:rFonts w:ascii="Consolas" w:hAnsi="Consolas"/>
-          <w:sz w:val="16"/>
-          <w:szCs w:val="16"/>
-        </w:rPr>
-        <w:t xml:space="preserve">    return Base64.getEncoder().encodeToString(serializeToBytes(voucher));</w:t>
-      </w:r>
-    </w:p>
-    <w:p>
-      <w:pPr>
-        <w:pBdr>
-          <w:left w:val="single" w:sz="18" w:space="6" w:color="C0C0C0"/>
-        </w:pBdr>
-        <w:shd w:val="clear" w:color="auto" w:fill="F4F4F4"/>
-      </w:pPr>
-      <w:r>
-        <w:rPr>
-          <w:rFonts w:ascii="Consolas" w:hAnsi="Consolas"/>
-          <w:sz w:val="16"/>
-          <w:szCs w:val="16"/>
-        </w:rPr>
-        <w:t>}</w:t>
-      </w:r>
-    </w:p>
-    <w:p>
-      <w:pPr>
-        <w:pBdr>
-          <w:left w:val="single" w:sz="18" w:space="6" w:color="C0C0C0"/>
-        </w:pBdr>
-        <w:shd w:val="clear" w:color="auto" w:fill="F4F4F4"/>
-      </w:pPr>
-      <w:r>
-        <w:rPr>
-          <w:rFonts w:ascii="Consolas" w:hAnsi="Consolas"/>
-          <w:sz w:val="16"/>
-          <w:szCs w:val="16"/>
-        </w:rPr>
-        <w:t xml:space="preserve"> </w:t>
-      </w:r>
-    </w:p>
-    <w:p>
-      <w:pPr>
-        <w:pBdr>
-          <w:left w:val="single" w:sz="18" w:space="6" w:color="C0C0C0"/>
-        </w:pBdr>
-        <w:shd w:val="clear" w:color="auto" w:fill="F4F4F4"/>
-      </w:pPr>
-      <w:r>
-        <w:rPr>
-          <w:rFonts w:ascii="Consolas" w:hAnsi="Consolas"/>
-          <w:sz w:val="16"/>
-          <w:szCs w:val="16"/>
-        </w:rPr>
-        <w:t>private byte[] serializeToBytes(Voucher voucher) {</w:t>
-      </w:r>
-    </w:p>
-    <w:p>
-      <w:pPr>
-        <w:pBdr>
-          <w:left w:val="single" w:sz="18" w:space="6" w:color="C0C0C0"/>
-        </w:pBdr>
-        <w:shd w:val="clear" w:color="auto" w:fill="F4F4F4"/>
-      </w:pPr>
-      <w:r>
-        <w:rPr>
-          <w:rFonts w:ascii="Consolas" w:hAnsi="Consolas"/>
-          <w:sz w:val="16"/>
-          <w:szCs w:val="16"/>
-        </w:rPr>
-        <w:t xml:space="preserve">    try (ByteArrayOutputStream bos = new ByteArrayOutputStream();</w:t>
-      </w:r>
-    </w:p>
-    <w:p>
-      <w:pPr>
-        <w:pBdr>
-          <w:left w:val="single" w:sz="18" w:space="6" w:color="C0C0C0"/>
-        </w:pBdr>
-        <w:shd w:val="clear" w:color="auto" w:fill="F4F4F4"/>
-      </w:pPr>
-      <w:r>
-        <w:rPr>
-          <w:rFonts w:ascii="Consolas" w:hAnsi="Consolas"/>
-          <w:sz w:val="16"/>
-          <w:szCs w:val="16"/>
-        </w:rPr>
-        <w:t xml:space="preserve">         ObjectOutputStream oos = new ObjectOutputStream(bos)) {</w:t>
-      </w:r>
-    </w:p>
-    <w:p>
-      <w:pPr>
-        <w:pBdr>
-          <w:left w:val="single" w:sz="18" w:space="6" w:color="C0C0C0"/>
-        </w:pBdr>
-        <w:shd w:val="clear" w:color="auto" w:fill="F4F4F4"/>
-      </w:pPr>
-      <w:r>
-        <w:rPr>
-          <w:rFonts w:ascii="Consolas" w:hAnsi="Consolas"/>
-          <w:sz w:val="16"/>
-          <w:szCs w:val="16"/>
-        </w:rPr>
-        <w:t xml:space="preserve">        oos.writeObject(voucher);</w:t>
-      </w:r>
-    </w:p>
-    <w:p>
-      <w:pPr>
-        <w:pBdr>
-          <w:left w:val="single" w:sz="18" w:space="6" w:color="C0C0C0"/>
-        </w:pBdr>
-        <w:shd w:val="clear" w:color="auto" w:fill="F4F4F4"/>
-      </w:pPr>
-      <w:r>
-        <w:rPr>
-          <w:rFonts w:ascii="Consolas" w:hAnsi="Consolas"/>
-          <w:sz w:val="16"/>
-          <w:szCs w:val="16"/>
-        </w:rPr>
-        <w:t xml:space="preserve">        return bos.toByteArray();</w:t>
-      </w:r>
-    </w:p>
-    <w:p>
-      <w:pPr>
-        <w:pBdr>
-          <w:left w:val="single" w:sz="18" w:space="6" w:color="C0C0C0"/>
-        </w:pBdr>
-        <w:shd w:val="clear" w:color="auto" w:fill="F4F4F4"/>
-      </w:pPr>
-      <w:r>
-        <w:rPr>
-          <w:rFonts w:ascii="Consolas" w:hAnsi="Consolas"/>
-          <w:sz w:val="16"/>
-          <w:szCs w:val="16"/>
-        </w:rPr>
-        <w:t xml:space="preserve">    } catch (Exception e) {</w:t>
-      </w:r>
-    </w:p>
-    <w:p>
-      <w:pPr>
-        <w:pBdr>
-          <w:left w:val="single" w:sz="18" w:space="6" w:color="C0C0C0"/>
-        </w:pBdr>
-        <w:shd w:val="clear" w:color="auto" w:fill="F4F4F4"/>
-      </w:pPr>
-      <w:r>
-        <w:rPr>
-          <w:rFonts w:ascii="Consolas" w:hAnsi="Consolas"/>
-          <w:sz w:val="16"/>
-          <w:szCs w:val="16"/>
-        </w:rPr>
-        <w:t xml:space="preserve">        throw new IllegalStateException("voucher </w:t>
-      </w:r>
-      <w:r>
-        <w:rPr>
-          <w:rFonts w:ascii="Consolas" w:hAnsi="Consolas"/>
-          <w:sz w:val="16"/>
-          <w:szCs w:val="16"/>
-        </w:rPr>
-        <w:t>직렬화</w:t>
-      </w:r>
-      <w:r>
-        <w:rPr>
-          <w:rFonts w:ascii="Consolas" w:hAnsi="Consolas"/>
-          <w:sz w:val="16"/>
-          <w:szCs w:val="16"/>
-        </w:rPr>
-        <w:t xml:space="preserve"> </w:t>
-      </w:r>
-      <w:r>
-        <w:rPr>
-          <w:rFonts w:ascii="Consolas" w:hAnsi="Consolas"/>
-          <w:sz w:val="16"/>
-          <w:szCs w:val="16"/>
-        </w:rPr>
-        <w:t>실패</w:t>
-      </w:r>
-      <w:r>
-        <w:rPr>
-          <w:rFonts w:ascii="Consolas" w:hAnsi="Consolas"/>
-          <w:sz w:val="16"/>
-          <w:szCs w:val="16"/>
-        </w:rPr>
-        <w:t>", e);</w:t>
-      </w:r>
-    </w:p>
-    <w:p>
-      <w:pPr>
-        <w:pBdr>
-          <w:left w:val="single" w:sz="18" w:space="6" w:color="C0C0C0"/>
-        </w:pBdr>
-        <w:shd w:val="clear" w:color="auto" w:fill="F4F4F4"/>
-      </w:pPr>
-      <w:r>
-        <w:rPr>
-          <w:rFonts w:ascii="Consolas" w:hAnsi="Consolas"/>
-          <w:sz w:val="16"/>
-          <w:szCs w:val="16"/>
-        </w:rPr>
-        <w:t xml:space="preserve">    }</w:t>
-      </w:r>
-    </w:p>
-    <w:p>
-      <w:pPr>
-        <w:pBdr>
-          <w:left w:val="single" w:sz="18" w:space="6" w:color="C0C0C0"/>
-        </w:pBdr>
-        <w:shd w:val="clear" w:color="auto" w:fill="F4F4F4"/>
-      </w:pPr>
-      <w:r>
-        <w:rPr>
-          <w:rFonts w:ascii="Consolas" w:hAnsi="Consolas"/>
-          <w:sz w:val="16"/>
-          <w:szCs w:val="16"/>
-        </w:rPr>
-        <w:t>}</w:t>
-      </w:r>
-    </w:p>
-    <w:p>
-      <w:pPr>
-        <w:pBdr>
-          <w:left w:val="single" w:sz="18" w:space="6" w:color="C0C0C0"/>
-        </w:pBdr>
-        <w:shd w:val="clear" w:color="auto" w:fill="F4F4F4"/>
-      </w:pPr>
-      <w:r>
-        <w:rPr>
-          <w:rFonts w:ascii="Consolas" w:hAnsi="Consolas"/>
-          <w:sz w:val="16"/>
-          <w:szCs w:val="16"/>
-        </w:rPr>
-        <w:t xml:space="preserve"> </w:t>
-      </w:r>
-    </w:p>
-    <w:p>
-      <w:pPr>
-        <w:pBdr>
-          <w:left w:val="single" w:sz="18" w:space="6" w:color="C0C0C0"/>
-        </w:pBdr>
-        <w:shd w:val="clear" w:color="auto" w:fill="F4F4F4"/>
-      </w:pPr>
-      <w:r>
-        <w:rPr>
-          <w:rFonts w:ascii="Consolas" w:hAnsi="Consolas"/>
-          <w:sz w:val="16"/>
-          <w:szCs w:val="16"/>
-        </w:rPr>
-        <w:t xml:space="preserve">// </w:t>
-      </w:r>
-      <w:r>
-        <w:rPr>
-          <w:rFonts w:ascii="Consolas" w:hAnsi="Consolas"/>
-          <w:sz w:val="16"/>
-          <w:szCs w:val="16"/>
-        </w:rPr>
-        <w:t>바로</w:t>
-      </w:r>
-      <w:r>
-        <w:rPr>
-          <w:rFonts w:ascii="Consolas" w:hAnsi="Consolas"/>
-          <w:sz w:val="16"/>
-          <w:szCs w:val="16"/>
-        </w:rPr>
-        <w:t xml:space="preserve"> </w:t>
-      </w:r>
-      <w:r>
-        <w:rPr>
-          <w:rFonts w:ascii="Consolas" w:hAnsi="Consolas"/>
-          <w:sz w:val="16"/>
-          <w:szCs w:val="16"/>
-        </w:rPr>
-        <w:t>이</w:t>
-      </w:r>
-      <w:r>
-        <w:rPr>
-          <w:rFonts w:ascii="Consolas" w:hAnsi="Consolas"/>
-          <w:sz w:val="16"/>
-          <w:szCs w:val="16"/>
-        </w:rPr>
-        <w:t xml:space="preserve"> </w:t>
-      </w:r>
-      <w:r>
-        <w:rPr>
-          <w:rFonts w:ascii="Consolas" w:hAnsi="Consolas"/>
-          <w:sz w:val="16"/>
-          <w:szCs w:val="16"/>
-        </w:rPr>
-        <w:t>메서드가</w:t>
-      </w:r>
-      <w:r>
-        <w:rPr>
-          <w:rFonts w:ascii="Consolas" w:hAnsi="Consolas"/>
-          <w:sz w:val="16"/>
-          <w:szCs w:val="16"/>
-        </w:rPr>
-        <w:t xml:space="preserve"> </w:t>
-      </w:r>
-      <w:r>
-        <w:rPr>
-          <w:rFonts w:ascii="Consolas" w:hAnsi="Consolas"/>
-          <w:sz w:val="16"/>
-          <w:szCs w:val="16"/>
-        </w:rPr>
-        <w:t>교육</w:t>
-      </w:r>
-      <w:r>
-        <w:rPr>
-          <w:rFonts w:ascii="Consolas" w:hAnsi="Consolas"/>
-          <w:sz w:val="16"/>
-          <w:szCs w:val="16"/>
-        </w:rPr>
-        <w:t xml:space="preserve"> </w:t>
-      </w:r>
-      <w:r>
-        <w:rPr>
-          <w:rFonts w:ascii="Consolas" w:hAnsi="Consolas"/>
-          <w:sz w:val="16"/>
-          <w:szCs w:val="16"/>
-        </w:rPr>
-        <w:t>대상이다</w:t>
-      </w:r>
-      <w:r>
-        <w:rPr>
-          <w:rFonts w:ascii="Consolas" w:hAnsi="Consolas"/>
-          <w:sz w:val="16"/>
-          <w:szCs w:val="16"/>
-        </w:rPr>
-        <w:t xml:space="preserve"> : </w:t>
-      </w:r>
-      <w:r>
-        <w:rPr>
-          <w:rFonts w:ascii="Consolas" w:hAnsi="Consolas"/>
-          <w:sz w:val="16"/>
-          <w:szCs w:val="16"/>
-        </w:rPr>
-        <w:t>클라이언트가</w:t>
-      </w:r>
-      <w:r>
-        <w:rPr>
-          <w:rFonts w:ascii="Consolas" w:hAnsi="Consolas"/>
-          <w:sz w:val="16"/>
-          <w:szCs w:val="16"/>
-        </w:rPr>
-        <w:t xml:space="preserve"> </w:t>
-      </w:r>
-      <w:r>
-        <w:rPr>
-          <w:rFonts w:ascii="Consolas" w:hAnsi="Consolas"/>
-          <w:sz w:val="16"/>
-          <w:szCs w:val="16"/>
-        </w:rPr>
-        <w:t>보낸</w:t>
-      </w:r>
-      <w:r>
-        <w:rPr>
-          <w:rFonts w:ascii="Consolas" w:hAnsi="Consolas"/>
-          <w:sz w:val="16"/>
-          <w:szCs w:val="16"/>
-        </w:rPr>
-        <w:t xml:space="preserve"> </w:t>
-      </w:r>
-      <w:r>
-        <w:rPr>
-          <w:rFonts w:ascii="Consolas" w:hAnsi="Consolas"/>
-          <w:sz w:val="16"/>
-          <w:szCs w:val="16"/>
-        </w:rPr>
-        <w:t>바이트를</w:t>
-      </w:r>
-      <w:r>
-        <w:rPr>
-          <w:rFonts w:ascii="Consolas" w:hAnsi="Consolas"/>
-          <w:sz w:val="16"/>
-          <w:szCs w:val="16"/>
-        </w:rPr>
-        <w:t xml:space="preserve"> </w:t>
-      </w:r>
-      <w:r>
-        <w:rPr>
-          <w:rFonts w:ascii="Consolas" w:hAnsi="Consolas"/>
-          <w:sz w:val="16"/>
-          <w:szCs w:val="16"/>
-        </w:rPr>
-        <w:t>그대로</w:t>
-      </w:r>
-      <w:r>
-        <w:rPr>
-          <w:rFonts w:ascii="Consolas" w:hAnsi="Consolas"/>
-          <w:sz w:val="16"/>
-          <w:szCs w:val="16"/>
-        </w:rPr>
-        <w:t xml:space="preserve"> </w:t>
-      </w:r>
-      <w:r>
-        <w:rPr>
-          <w:rFonts w:ascii="Consolas" w:hAnsi="Consolas"/>
-          <w:sz w:val="16"/>
-          <w:szCs w:val="16"/>
-        </w:rPr>
-        <w:t>역직렬화한다</w:t>
-      </w:r>
-      <w:r>
-        <w:rPr>
-          <w:rFonts w:ascii="Consolas" w:hAnsi="Consolas"/>
-          <w:sz w:val="16"/>
-          <w:szCs w:val="16"/>
-        </w:rPr>
-        <w:t>.</w:t>
-      </w:r>
-    </w:p>
-    <w:p>
-      <w:pPr>
-        <w:pBdr>
-          <w:left w:val="single" w:sz="18" w:space="6" w:color="C0C0C0"/>
-        </w:pBdr>
-        <w:shd w:val="clear" w:color="auto" w:fill="F4F4F4"/>
-      </w:pPr>
-      <w:r>
-        <w:rPr>
-          <w:rFonts w:ascii="Consolas" w:hAnsi="Consolas"/>
-          <w:sz w:val="16"/>
-          <w:szCs w:val="16"/>
-        </w:rPr>
-        <w:t>private Voucher deserialize(String voucherToken) {</w:t>
-      </w:r>
-    </w:p>
-    <w:p>
-      <w:pPr>
-        <w:pBdr>
-          <w:left w:val="single" w:sz="18" w:space="6" w:color="C0C0C0"/>
-        </w:pBdr>
-        <w:shd w:val="clear" w:color="auto" w:fill="F4F4F4"/>
-      </w:pPr>
-      <w:r>
-        <w:rPr>
-          <w:rFonts w:ascii="Consolas" w:hAnsi="Consolas"/>
-          <w:sz w:val="16"/>
-          <w:szCs w:val="16"/>
-        </w:rPr>
-        <w:t xml:space="preserve">    return deserializeFromBytes(Base64.getDecoder().decode(voucherToken));</w:t>
-      </w:r>
-    </w:p>
-    <w:p>
-      <w:pPr>
-        <w:pBdr>
-          <w:left w:val="single" w:sz="18" w:space="6" w:color="C0C0C0"/>
-        </w:pBdr>
-        <w:shd w:val="clear" w:color="auto" w:fill="F4F4F4"/>
-      </w:pPr>
-      <w:r>
-        <w:rPr>
-          <w:rFonts w:ascii="Consolas" w:hAnsi="Consolas"/>
-          <w:sz w:val="16"/>
-          <w:szCs w:val="16"/>
-        </w:rPr>
-        <w:t>}</w:t>
-      </w:r>
-    </w:p>
-    <w:p>
-      <w:pPr>
-        <w:pBdr>
-          <w:left w:val="single" w:sz="18" w:space="6" w:color="C0C0C0"/>
-        </w:pBdr>
-        <w:shd w:val="clear" w:color="auto" w:fill="F4F4F4"/>
-      </w:pPr>
-      <w:r>
-        <w:rPr>
-          <w:rFonts w:ascii="Consolas" w:hAnsi="Consolas"/>
-          <w:sz w:val="16"/>
-          <w:szCs w:val="16"/>
-        </w:rPr>
-        <w:t xml:space="preserve"> </w:t>
-      </w:r>
-    </w:p>
-    <w:p>
-      <w:pPr>
-        <w:pBdr>
-          <w:left w:val="single" w:sz="18" w:space="6" w:color="C0C0C0"/>
-        </w:pBdr>
-        <w:shd w:val="clear" w:color="auto" w:fill="F4F4F4"/>
-      </w:pPr>
-      <w:r>
-        <w:rPr>
-          <w:rFonts w:ascii="Consolas" w:hAnsi="Consolas"/>
-          <w:sz w:val="16"/>
-          <w:szCs w:val="16"/>
-        </w:rPr>
-        <w:t>private Voucher deserializeFromBytes(byte[] bytes) {</w:t>
-      </w:r>
-    </w:p>
-    <w:p>
-      <w:pPr>
-        <w:pBdr>
-          <w:left w:val="single" w:sz="18" w:space="6" w:color="C0C0C0"/>
-        </w:pBdr>
-        <w:shd w:val="clear" w:color="auto" w:fill="F4F4F4"/>
-      </w:pPr>
-      <w:r>
-        <w:rPr>
-          <w:rFonts w:ascii="Consolas" w:hAnsi="Consolas"/>
-          <w:sz w:val="16"/>
-          <w:szCs w:val="16"/>
-        </w:rPr>
-        <w:t xml:space="preserve">    try (ByteArrayInputStream bis = new ByteArrayInputStream(bytes);</w:t>
-      </w:r>
-    </w:p>
-    <w:p>
-      <w:pPr>
-        <w:pBdr>
-          <w:left w:val="single" w:sz="18" w:space="6" w:color="C0C0C0"/>
-        </w:pBdr>
-        <w:shd w:val="clear" w:color="auto" w:fill="F4F4F4"/>
-      </w:pPr>
-      <w:r>
-        <w:rPr>
-          <w:rFonts w:ascii="Consolas" w:hAnsi="Consolas"/>
-          <w:sz w:val="16"/>
-          <w:szCs w:val="16"/>
-        </w:rPr>
-        <w:t xml:space="preserve">         ObjectInputStream ois = new ObjectInputStream(bis)) {</w:t>
-      </w:r>
-    </w:p>
-    <w:p>
-      <w:pPr>
-        <w:pBdr>
-          <w:left w:val="single" w:sz="18" w:space="6" w:color="C0C0C0"/>
-        </w:pBdr>
-        <w:shd w:val="clear" w:color="auto" w:fill="F4F4F4"/>
-      </w:pPr>
-      <w:r>
-        <w:rPr>
-          <w:rFonts w:ascii="Consolas" w:hAnsi="Consolas"/>
-          <w:sz w:val="16"/>
-          <w:szCs w:val="16"/>
-        </w:rPr>
-        <w:t xml:space="preserve">        return (Voucher) ois.readObject();</w:t>
-      </w:r>
-    </w:p>
-    <w:p>
-      <w:pPr>
-        <w:pBdr>
-          <w:left w:val="single" w:sz="18" w:space="6" w:color="C0C0C0"/>
-        </w:pBdr>
-        <w:shd w:val="clear" w:color="auto" w:fill="F4F4F4"/>
-      </w:pPr>
-      <w:r>
-        <w:rPr>
-          <w:rFonts w:ascii="Consolas" w:hAnsi="Consolas"/>
-          <w:sz w:val="16"/>
-          <w:szCs w:val="16"/>
-        </w:rPr>
-        <w:t xml:space="preserve">    } catch (Exception e) {</w:t>
-      </w:r>
-    </w:p>
-    <w:p>
-      <w:pPr>
-        <w:pBdr>
-          <w:left w:val="single" w:sz="18" w:space="6" w:color="C0C0C0"/>
-        </w:pBdr>
-        <w:shd w:val="clear" w:color="auto" w:fill="F4F4F4"/>
-      </w:pPr>
-      <w:r>
-        <w:rPr>
-          <w:rFonts w:ascii="Consolas" w:hAnsi="Consolas"/>
-          <w:sz w:val="16"/>
-          <w:szCs w:val="16"/>
-        </w:rPr>
-        <w:t xml:space="preserve">        throw new IllegalArgumentException("</w:t>
-      </w:r>
-      <w:r>
-        <w:rPr>
-          <w:rFonts w:ascii="Consolas" w:hAnsi="Consolas"/>
-          <w:sz w:val="16"/>
-          <w:szCs w:val="16"/>
-        </w:rPr>
-        <w:t>유효하지</w:t>
-      </w:r>
-      <w:r>
-        <w:rPr>
-          <w:rFonts w:ascii="Consolas" w:hAnsi="Consolas"/>
-          <w:sz w:val="16"/>
-          <w:szCs w:val="16"/>
-        </w:rPr>
-        <w:t xml:space="preserve"> </w:t>
-      </w:r>
-      <w:r>
-        <w:rPr>
-          <w:rFonts w:ascii="Consolas" w:hAnsi="Consolas"/>
-          <w:sz w:val="16"/>
-          <w:szCs w:val="16"/>
-        </w:rPr>
-        <w:t>않은</w:t>
-      </w:r>
-      <w:r>
-        <w:rPr>
-          <w:rFonts w:ascii="Consolas" w:hAnsi="Consolas"/>
-          <w:sz w:val="16"/>
-          <w:szCs w:val="16"/>
-        </w:rPr>
-        <w:t xml:space="preserve"> voucherToken </w:t>
-      </w:r>
-      <w:r>
-        <w:rPr>
-          <w:rFonts w:ascii="Consolas" w:hAnsi="Consolas"/>
-          <w:sz w:val="16"/>
-          <w:szCs w:val="16"/>
-        </w:rPr>
-        <w:t>입니다</w:t>
-      </w:r>
-      <w:r>
-        <w:rPr>
-          <w:rFonts w:ascii="Consolas" w:hAnsi="Consolas"/>
-          <w:sz w:val="16"/>
-          <w:szCs w:val="16"/>
-        </w:rPr>
-        <w:t>", e);</w:t>
-      </w:r>
-    </w:p>
-    <w:p>
-      <w:pPr>
-        <w:pBdr>
-          <w:left w:val="single" w:sz="18" w:space="6" w:color="C0C0C0"/>
-        </w:pBdr>
-        <w:shd w:val="clear" w:color="auto" w:fill="F4F4F4"/>
-      </w:pPr>
-      <w:r>
-        <w:rPr>
-          <w:rFonts w:ascii="Consolas" w:hAnsi="Consolas"/>
-          <w:sz w:val="16"/>
-          <w:szCs w:val="16"/>
-        </w:rPr>
-        <w:t xml:space="preserve">    }</w:t>
-      </w:r>
-    </w:p>
-    <w:p>
-      <w:pPr>
-        <w:pBdr>
-          <w:left w:val="single" w:sz="18" w:space="6" w:color="C0C0C0"/>
-          <w:bottom w:val="single" w:sz="4" w:space="3" w:color="D9D9D9"/>
-        </w:pBdr>
-        <w:shd w:val="clear" w:color="auto" w:fill="F4F4F4"/>
-      </w:pPr>
-      <w:r>
-        <w:rPr>
-          <w:rFonts w:ascii="Consolas" w:hAnsi="Consolas"/>
-          <w:sz w:val="16"/>
-          <w:szCs w:val="16"/>
-        </w:rPr>
-        <w:t>}</w:t>
-      </w:r>
-    </w:p>
-    <w:p>
-      <w:pPr>
-        <w:spacing w:after="80" w:line="272" w:lineRule="auto"/>
-      </w:pPr>
-    </w:p>
-    <w:p>
-      <w:pPr>
-        <w:spacing w:after="80" w:line="272" w:lineRule="auto"/>
-      </w:pPr>
-      <w:proofErr w:type="spellStart"/>
-      <w:r>
-        <w:rPr>
-          <w:b/>
-        </w:rPr>
-        <w:t>DeserializationDemoController</w:t>
-      </w:r>
-      <w:proofErr w:type="spellEnd"/>
-      <w:r>
-        <w:t xml:space="preserve"> — 세 엔드포인트를 서비스로 그대로 위임한다:</w:t>
-      </w:r>
-    </w:p>
-    <w:p>
-      <w:pPr>
-        <w:pBdr>
-          <w:top w:val="single" w:sz="4" w:space="3" w:color="D9D9D9"/>
-          <w:left w:val="single" w:sz="18" w:space="6" w:color="C0C0C0"/>
-        </w:pBdr>
-        <w:shd w:val="clear" w:color="auto" w:fill="F4F4F4"/>
-      </w:pPr>
-      <w:r>
-        <w:rPr>
-          <w:rFonts w:ascii="Consolas" w:hAnsi="Consolas"/>
-          <w:sz w:val="16"/>
-          <w:szCs w:val="16"/>
-        </w:rPr>
-        <w:t>@PostMapping("/issue")</w:t>
-      </w:r>
-    </w:p>
-    <w:p>
-      <w:pPr>
-        <w:pBdr>
-          <w:left w:val="single" w:sz="18" w:space="6" w:color="C0C0C0"/>
-        </w:pBdr>
-        <w:shd w:val="clear" w:color="auto" w:fill="F4F4F4"/>
-      </w:pPr>
-      <w:r>
-        <w:rPr>
-          <w:rFonts w:ascii="Consolas" w:hAnsi="Consolas"/>
-          <w:sz w:val="16"/>
-          <w:szCs w:val="16"/>
-        </w:rPr>
-        <w:t>public IssueResponse issue(@Valid @RequestBody IssueRequest request) {</w:t>
-      </w:r>
-    </w:p>
-    <w:p>
-      <w:pPr>
-        <w:pBdr>
-          <w:left w:val="single" w:sz="18" w:space="6" w:color="C0C0C0"/>
-        </w:pBdr>
-        <w:shd w:val="clear" w:color="auto" w:fill="F4F4F4"/>
-      </w:pPr>
-      <w:r>
-        <w:rPr>
-          <w:rFonts w:ascii="Consolas" w:hAnsi="Consolas"/>
-          <w:sz w:val="16"/>
-          <w:szCs w:val="16"/>
-        </w:rPr>
-        <w:t xml:space="preserve">    return deserializationDemoService.issue(request.code());</w:t>
-      </w:r>
-    </w:p>
-    <w:p>
-      <w:pPr>
-        <w:pBdr>
-          <w:left w:val="single" w:sz="18" w:space="6" w:color="C0C0C0"/>
-        </w:pBdr>
-        <w:shd w:val="clear" w:color="auto" w:fill="F4F4F4"/>
-      </w:pPr>
-      <w:r>
-        <w:rPr>
-          <w:rFonts w:ascii="Consolas" w:hAnsi="Consolas"/>
-          <w:sz w:val="16"/>
-          <w:szCs w:val="16"/>
-        </w:rPr>
-        <w:t>}</w:t>
-      </w:r>
-    </w:p>
-    <w:p>
-      <w:pPr>
-        <w:pBdr>
-          <w:left w:val="single" w:sz="18" w:space="6" w:color="C0C0C0"/>
-        </w:pBdr>
-        <w:shd w:val="clear" w:color="auto" w:fill="F4F4F4"/>
-      </w:pPr>
-      <w:r>
-        <w:rPr>
-          <w:rFonts w:ascii="Consolas" w:hAnsi="Consolas"/>
-          <w:sz w:val="16"/>
-          <w:szCs w:val="16"/>
-        </w:rPr>
-        <w:t xml:space="preserve"> </w:t>
-      </w:r>
-    </w:p>
-    <w:p>
-      <w:pPr>
-        <w:pBdr>
-          <w:left w:val="single" w:sz="18" w:space="6" w:color="C0C0C0"/>
-        </w:pBdr>
-        <w:shd w:val="clear" w:color="auto" w:fill="F4F4F4"/>
-      </w:pPr>
-      <w:r>
-        <w:rPr>
-          <w:rFonts w:ascii="Consolas" w:hAnsi="Consolas"/>
-          <w:sz w:val="16"/>
-          <w:szCs w:val="16"/>
-        </w:rPr>
-        <w:t xml:space="preserve">@PostMapping("/apply")                 // </w:t>
-      </w:r>
-      <w:r>
-        <w:rPr>
-          <w:rFonts w:ascii="Consolas" w:hAnsi="Consolas"/>
-          <w:sz w:val="16"/>
-          <w:szCs w:val="16"/>
-        </w:rPr>
-        <w:t>취약</w:t>
-      </w:r>
-    </w:p>
-    <w:p>
-      <w:pPr>
-        <w:pBdr>
-          <w:left w:val="single" w:sz="18" w:space="6" w:color="C0C0C0"/>
-        </w:pBdr>
-        <w:shd w:val="clear" w:color="auto" w:fill="F4F4F4"/>
-      </w:pPr>
-      <w:r>
-        <w:rPr>
-          <w:rFonts w:ascii="Consolas" w:hAnsi="Consolas"/>
-          <w:sz w:val="16"/>
-          <w:szCs w:val="16"/>
-        </w:rPr>
-        <w:t>public ApplyResponse applyVulnerable(@Valid @RequestBody ApplyRequest request) {</w:t>
-      </w:r>
-    </w:p>
-    <w:p>
-      <w:pPr>
-        <w:pBdr>
-          <w:left w:val="single" w:sz="18" w:space="6" w:color="C0C0C0"/>
-        </w:pBdr>
-        <w:shd w:val="clear" w:color="auto" w:fill="F4F4F4"/>
-      </w:pPr>
-      <w:r>
-        <w:rPr>
-          <w:rFonts w:ascii="Consolas" w:hAnsi="Consolas"/>
-          <w:sz w:val="16"/>
-          <w:szCs w:val="16"/>
-        </w:rPr>
-        <w:t xml:space="preserve">    return deserializationDemoService.applyVulnerable(request.voucherToken(), request.orderAmount());</w:t>
-      </w:r>
-    </w:p>
-    <w:p>
-      <w:pPr>
-        <w:pBdr>
-          <w:left w:val="single" w:sz="18" w:space="6" w:color="C0C0C0"/>
-        </w:pBdr>
-        <w:shd w:val="clear" w:color="auto" w:fill="F4F4F4"/>
-      </w:pPr>
-      <w:r>
-        <w:rPr>
-          <w:rFonts w:ascii="Consolas" w:hAnsi="Consolas"/>
-          <w:sz w:val="16"/>
-          <w:szCs w:val="16"/>
-        </w:rPr>
-        <w:t>}</w:t>
-      </w:r>
-    </w:p>
-    <w:p>
-      <w:pPr>
-        <w:pBdr>
-          <w:left w:val="single" w:sz="18" w:space="6" w:color="C0C0C0"/>
-        </w:pBdr>
-        <w:shd w:val="clear" w:color="auto" w:fill="F4F4F4"/>
-      </w:pPr>
-      <w:r>
-        <w:rPr>
-          <w:rFonts w:ascii="Consolas" w:hAnsi="Consolas"/>
-          <w:sz w:val="16"/>
-          <w:szCs w:val="16"/>
-        </w:rPr>
-        <w:t xml:space="preserve"> </w:t>
-      </w:r>
-    </w:p>
-    <w:p>
-      <w:pPr>
-        <w:pBdr>
-          <w:left w:val="single" w:sz="18" w:space="6" w:color="C0C0C0"/>
-        </w:pBdr>
-        <w:shd w:val="clear" w:color="auto" w:fill="F4F4F4"/>
-      </w:pPr>
-      <w:r>
-        <w:rPr>
-          <w:rFonts w:ascii="Consolas" w:hAnsi="Consolas"/>
-          <w:sz w:val="16"/>
-          <w:szCs w:val="16"/>
-        </w:rPr>
-        <w:t xml:space="preserve">@PostMapping("/apply-safe")            // </w:t>
-      </w:r>
-      <w:r>
-        <w:rPr>
-          <w:rFonts w:ascii="Consolas" w:hAnsi="Consolas"/>
-          <w:sz w:val="16"/>
-          <w:szCs w:val="16"/>
-        </w:rPr>
-        <w:t>안전</w:t>
-      </w:r>
-      <w:r>
-        <w:rPr>
-          <w:rFonts w:ascii="Consolas" w:hAnsi="Consolas"/>
-          <w:sz w:val="16"/>
-          <w:szCs w:val="16"/>
-        </w:rPr>
-        <w:t>(</w:t>
-      </w:r>
-      <w:r>
-        <w:rPr>
-          <w:rFonts w:ascii="Consolas" w:hAnsi="Consolas"/>
-          <w:sz w:val="16"/>
-          <w:szCs w:val="16"/>
-        </w:rPr>
-        <w:t>재검증</w:t>
-      </w:r>
-      <w:r>
-        <w:rPr>
-          <w:rFonts w:ascii="Consolas" w:hAnsi="Consolas"/>
-          <w:sz w:val="16"/>
-          <w:szCs w:val="16"/>
-        </w:rPr>
-        <w:t>)</w:t>
-      </w:r>
-    </w:p>
-    <w:p>
-      <w:pPr>
-        <w:pBdr>
-          <w:left w:val="single" w:sz="18" w:space="6" w:color="C0C0C0"/>
-        </w:pBdr>
-        <w:shd w:val="clear" w:color="auto" w:fill="F4F4F4"/>
-      </w:pPr>
-      <w:r>
-        <w:rPr>
-          <w:rFonts w:ascii="Consolas" w:hAnsi="Consolas"/>
-          <w:sz w:val="16"/>
-          <w:szCs w:val="16"/>
-        </w:rPr>
-        <w:t>public ApplyResponse applySafe(@Valid @RequestBody ApplyRequest request) {</w:t>
-      </w:r>
-    </w:p>
-    <w:p>
-      <w:pPr>
-        <w:pBdr>
-          <w:left w:val="single" w:sz="18" w:space="6" w:color="C0C0C0"/>
-        </w:pBdr>
-        <w:shd w:val="clear" w:color="auto" w:fill="F4F4F4"/>
-      </w:pPr>
-      <w:r>
-        <w:rPr>
-          <w:rFonts w:ascii="Consolas" w:hAnsi="Consolas"/>
-          <w:sz w:val="16"/>
-          <w:szCs w:val="16"/>
-        </w:rPr>
-        <w:t xml:space="preserve">    return deserializationDemoService.applySafe(request.voucherToken(), request.orderAmount());</w:t>
-      </w:r>
-    </w:p>
-    <w:p>
-      <w:pPr>
-        <w:pBdr>
-          <w:left w:val="single" w:sz="18" w:space="6" w:color="C0C0C0"/>
-          <w:bottom w:val="single" w:sz="4" w:space="3" w:color="D9D9D9"/>
-        </w:pBdr>
-        <w:shd w:val="clear" w:color="auto" w:fill="F4F4F4"/>
-      </w:pPr>
-      <w:r>
-        <w:rPr>
-          <w:rFonts w:ascii="Consolas" w:hAnsi="Consolas"/>
-          <w:sz w:val="16"/>
-          <w:szCs w:val="16"/>
-        </w:rPr>
-        <w:t>}</w:t>
-      </w:r>
-    </w:p>
-    <w:p>
-      <w:pPr>
-        <w:spacing w:after="80" w:line="272" w:lineRule="auto"/>
-      </w:pPr>
-    </w:p>
-    <w:p>
-      <w:pPr>
-        <w:spacing w:after="80" w:line="272" w:lineRule="auto"/>
-      </w:pPr>
-      <w:r>
-        <w:rPr>
-          <w:b/>
-        </w:rPr>
-        <w:t>voucher_tamper.py</w:t>
-      </w:r>
-      <w:r>
-        <w:t xml:space="preserve"> — 토큰을 Base64 디코딩해서 discountPercent 의 4바이트를 찾아 덮어쓰는, 공격 스크립트의 1단계 버전이다:</w:t>
-      </w:r>
-    </w:p>
-    <w:p>
-      <w:pPr>
-        <w:pBdr>
-          <w:top w:val="single" w:sz="4" w:space="3" w:color="D9D9D9"/>
-          <w:left w:val="single" w:sz="18" w:space="6" w:color="C0C0C0"/>
-        </w:pBdr>
-        <w:shd w:val="clear" w:color="auto" w:fill="F4F4F4"/>
-      </w:pPr>
-      <w:r>
-        <w:rPr>
-          <w:rFonts w:ascii="Consolas" w:hAnsi="Consolas"/>
-          <w:sz w:val="16"/>
-          <w:szCs w:val="16"/>
-        </w:rPr>
         <w:t>def tamper(token: str, old_percent: int, new_percent: int) -&gt; str:</w:t>
       </w:r>
     </w:p>
@@ -3380,135 +2716,23 @@
           <w:sz w:val="16"/>
           <w:szCs w:val="16"/>
         </w:rPr>
-        <w:t xml:space="preserve">    idx = data.find(struct.pack("&gt;i", old_percent))   # "4</w:t>
-      </w:r>
-      <w:r>
-        <w:rPr>
-          <w:rFonts w:ascii="Consolas" w:hAnsi="Consolas"/>
-          <w:sz w:val="16"/>
-          <w:szCs w:val="16"/>
-        </w:rPr>
-        <w:t>칸</w:t>
-      </w:r>
-      <w:r>
-        <w:rPr>
-          <w:rFonts w:ascii="Consolas" w:hAnsi="Consolas"/>
-          <w:sz w:val="16"/>
-          <w:szCs w:val="16"/>
-        </w:rPr>
-        <w:t>"</w:t>
-      </w:r>
-      <w:r>
-        <w:rPr>
-          <w:rFonts w:ascii="Consolas" w:hAnsi="Consolas"/>
-          <w:sz w:val="16"/>
-          <w:szCs w:val="16"/>
-        </w:rPr>
-        <w:t>의</w:t>
-      </w:r>
-      <w:r>
-        <w:rPr>
-          <w:rFonts w:ascii="Consolas" w:hAnsi="Consolas"/>
-          <w:sz w:val="16"/>
-          <w:szCs w:val="16"/>
-        </w:rPr>
-        <w:t xml:space="preserve"> </w:t>
-      </w:r>
-      <w:r>
-        <w:rPr>
-          <w:rFonts w:ascii="Consolas" w:hAnsi="Consolas"/>
-          <w:sz w:val="16"/>
-          <w:szCs w:val="16"/>
-        </w:rPr>
-        <w:t>시작</w:t>
-      </w:r>
-      <w:r>
-        <w:rPr>
-          <w:rFonts w:ascii="Consolas" w:hAnsi="Consolas"/>
-          <w:sz w:val="16"/>
-          <w:szCs w:val="16"/>
-        </w:rPr>
-        <w:t xml:space="preserve"> </w:t>
-      </w:r>
-      <w:r>
-        <w:rPr>
-          <w:rFonts w:ascii="Consolas" w:hAnsi="Consolas"/>
-          <w:sz w:val="16"/>
-          <w:szCs w:val="16"/>
-        </w:rPr>
-        <w:t>위치를</w:t>
-      </w:r>
-      <w:r>
-        <w:rPr>
-          <w:rFonts w:ascii="Consolas" w:hAnsi="Consolas"/>
-          <w:sz w:val="16"/>
-          <w:szCs w:val="16"/>
-        </w:rPr>
-        <w:t xml:space="preserve"> </w:t>
-      </w:r>
-      <w:r>
-        <w:rPr>
-          <w:rFonts w:ascii="Consolas" w:hAnsi="Consolas"/>
-          <w:sz w:val="16"/>
-          <w:szCs w:val="16"/>
-        </w:rPr>
-        <w:t>찾는다</w:t>
-      </w:r>
-    </w:p>
-    <w:p>
-      <w:pPr>
-        <w:pBdr>
-          <w:left w:val="single" w:sz="18" w:space="6" w:color="C0C0C0"/>
-        </w:pBdr>
-        <w:shd w:val="clear" w:color="auto" w:fill="F4F4F4"/>
-      </w:pPr>
-      <w:r>
-        <w:rPr>
-          <w:rFonts w:ascii="Consolas" w:hAnsi="Consolas"/>
-          <w:sz w:val="16"/>
-          <w:szCs w:val="16"/>
-        </w:rPr>
-        <w:t xml:space="preserve">    data[idx:idx + 4] = struct.pack("&gt;i", new_percent)  # </w:t>
-      </w:r>
-      <w:r>
-        <w:rPr>
-          <w:rFonts w:ascii="Consolas" w:hAnsi="Consolas"/>
-          <w:sz w:val="16"/>
-          <w:szCs w:val="16"/>
-        </w:rPr>
-        <w:t>그</w:t>
-      </w:r>
-      <w:r>
-        <w:rPr>
-          <w:rFonts w:ascii="Consolas" w:hAnsi="Consolas"/>
-          <w:sz w:val="16"/>
-          <w:szCs w:val="16"/>
-        </w:rPr>
-        <w:t xml:space="preserve"> 4</w:t>
-      </w:r>
-      <w:r>
-        <w:rPr>
-          <w:rFonts w:ascii="Consolas" w:hAnsi="Consolas"/>
-          <w:sz w:val="16"/>
-          <w:szCs w:val="16"/>
-        </w:rPr>
-        <w:t>칸만</w:t>
-      </w:r>
-      <w:r>
-        <w:rPr>
-          <w:rFonts w:ascii="Consolas" w:hAnsi="Consolas"/>
-          <w:sz w:val="16"/>
-          <w:szCs w:val="16"/>
-        </w:rPr>
-        <w:t xml:space="preserve"> </w:t>
-      </w:r>
-      <w:r>
-        <w:rPr>
-          <w:rFonts w:ascii="Consolas" w:hAnsi="Consolas"/>
-          <w:sz w:val="16"/>
-          <w:szCs w:val="16"/>
-        </w:rPr>
-        <w:t>덮어쓴다</w:t>
+        <w:t xml:space="preserve">    idx = data.find(struct.pack("&gt;i", old_percent))   # "4칸"의 시작 위치를 찾는다</w:t>
+      </w:r>
+    </w:p>
+    <w:p>
+      <w:pPr>
+        <w:pBdr>
+          <w:left w:val="single" w:sz="18" w:space="6" w:color="C0C0C0"/>
+        </w:pBdr>
+        <w:shd w:val="clear" w:color="auto" w:fill="F4F4F4"/>
+      </w:pPr>
+      <w:r>
+        <w:rPr>
+          <w:rFonts w:ascii="Consolas" w:hAnsi="Consolas"/>
+          <w:sz w:val="16"/>
+          <w:szCs w:val="16"/>
+        </w:rPr>
+        <w:t xml:space="preserve">    data[idx:idx + 4] = struct.pack("&gt;i", new_percent)  # 그 4칸만 덮어쓴다</w:t>
       </w:r>
     </w:p>
     <w:p>
@@ -3561,7 +2785,6 @@
       </w:pPr>
       <w:r>
         <w:rPr>
-          <w:i/>
           <w:iCs/>
           <w:sz w:val="18"/>
           <w:szCs w:val="18"/>
@@ -3571,7 +2794,6 @@
       <w:r>
         <w:rPr>
           <w:rFonts w:hint="eastAsia"/>
-          <w:i/>
           <w:iCs/>
           <w:sz w:val="18"/>
           <w:szCs w:val="18"/>
@@ -3580,7 +2802,6 @@
       </w:r>
       <w:r>
         <w:rPr>
-          <w:i/>
           <w:iCs/>
           <w:sz w:val="18"/>
           <w:szCs w:val="18"/>
@@ -3590,7 +2811,6 @@
       <w:r>
         <w:rPr>
           <w:rFonts w:hint="eastAsia"/>
-          <w:i/>
           <w:iCs/>
           <w:sz w:val="18"/>
           <w:szCs w:val="18"/>
@@ -3599,7 +2819,6 @@
       </w:r>
       <w:r>
         <w:rPr>
-          <w:i/>
           <w:iCs/>
           <w:sz w:val="18"/>
           <w:szCs w:val="18"/>
@@ -3609,7 +2828,6 @@
       <w:r>
         <w:rPr>
           <w:b/>
-          <w:i/>
           <w:iCs/>
           <w:sz w:val="18"/>
           <w:szCs w:val="18"/>
@@ -3618,7 +2836,6 @@
       </w:r>
       <w:r>
         <w:rPr>
-          <w:i/>
           <w:iCs/>
           <w:sz w:val="18"/>
           <w:szCs w:val="18"/>
@@ -3628,7 +2845,6 @@
       <w:r>
         <w:rPr>
           <w:b/>
-          <w:i/>
           <w:iCs/>
           <w:sz w:val="18"/>
           <w:szCs w:val="18"/>
@@ -3637,7 +2853,6 @@
       </w:r>
       <w:r>
         <w:rPr>
-          <w:i/>
           <w:iCs/>
           <w:sz w:val="18"/>
           <w:szCs w:val="18"/>
@@ -3647,7 +2862,6 @@
       <w:r>
         <w:rPr>
           <w:b/>
-          <w:i/>
           <w:iCs/>
           <w:sz w:val="18"/>
           <w:szCs w:val="18"/>
@@ -3656,7 +2870,6 @@
       </w:r>
       <w:r>
         <w:rPr>
-          <w:i/>
           <w:iCs/>
           <w:sz w:val="18"/>
           <w:szCs w:val="18"/>
@@ -3666,7 +2879,6 @@
       <w:r>
         <w:rPr>
           <w:b/>
-          <w:i/>
           <w:iCs/>
           <w:sz w:val="18"/>
           <w:szCs w:val="18"/>
@@ -3675,12 +2887,11 @@
       </w:r>
       <w:r>
         <w:rPr>
-          <w:i/>
           <w:iCs/>
           <w:sz w:val="18"/>
           <w:szCs w:val="18"/>
         </w:rPr>
-        <w:t>ode, 해시 기반 메시지 인증 코드)은 "데이터가 바뀌지 않았다"를 증명하는 특수한 지문이다. 두 단계로 이해하면 쉽다.</w:t>
+        <w:t xml:space="preserve">ode, 해시 기반 메시지 인증 코드)은 "데이터가 바뀌지 않았다"를 증명하는 특수한 지문이다. </w:t>
       </w:r>
     </w:p>
     <w:p>
@@ -3693,102 +2904,129 @@
       </w:pPr>
       <w:r>
         <w:rPr>
-          <w:i/>
           <w:iCs/>
           <w:sz w:val="18"/>
           <w:szCs w:val="18"/>
         </w:rPr>
-        <w:t>1) 해시(hash) 먼저: 어떤 데이터든 넣으면 고정된 길이의 짧은 값("지문")을 뽑아내는 계산이다. 입력이 단 1바이트라도 다르면 지문이 완전히 달라진다 — 같은 입력이면 항상 같은 지문이 나온다.</w:t>
-      </w:r>
-    </w:p>
-    <w:p>
-      <w:pPr>
-        <w:spacing w:after="80" w:line="272" w:lineRule="auto"/>
-        <w:rPr>
-          <w:sz w:val="18"/>
-          <w:szCs w:val="18"/>
-        </w:rPr>
-      </w:pPr>
-      <w:r>
-        <w:rPr>
-          <w:i/>
+        <w:t>1) 해시(hash) 먼저: 어떤 데이터든 넣으면 고정된 길이의 짧은 값("지문")을 뽑아내는 계산이다. 입력이 단 1바이트</w:t>
+      </w:r>
+      <w:r>
+        <w:rPr>
+          <w:rFonts w:hint="eastAsia"/>
           <w:iCs/>
           <w:sz w:val="18"/>
           <w:szCs w:val="18"/>
         </w:rPr>
-        <w:t>2) 그런데 평범한 해시는 아무나 계산할 수 있다. 그래서 공격자가 데이터를 바꾸고, 바뀐 데이터에 맞는 지문도 새로 계산해서 같이 보내면 들통나지 않는다.</w:t>
-      </w:r>
-    </w:p>
-    <w:p>
-      <w:pPr>
-        <w:spacing w:after="80" w:line="272" w:lineRule="auto"/>
-        <w:rPr>
-          <w:sz w:val="18"/>
-          <w:szCs w:val="18"/>
-        </w:rPr>
-      </w:pPr>
-      <w:r>
-        <w:rPr>
-          <w:i/>
+        <w:t xml:space="preserve"> </w:t>
+      </w:r>
+      <w:r>
+        <w:rPr>
           <w:iCs/>
           <w:sz w:val="18"/>
           <w:szCs w:val="18"/>
         </w:rPr>
-        <w:t>3) HMAC 은 이 지문을 계산할 때 서버만 아는 비밀 키(key)를 함께 섞는다. 그 비밀 키를 모르는 사람은 데이터에 맞는 "올바른" 지문을 새로 만들어낼 수 없다 — 이게 평범한 해시와 HMAC 의 차이다.</w:t>
-      </w:r>
-    </w:p>
-    <w:p>
-      <w:pPr>
-        <w:spacing w:after="80" w:line="272" w:lineRule="auto"/>
-        <w:rPr>
-          <w:sz w:val="18"/>
-          <w:szCs w:val="18"/>
-        </w:rPr>
-      </w:pPr>
-      <w:r>
-        <w:rPr>
-          <w:i/>
+        <w:t>라도 다르면 지문이 완전히 달라진다</w:t>
+      </w:r>
+      <w:r>
+        <w:rPr>
+          <w:rFonts w:hint="eastAsia"/>
           <w:iCs/>
           <w:sz w:val="18"/>
           <w:szCs w:val="18"/>
         </w:rPr>
-        <w:t>"HMAC을 붙인다"는 뜻: 택배 상자를 테이프로 봉하고, 그 위에 비밀 키로만 찍을 수 있는 특수한 도장을 찍어 같이 보내는 것과 같다. 상자(데이터) 내용물이 바뀌면 원래 도장은 더 이상 맞지 않게 되고, 공격자는 그 도장을 찍는 도장 자체(비밀 키)가 없으므로 새로 맞는 도장을 찍을 수도 없다. 받는 쪽(서버)은 도착한 데이터로 똑같은 계산을 다시 해서 같이 온 도장과 비교만 하면, 중간에 바뀌었는지 바로 알 수 있다.</w:t>
-      </w:r>
-    </w:p>
-    <w:p>
-      <w:pPr>
-        <w:spacing w:after="80" w:line="272" w:lineRule="auto"/>
-        <w:rPr>
-          <w:sz w:val="18"/>
-          <w:szCs w:val="18"/>
-        </w:rPr>
-      </w:pPr>
-      <w:r>
-        <w:rPr>
-          <w:i/>
+        <w:t>.</w:t>
+      </w:r>
+      <w:r>
+        <w:rPr>
           <w:iCs/>
           <w:sz w:val="18"/>
           <w:szCs w:val="18"/>
         </w:rPr>
-        <w:t xml:space="preserve">그래서 voucherToken 은 code(데이터) + "." + signature(그 데이터의 HMAC 지문) 형태가 되고, applySigned </w:t>
-      </w:r>
-      <w:r>
-        <w:rPr>
-          <w:rFonts w:hint="eastAsia"/>
-          <w:i/>
+        <w:t xml:space="preserve"> — 같은 입력이면 항상 같은 지문이 나온다.</w:t>
+      </w:r>
+    </w:p>
+    <w:p>
+      <w:pPr>
+        <w:spacing w:after="80" w:line="272" w:lineRule="auto"/>
+        <w:rPr>
+          <w:sz w:val="18"/>
+          <w:szCs w:val="18"/>
+        </w:rPr>
+      </w:pPr>
+      <w:r>
+        <w:rPr>
           <w:iCs/>
           <w:sz w:val="18"/>
           <w:szCs w:val="18"/>
         </w:rPr>
-        <w:t>메서드</w:t>
-      </w:r>
-      <w:r>
-        <w:rPr>
-          <w:i/>
+        <w:t>2) 그런데 평범한 해시는 아무나 계산할 수 있다. 그래서 공격자가 데이터를 바꾸고, 바뀐 데이터에 맞는 지문도 새로 계산해서 같이 보내면 들통나지 않는다.</w:t>
+      </w:r>
+    </w:p>
+    <w:p>
+      <w:pPr>
+        <w:spacing w:after="80" w:line="272" w:lineRule="auto"/>
+        <w:rPr>
+          <w:sz w:val="18"/>
+          <w:szCs w:val="18"/>
+        </w:rPr>
+      </w:pPr>
+      <w:r>
+        <w:rPr>
           <w:iCs/>
           <w:sz w:val="18"/>
           <w:szCs w:val="18"/>
         </w:rPr>
+        <w:t>3) HMAC 은 이 지문을 계산할 때 서버만 아는 비밀 키(key)를 함께 섞는다. 그 비밀 키를 모르는 사람은 데이터에 맞는 "올바른" 지문을 새로 만들어낼 수 없다 — 이게 평범한 해시와 HMAC 의 차이다.</w:t>
+      </w:r>
+    </w:p>
+    <w:p>
+      <w:pPr>
+        <w:spacing w:after="80" w:line="272" w:lineRule="auto"/>
+        <w:rPr>
+          <w:sz w:val="18"/>
+          <w:szCs w:val="18"/>
+        </w:rPr>
+      </w:pPr>
+      <w:r>
+        <w:rPr>
+          <w:iCs/>
+          <w:sz w:val="18"/>
+          <w:szCs w:val="18"/>
+        </w:rPr>
+        <w:t>"HMAC을 붙인다"는 뜻: 택배 상자를 테이프로 봉하고, 그 위에 비밀 키로만 찍을 수 있는 특수한 도장을 찍어 같이 보내는 것과 같다. 상자(데이터) 내용물이 바뀌면 원래 도장은 더 이상 맞지 않게 되고, 공격자는 그 도장을 찍는 도장 자체(비밀 키)가 없으므로 새로 맞는 도장을 찍을 수도 없다. 받는 쪽(서버)은 도착한 데이터로 똑같은 계산을 다시 해서 같이 온 도장과 비교만 하면, 중간에 바뀌었는지 바로 알 수 있다.</w:t>
+      </w:r>
+    </w:p>
+    <w:p>
+      <w:pPr>
+        <w:spacing w:after="80" w:line="272" w:lineRule="auto"/>
+        <w:rPr>
+          <w:sz w:val="18"/>
+          <w:szCs w:val="18"/>
+        </w:rPr>
+      </w:pPr>
+      <w:r>
+        <w:rPr>
+          <w:iCs/>
+          <w:sz w:val="18"/>
+          <w:szCs w:val="18"/>
+        </w:rPr>
+        <w:t xml:space="preserve">그래서 voucherToken 은 code(데이터) + "." + signature(그 데이터의 HMAC 지문) 형태가 되고, applySigned </w:t>
+      </w:r>
+      <w:r>
+        <w:rPr>
+          <w:rFonts w:hint="eastAsia"/>
+          <w:iCs/>
+          <w:sz w:val="18"/>
+          <w:szCs w:val="18"/>
+        </w:rPr>
+        <w:t>메서드</w:t>
+      </w:r>
+      <w:r>
+        <w:rPr>
+          <w:iCs/>
+          <w:sz w:val="18"/>
+          <w:szCs w:val="18"/>
+        </w:rPr>
         <w:t>는 받은 code 로 지문을 다시 계산해서 signature 와 비교한다. 하나라도 다르면 즉시 거부한다.</w:t>
       </w:r>
     </w:p>
@@ -3825,21 +3063,7 @@
           <w:i/>
           <w:iCs/>
         </w:rPr>
-        <w:t>직렬화·바이트 처리용</w:t>
-      </w:r>
-      <w:r>
-        <w:rPr>
-          <w:i/>
-          <w:iCs/>
-        </w:rPr>
-        <w:t xml:space="preserve"> (</w:t>
-      </w:r>
-      <w:r>
-        <w:rPr>
-          <w:i/>
-          <w:iCs/>
-        </w:rPr>
-        <w:t>2-3에서부터 쓰인다)</w:t>
+        <w:t xml:space="preserve">직렬화·바이트 처리용 (2-3에서부터 쓰인다)</w:t>
       </w:r>
     </w:p>
     <w:tbl>
@@ -3939,7 +3163,6 @@
             </w:r>
           </w:p>
           <w:p>
-            <w:proofErr w:type="spellStart"/>
             <w:r>
               <w:rPr>
                 <w:sz w:val="18"/>
@@ -3947,7 +3170,6 @@
               </w:rPr>
               <w:t>ByteArrayOutputStream</w:t>
             </w:r>
-            <w:proofErr w:type="spellEnd"/>
           </w:p>
         </w:tc>
         <w:tc>
@@ -3998,7 +3220,6 @@
             </w:r>
           </w:p>
           <w:p>
-            <w:proofErr w:type="spellStart"/>
             <w:r>
               <w:rPr>
                 <w:sz w:val="18"/>
@@ -4006,7 +3227,6 @@
               </w:rPr>
               <w:t>ObjectOutputStream</w:t>
             </w:r>
-            <w:proofErr w:type="spellEnd"/>
           </w:p>
         </w:tc>
         <w:tc>
@@ -4057,7 +3277,6 @@
             </w:r>
           </w:p>
           <w:p>
-            <w:proofErr w:type="spellStart"/>
             <w:r>
               <w:rPr>
                 <w:sz w:val="18"/>
@@ -4065,7 +3284,6 @@
               </w:rPr>
               <w:t>ByteArrayInputStream</w:t>
             </w:r>
-            <w:proofErr w:type="spellEnd"/>
           </w:p>
         </w:tc>
         <w:tc>
@@ -4101,6 +3319,21 @@
             </w:tcMar>
           </w:tcPr>
           <w:p>
+            <w:pPr>
+              <w:rPr>
+                <w:sz w:val="18"/>
+                <w:szCs w:val="18"/>
+              </w:rPr>
+            </w:pPr>
+            <w:r>
+              <w:rPr>
+                <w:sz w:val="18"/>
+                <w:szCs w:val="18"/>
+              </w:rPr>
+              <w:t>java.io.</w:t>
+            </w:r>
+          </w:p>
+          <w:p>
             <w:r>
               <w:rPr>
                 <w:sz w:val="18"/>
@@ -4149,30 +3382,12 @@
                 <w:szCs w:val="18"/>
               </w:rPr>
             </w:pPr>
-            <w:proofErr w:type="spellStart"/>
-            <w:r>
-              <w:rPr>
-                <w:sz w:val="18"/>
-                <w:szCs w:val="18"/>
-              </w:rPr>
-              <w:t>java.util</w:t>
-            </w:r>
-            <w:proofErr w:type="spellEnd"/>
-            <w:r>
-              <w:rPr>
-                <w:sz w:val="18"/>
-                <w:szCs w:val="18"/>
-              </w:rPr>
-              <w:t>.</w:t>
-            </w:r>
-          </w:p>
-          <w:p>
-            <w:r>
-              <w:rPr>
-                <w:sz w:val="18"/>
-                <w:szCs w:val="18"/>
-              </w:rPr>
-              <w:t>Base64</w:t>
+            <w:r>
+              <w:rPr>
+                <w:sz w:val="18"/>
+                <w:szCs w:val="18"/>
+              </w:rPr>
+              <w:t>java.util.Base64</w:t>
             </w:r>
           </w:p>
         </w:tc>
@@ -4215,30 +3430,12 @@
                 <w:szCs w:val="18"/>
               </w:rPr>
             </w:pPr>
-            <w:proofErr w:type="spellStart"/>
-            <w:r>
-              <w:rPr>
-                <w:sz w:val="18"/>
-                <w:szCs w:val="18"/>
-              </w:rPr>
-              <w:t>java.util</w:t>
-            </w:r>
-            <w:proofErr w:type="spellEnd"/>
-            <w:r>
-              <w:rPr>
-                <w:sz w:val="18"/>
-                <w:szCs w:val="18"/>
-              </w:rPr>
-              <w:t>.</w:t>
-            </w:r>
-          </w:p>
-          <w:p>
-            <w:r>
-              <w:rPr>
-                <w:sz w:val="18"/>
-                <w:szCs w:val="18"/>
-              </w:rPr>
-              <w:t>UUID</w:t>
+            <w:r>
+              <w:rPr>
+                <w:sz w:val="18"/>
+                <w:szCs w:val="18"/>
+              </w:rPr>
+              <w:t>java.util.UUID</w:t>
             </w:r>
           </w:p>
         </w:tc>
@@ -4281,34 +3478,15 @@
                 <w:szCs w:val="18"/>
               </w:rPr>
             </w:pPr>
-            <w:proofErr w:type="spellStart"/>
-            <w:proofErr w:type="gramStart"/>
-            <w:r>
-              <w:rPr>
-                <w:sz w:val="18"/>
-                <w:szCs w:val="18"/>
-              </w:rPr>
-              <w:t>java.</w:t>
-            </w:r>
-            <w:r>
-              <w:rPr>
-                <w:sz w:val="18"/>
-                <w:szCs w:val="18"/>
-              </w:rPr>
-              <w:t>nio.charset</w:t>
-            </w:r>
-            <w:proofErr w:type="spellEnd"/>
-            <w:proofErr w:type="gramEnd"/>
-            <w:r>
-              <w:rPr>
-                <w:sz w:val="18"/>
-                <w:szCs w:val="18"/>
-              </w:rPr>
-              <w:t>.</w:t>
-            </w:r>
-          </w:p>
-          <w:p>
-            <w:proofErr w:type="spellStart"/>
+            <w:r>
+              <w:rPr>
+                <w:sz w:val="18"/>
+                <w:szCs w:val="18"/>
+              </w:rPr>
+              <w:t>java.nio.charset.</w:t>
+            </w:r>
+          </w:p>
+          <w:p>
             <w:r>
               <w:rPr>
                 <w:sz w:val="18"/>
@@ -4316,7 +3494,6 @@
               </w:rPr>
               <w:t>StandardCharsets</w:t>
             </w:r>
-            <w:proofErr w:type="spellEnd"/>
           </w:p>
         </w:tc>
         <w:tc>
@@ -4350,30 +3527,7 @@
                 <w:sz w:val="18"/>
                 <w:szCs w:val="18"/>
               </w:rPr>
-              <w:t>:</w:t>
-            </w:r>
-            <w:r>
-              <w:rPr>
-                <w:sz w:val="18"/>
-                <w:szCs w:val="18"/>
-              </w:rPr>
-              <w:t xml:space="preserve"> </w:t>
-            </w:r>
-            <w:proofErr w:type="spellStart"/>
-            <w:r>
-              <w:rPr>
-                <w:sz w:val="18"/>
-                <w:szCs w:val="18"/>
-              </w:rPr>
-              <w:t>hmacKey</w:t>
-            </w:r>
-            <w:proofErr w:type="spellEnd"/>
-            <w:r>
-              <w:rPr>
-                <w:sz w:val="18"/>
-                <w:szCs w:val="18"/>
-              </w:rPr>
-              <w:t xml:space="preserve"> 를 만들 때 비밀 키 문자열을 바이트로 바꾸는 데 쓰인다</w:t>
+              <w:t xml:space="preserve">: hmacKey 를 만들 때 비밀 키 문자열을 바이트로 바꾸는 데 쓰인다</w:t>
             </w:r>
           </w:p>
         </w:tc>
@@ -4417,21 +3571,7 @@
           <w:iCs/>
         </w:rPr>
         <w:lastRenderedPageBreak/>
-        <w:t>HMAC 서명</w:t>
-      </w:r>
-      <w:r>
-        <w:rPr>
-          <w:i/>
-          <w:iCs/>
-        </w:rPr>
-        <w:t>(</w:t>
-      </w:r>
-      <w:r>
-        <w:rPr>
-          <w:i/>
-          <w:iCs/>
-        </w:rPr>
-        <w:t>4-3, 이 절)에만 쓰이는 클래스</w:t>
+        <w:t>HMAC 서명(4-3, 이 절)에만 쓰이는 클래스</w:t>
       </w:r>
     </w:p>
     <w:tbl>
@@ -4522,53 +3662,12 @@
                 <w:szCs w:val="18"/>
               </w:rPr>
             </w:pPr>
-            <w:proofErr w:type="spellStart"/>
-            <w:proofErr w:type="gramStart"/>
-            <w:r>
-              <w:rPr>
-                <w:sz w:val="18"/>
-                <w:szCs w:val="18"/>
-              </w:rPr>
-              <w:t>java</w:t>
-            </w:r>
-            <w:r>
-              <w:rPr>
-                <w:sz w:val="18"/>
-                <w:szCs w:val="18"/>
-              </w:rPr>
-              <w:t>x</w:t>
-            </w:r>
-            <w:r>
-              <w:rPr>
-                <w:sz w:val="18"/>
-                <w:szCs w:val="18"/>
-              </w:rPr>
-              <w:t>.</w:t>
-            </w:r>
-            <w:r>
-              <w:rPr>
-                <w:sz w:val="18"/>
-                <w:szCs w:val="18"/>
-              </w:rPr>
-              <w:t>crypto</w:t>
-            </w:r>
-            <w:proofErr w:type="spellEnd"/>
-            <w:proofErr w:type="gramEnd"/>
-            <w:r>
-              <w:rPr>
-                <w:sz w:val="18"/>
-                <w:szCs w:val="18"/>
-              </w:rPr>
-              <w:t>.</w:t>
-            </w:r>
-          </w:p>
-          <w:p>
-            <w:r>
-              <w:rPr>
-                <w:sz w:val="18"/>
-                <w:szCs w:val="18"/>
-              </w:rPr>
-              <w:t>Mac</w:t>
+            <w:r>
+              <w:rPr>
+                <w:sz w:val="18"/>
+                <w:szCs w:val="18"/>
+              </w:rPr>
+              <w:t>javax.crypto.Mac</w:t>
             </w:r>
           </w:p>
         </w:tc>
@@ -4611,32 +3710,15 @@
                 <w:szCs w:val="18"/>
               </w:rPr>
             </w:pPr>
-            <w:proofErr w:type="spellStart"/>
-            <w:r>
-              <w:rPr>
-                <w:sz w:val="18"/>
-                <w:szCs w:val="18"/>
-              </w:rPr>
-              <w:t>javax.crypto.</w:t>
-            </w:r>
-            <w:r>
-              <w:rPr>
-                <w:sz w:val="18"/>
-                <w:szCs w:val="18"/>
-              </w:rPr>
-              <w:t>spec</w:t>
-            </w:r>
-            <w:proofErr w:type="spellEnd"/>
-            <w:r>
-              <w:rPr>
-                <w:sz w:val="18"/>
-                <w:szCs w:val="18"/>
-              </w:rPr>
-              <w:t>.</w:t>
-            </w:r>
-          </w:p>
-          <w:p>
-            <w:proofErr w:type="spellStart"/>
+            <w:r>
+              <w:rPr>
+                <w:sz w:val="18"/>
+                <w:szCs w:val="18"/>
+              </w:rPr>
+              <w:t>javax.crypto.spec.</w:t>
+            </w:r>
+          </w:p>
+          <w:p>
             <w:r>
               <w:rPr>
                 <w:sz w:val="18"/>
@@ -4644,7 +3726,6 @@
               </w:rPr>
               <w:t>SecretKeySpec</w:t>
             </w:r>
-            <w:proofErr w:type="spellEnd"/>
           </w:p>
         </w:tc>
         <w:tc>
@@ -4686,34 +3767,15 @@
                 <w:szCs w:val="18"/>
               </w:rPr>
             </w:pPr>
-            <w:proofErr w:type="spellStart"/>
-            <w:proofErr w:type="gramStart"/>
-            <w:r>
-              <w:rPr>
-                <w:sz w:val="18"/>
-                <w:szCs w:val="18"/>
-              </w:rPr>
-              <w:t>javax.</w:t>
-            </w:r>
-            <w:r>
-              <w:rPr>
-                <w:sz w:val="18"/>
-                <w:szCs w:val="18"/>
-              </w:rPr>
-              <w:t>security</w:t>
-            </w:r>
-            <w:proofErr w:type="spellEnd"/>
-            <w:proofErr w:type="gramEnd"/>
-            <w:r>
-              <w:rPr>
-                <w:sz w:val="18"/>
-                <w:szCs w:val="18"/>
-              </w:rPr>
-              <w:t>.</w:t>
-            </w:r>
-          </w:p>
-          <w:p>
-            <w:proofErr w:type="spellStart"/>
+            <w:r>
+              <w:rPr>
+                <w:sz w:val="18"/>
+                <w:szCs w:val="18"/>
+              </w:rPr>
+              <w:t>javax.security.</w:t>
+            </w:r>
+          </w:p>
+          <w:p>
             <w:r>
               <w:rPr>
                 <w:sz w:val="18"/>
@@ -4721,7 +3783,6 @@
               </w:rPr>
               <w:t>MessageDigest</w:t>
             </w:r>
-            <w:proofErr w:type="spellEnd"/>
           </w:p>
         </w:tc>
         <w:tc>
@@ -4764,23 +3825,7 @@
           <w:b/>
           <w:bCs/>
         </w:rPr>
-        <w:t>"도장 찍기"</w:t>
-      </w:r>
-      <w:proofErr w:type="spellStart"/>
-      <w:r>
-        <w:rPr>
-          <w:b/>
-          <w:bCs/>
-        </w:rPr>
-        <w:t>를</w:t>
-      </w:r>
-      <w:proofErr w:type="spellEnd"/>
-      <w:r>
-        <w:rPr>
-          <w:b/>
-          <w:bCs/>
-        </w:rPr>
-        <w:t xml:space="preserve"> 코드로 구현한 원리</w:t>
+        <w:t xml:space="preserve">"도장 찍기"를 코드로 구현한 원리</w:t>
       </w:r>
     </w:p>
     <w:p>
@@ -5391,23 +4436,7 @@
         <w:t xml:space="preserve"> </w:t>
       </w:r>
       <w:r>
-        <w:t xml:space="preserve">했으므로 </w:t>
-      </w:r>
-      <w:proofErr w:type="spellStart"/>
-      <w:r>
-        <w:t>voucher.getDiscountPercent</w:t>
-      </w:r>
-      <w:proofErr w:type="spellEnd"/>
-      <w:r>
-        <w:t xml:space="preserve">() </w:t>
-      </w:r>
-      <w:proofErr w:type="spellStart"/>
-      <w:r>
-        <w:t>를</w:t>
-      </w:r>
-      <w:proofErr w:type="spellEnd"/>
-      <w:r>
-        <w:t xml:space="preserve"> 그대로 신뢰해서 최종 금액 계산</w:t>
+        <w:t xml:space="preserve">했으므로 voucher.getDiscountPercent() 를 그대로 신뢰해서 최종 금액 계산</w:t>
       </w:r>
     </w:p>
     <w:p>
@@ -5898,53 +4927,16 @@
         <w:spacing w:after="80" w:line="272" w:lineRule="auto"/>
       </w:pPr>
       <w:r>
-        <w:t xml:space="preserve">왜 </w:t>
-      </w:r>
-      <w:proofErr w:type="spellStart"/>
-      <w:r>
-        <w:t>applySigned</w:t>
-      </w:r>
-      <w:proofErr w:type="spellEnd"/>
-      <w:r>
-        <w:t xml:space="preserve"> 가 더 안전하고 확장성 있는가: </w:t>
-      </w:r>
-      <w:proofErr w:type="spellStart"/>
-      <w:r>
-        <w:t>applySafe</w:t>
-      </w:r>
-      <w:proofErr w:type="spellEnd"/>
-      <w:r>
-        <w:t xml:space="preserve"> 는 "그 필드를 믿지 않는다"는, 딱 그 필드 하나에 국한된 해결책이다 — Voucher 에 필드가 10개였다면 10개 전부에 대해 </w:t>
-      </w:r>
-      <w:proofErr w:type="spellStart"/>
-      <w:r>
-        <w:t>재검증</w:t>
-      </w:r>
-      <w:proofErr w:type="spellEnd"/>
-      <w:r>
-        <w:t xml:space="preserve"> </w:t>
-      </w:r>
-      <w:proofErr w:type="spellStart"/>
-      <w:r>
-        <w:t>로직을</w:t>
-      </w:r>
-      <w:proofErr w:type="spellEnd"/>
-      <w:r>
-        <w:t xml:space="preserve"> 따로 만들어야 한다. 반면 applySigned 는 "데이터 전체가 발급 당시 그대로인가"를 서명 하나로 한 번에 보증한다 — 필드가 몇 개든, 어떤 값이든, 서명만 검증하면 전부 안전하다. 또한 applySafe 는 서버가 재조회할 수 있는 "원본 진실의 원천"(이 데모의 COUPON_POLICY)이 있어야만 가능한 방어인데, 복잡한 계산 결과처럼 재조회가 불가능한 데이터라면 이 방법을 쓸 수 없다. applySigned 는 그런 제약이 </w:t>
-      </w:r>
-      <w:proofErr w:type="gramStart"/>
-      <w:r>
-        <w:t>없다</w:t>
-      </w:r>
-      <w:r>
-        <w:t xml:space="preserve"> </w:t>
-      </w:r>
-      <w:r>
-        <w:t xml:space="preserve"> 그래서</w:t>
-      </w:r>
-      <w:proofErr w:type="gramEnd"/>
-      <w:r>
-        <w:t xml:space="preserve"> JWT 같은 범용 토큰 방식은 "재검증"이 아니라 "서명"을 쓴다.</w:t>
+        <w:t xml:space="preserve">왜 applySigned 가 더 안전하고 확장성 있는가: applySafe 는 "그 필드를 믿지 않는다"는, 딱 그 필드 하나에 국한된 해결책이다 — Voucher 에 필드가 10개였다면 10개 전부에 대해 재검증 로직을 따로 만들어야 한다. 반면 applySigned 는 "데이터 전체가 발급 당시 그대로인가"를 서명 하나로 한 번에 보증한다 — 필드가 몇 개든, 어떤 값이든, 서명만 검증하면 전부 안전하다. 또한 applySafe 는 서버가 재조회할 수 있는 "원본 진실의 원천"(이 데모의 COUPON_POLICY)이 있어야만 가능한 방어인데, 복잡한 계산 결과처럼 재조회가 불가능한 데이터라면 이 방법을 쓸 수 없다. applySigned 는 그런 제약이 없다</w:t>
+      </w:r>
+      <w:r>
+        <w:rPr>
+          <w:rFonts w:hint="eastAsia"/>
+        </w:rPr>
+        <w:t>.</w:t>
+      </w:r>
+      <w:r>
+        <w:t xml:space="preserve">  그래서 JWT 같은 범용 토큰 방식은 "재검증"이 아니라 "서명"을 쓴다.</w:t>
       </w:r>
     </w:p>
     <w:p>
@@ -6070,134 +5062,12 @@
             </w:tcMar>
           </w:tcPr>
           <w:p>
-            <w:proofErr w:type="spellStart"/>
-            <w:r>
-              <w:rPr>
-                <w:sz w:val="18"/>
-                <w:szCs w:val="18"/>
-              </w:rPr>
-              <w:t>issueSigned</w:t>
-            </w:r>
-            <w:proofErr w:type="spellEnd"/>
-            <w:r>
-              <w:rPr>
-                <w:sz w:val="18"/>
-                <w:szCs w:val="18"/>
-              </w:rPr>
-              <w:t>/</w:t>
-            </w:r>
-            <w:r>
-              <w:rPr>
-                <w:sz w:val="18"/>
-                <w:szCs w:val="18"/>
-              </w:rPr>
-              <w:t xml:space="preserve"> </w:t>
-            </w:r>
-            <w:proofErr w:type="spellStart"/>
-            <w:r>
-              <w:rPr>
-                <w:sz w:val="18"/>
-                <w:szCs w:val="18"/>
-              </w:rPr>
-              <w:t>serializeSigned</w:t>
-            </w:r>
-            <w:proofErr w:type="spellEnd"/>
-            <w:r>
-              <w:rPr>
-                <w:sz w:val="18"/>
-                <w:szCs w:val="18"/>
-              </w:rPr>
-              <w:t xml:space="preserve"> </w:t>
-            </w:r>
-            <w:r>
-              <w:rPr>
-                <w:sz w:val="18"/>
-                <w:szCs w:val="18"/>
-              </w:rPr>
-              <w:t>/</w:t>
-            </w:r>
-            <w:r>
-              <w:rPr>
-                <w:sz w:val="18"/>
-                <w:szCs w:val="18"/>
-              </w:rPr>
-              <w:t xml:space="preserve"> </w:t>
-            </w:r>
-            <w:proofErr w:type="spellStart"/>
-            <w:r>
-              <w:rPr>
-                <w:sz w:val="18"/>
-                <w:szCs w:val="18"/>
-              </w:rPr>
-              <w:t>applySigned</w:t>
-            </w:r>
-            <w:proofErr w:type="spellEnd"/>
-            <w:r>
-              <w:rPr>
-                <w:sz w:val="18"/>
-                <w:szCs w:val="18"/>
-              </w:rPr>
-              <w:t xml:space="preserve"> </w:t>
-            </w:r>
-            <w:r>
-              <w:rPr>
-                <w:sz w:val="18"/>
-                <w:szCs w:val="18"/>
-              </w:rPr>
-              <w:t>/</w:t>
-            </w:r>
-            <w:r>
-              <w:rPr>
-                <w:sz w:val="18"/>
-                <w:szCs w:val="18"/>
-              </w:rPr>
-              <w:t xml:space="preserve"> </w:t>
-            </w:r>
-            <w:proofErr w:type="spellStart"/>
-            <w:r>
-              <w:rPr>
-                <w:sz w:val="18"/>
-                <w:szCs w:val="18"/>
-              </w:rPr>
-              <w:t>deserializeSigned</w:t>
-            </w:r>
-            <w:proofErr w:type="spellEnd"/>
-            <w:r>
-              <w:rPr>
-                <w:sz w:val="18"/>
-                <w:szCs w:val="18"/>
-              </w:rPr>
-              <w:t xml:space="preserve"> </w:t>
-            </w:r>
-            <w:r>
-              <w:rPr>
-                <w:sz w:val="18"/>
-                <w:szCs w:val="18"/>
-              </w:rPr>
-              <w:t>/</w:t>
-            </w:r>
-            <w:r>
-              <w:rPr>
-                <w:sz w:val="18"/>
-                <w:szCs w:val="18"/>
-              </w:rPr>
-              <w:t xml:space="preserve"> </w:t>
-            </w:r>
-            <w:proofErr w:type="spellStart"/>
-            <w:r>
-              <w:rPr>
-                <w:sz w:val="18"/>
-                <w:szCs w:val="18"/>
-              </w:rPr>
-              <w:t>hmac</w:t>
-            </w:r>
-            <w:proofErr w:type="spellEnd"/>
-            <w:r>
-              <w:rPr>
-                <w:sz w:val="18"/>
-                <w:szCs w:val="18"/>
-              </w:rPr>
-              <w:t xml:space="preserve"> 메서드 추가</w:t>
+            <w:r>
+              <w:rPr>
+                <w:sz w:val="18"/>
+                <w:szCs w:val="18"/>
+              </w:rPr>
+              <w:t xml:space="preserve">issueSigned/ serializeSigned / applySigned / deserializeSigned / hmac 메서드 추가</w:t>
             </w:r>
           </w:p>
         </w:tc>
@@ -6339,13 +5209,7 @@
         <w:spacing w:after="80" w:line="272" w:lineRule="auto"/>
       </w:pPr>
       <w:r>
-        <w:t>서명 생성/검증 — serialize</w:t>
-      </w:r>
-      <w:r>
-        <w:t>Signed·deserializeSigned·hmac (</w:t>
-      </w:r>
-      <w:r>
-        <w:t>2-3의 serializeToBytes/deserializeFromBytes 를 그대로 재사용한다):</w:t>
+        <w:t>서명 생성/검증 — serializeSigned·deserializeSigned·hmac (2-3의 serializeToBytes/deserializeFromBytes 를 그대로 재사용한다):</w:t>
       </w:r>
     </w:p>
     <w:p>
@@ -6362,16 +5226,112 @@
           <w:sz w:val="16"/>
           <w:szCs w:val="16"/>
         </w:rPr>
-        <w:t>// code = base64(</w:t>
-      </w:r>
-      <w:r>
-        <w:rPr>
-          <w:rFonts w:ascii="Consolas" w:hAnsi="Consolas"/>
-          <w:sz w:val="16"/>
-          <w:szCs w:val="16"/>
-        </w:rPr>
-        <w:t>직렬화</w:t>
-      </w:r>
+        <w:t xml:space="preserve">// code = base64(직렬화 바이트), signature = base64(HMAC-SHA256(그 바이트, 서버만 아는 key))</w:t>
+      </w:r>
+    </w:p>
+    <w:p>
+      <w:pPr>
+        <w:pBdr>
+          <w:left w:val="single" w:sz="18" w:space="6" w:color="C0C0C0"/>
+        </w:pBdr>
+        <w:shd w:val="clear" w:color="auto" w:fill="F4F4F4"/>
+      </w:pPr>
+      <w:r>
+        <w:rPr>
+          <w:rFonts w:ascii="Consolas" w:hAnsi="Consolas"/>
+          <w:sz w:val="16"/>
+          <w:szCs w:val="16"/>
+        </w:rPr>
+        <w:t>private String serializeSigned(Voucher voucher) {</w:t>
+      </w:r>
+    </w:p>
+    <w:p>
+      <w:pPr>
+        <w:pBdr>
+          <w:left w:val="single" w:sz="18" w:space="6" w:color="C0C0C0"/>
+        </w:pBdr>
+        <w:shd w:val="clear" w:color="auto" w:fill="F4F4F4"/>
+      </w:pPr>
+      <w:r>
+        <w:rPr>
+          <w:rFonts w:ascii="Consolas" w:hAnsi="Consolas"/>
+          <w:sz w:val="16"/>
+          <w:szCs w:val="16"/>
+        </w:rPr>
+        <w:t xml:space="preserve">    byte[] raw = serializeToBytes(voucher);</w:t>
+      </w:r>
+    </w:p>
+    <w:p>
+      <w:pPr>
+        <w:pBdr>
+          <w:left w:val="single" w:sz="18" w:space="6" w:color="C0C0C0"/>
+        </w:pBdr>
+        <w:shd w:val="clear" w:color="auto" w:fill="F4F4F4"/>
+      </w:pPr>
+      <w:r>
+        <w:rPr>
+          <w:rFonts w:ascii="Consolas" w:hAnsi="Consolas"/>
+          <w:sz w:val="16"/>
+          <w:szCs w:val="16"/>
+        </w:rPr>
+        <w:t xml:space="preserve">    String code = Base64.getEncoder().encodeToString(raw);</w:t>
+      </w:r>
+    </w:p>
+    <w:p>
+      <w:pPr>
+        <w:pBdr>
+          <w:left w:val="single" w:sz="18" w:space="6" w:color="C0C0C0"/>
+        </w:pBdr>
+        <w:shd w:val="clear" w:color="auto" w:fill="F4F4F4"/>
+      </w:pPr>
+      <w:r>
+        <w:rPr>
+          <w:rFonts w:ascii="Consolas" w:hAnsi="Consolas"/>
+          <w:sz w:val="16"/>
+          <w:szCs w:val="16"/>
+        </w:rPr>
+        <w:t xml:space="preserve">    String signature = Base64.getEncoder().encodeToString(hmac(raw));</w:t>
+      </w:r>
+    </w:p>
+    <w:p>
+      <w:pPr>
+        <w:pBdr>
+          <w:left w:val="single" w:sz="18" w:space="6" w:color="C0C0C0"/>
+        </w:pBdr>
+        <w:shd w:val="clear" w:color="auto" w:fill="F4F4F4"/>
+      </w:pPr>
+      <w:r>
+        <w:rPr>
+          <w:rFonts w:ascii="Consolas" w:hAnsi="Consolas"/>
+          <w:sz w:val="16"/>
+          <w:szCs w:val="16"/>
+        </w:rPr>
+        <w:t xml:space="preserve">    return code + "." + signature;</w:t>
+      </w:r>
+    </w:p>
+    <w:p>
+      <w:pPr>
+        <w:pBdr>
+          <w:left w:val="single" w:sz="18" w:space="6" w:color="C0C0C0"/>
+        </w:pBdr>
+        <w:shd w:val="clear" w:color="auto" w:fill="F4F4F4"/>
+      </w:pPr>
+      <w:r>
+        <w:rPr>
+          <w:rFonts w:ascii="Consolas" w:hAnsi="Consolas"/>
+          <w:sz w:val="16"/>
+          <w:szCs w:val="16"/>
+        </w:rPr>
+        <w:t>}</w:t>
+      </w:r>
+    </w:p>
+    <w:p>
+      <w:pPr>
+        <w:pBdr>
+          <w:left w:val="single" w:sz="18" w:space="6" w:color="C0C0C0"/>
+        </w:pBdr>
+        <w:shd w:val="clear" w:color="auto" w:fill="F4F4F4"/>
+      </w:pPr>
       <w:r>
         <w:rPr>
           <w:rFonts w:ascii="Consolas" w:hAnsi="Consolas"/>
@@ -6380,373 +5340,21 @@
         </w:rPr>
         <w:t xml:space="preserve"> </w:t>
       </w:r>
-      <w:r>
-        <w:rPr>
-          <w:rFonts w:ascii="Consolas" w:hAnsi="Consolas"/>
-          <w:sz w:val="16"/>
-          <w:szCs w:val="16"/>
-        </w:rPr>
-        <w:t>바이트</w:t>
-      </w:r>
-      <w:r>
-        <w:rPr>
-          <w:rFonts w:ascii="Consolas" w:hAnsi="Consolas"/>
-          <w:sz w:val="16"/>
-          <w:szCs w:val="16"/>
-        </w:rPr>
-        <w:t>), signature = base64(HMAC-SHA256(</w:t>
-      </w:r>
-      <w:r>
-        <w:rPr>
-          <w:rFonts w:ascii="Consolas" w:hAnsi="Consolas"/>
-          <w:sz w:val="16"/>
-          <w:szCs w:val="16"/>
-        </w:rPr>
-        <w:t>그</w:t>
-      </w:r>
-      <w:r>
-        <w:rPr>
-          <w:rFonts w:ascii="Consolas" w:hAnsi="Consolas"/>
-          <w:sz w:val="16"/>
-          <w:szCs w:val="16"/>
-        </w:rPr>
-        <w:t xml:space="preserve"> </w:t>
-      </w:r>
-      <w:r>
-        <w:rPr>
-          <w:rFonts w:ascii="Consolas" w:hAnsi="Consolas"/>
-          <w:sz w:val="16"/>
-          <w:szCs w:val="16"/>
-        </w:rPr>
-        <w:t>바이트</w:t>
-      </w:r>
-      <w:r>
-        <w:rPr>
-          <w:rFonts w:ascii="Consolas" w:hAnsi="Consolas"/>
-          <w:sz w:val="16"/>
-          <w:szCs w:val="16"/>
-        </w:rPr>
-        <w:t xml:space="preserve">, </w:t>
-      </w:r>
-      <w:r>
-        <w:rPr>
-          <w:rFonts w:ascii="Consolas" w:hAnsi="Consolas"/>
-          <w:sz w:val="16"/>
-          <w:szCs w:val="16"/>
-        </w:rPr>
-        <w:t>서버만</w:t>
-      </w:r>
-      <w:r>
-        <w:rPr>
-          <w:rFonts w:ascii="Consolas" w:hAnsi="Consolas"/>
-          <w:sz w:val="16"/>
-          <w:szCs w:val="16"/>
-        </w:rPr>
-        <w:t xml:space="preserve"> </w:t>
-      </w:r>
-      <w:r>
-        <w:rPr>
-          <w:rFonts w:ascii="Consolas" w:hAnsi="Consolas"/>
-          <w:sz w:val="16"/>
-          <w:szCs w:val="16"/>
-        </w:rPr>
-        <w:t>아는</w:t>
-      </w:r>
-      <w:r>
-        <w:rPr>
-          <w:rFonts w:ascii="Consolas" w:hAnsi="Consolas"/>
-          <w:sz w:val="16"/>
-          <w:szCs w:val="16"/>
-        </w:rPr>
-        <w:t xml:space="preserve"> key))</w:t>
-      </w:r>
-    </w:p>
-    <w:p>
-      <w:pPr>
-        <w:pBdr>
-          <w:left w:val="single" w:sz="18" w:space="6" w:color="C0C0C0"/>
-        </w:pBdr>
-        <w:shd w:val="clear" w:color="auto" w:fill="F4F4F4"/>
-      </w:pPr>
-      <w:r>
-        <w:rPr>
-          <w:rFonts w:ascii="Consolas" w:hAnsi="Consolas"/>
-          <w:sz w:val="16"/>
-          <w:szCs w:val="16"/>
-        </w:rPr>
-        <w:t>private String serializeSigned(Voucher voucher) {</w:t>
-      </w:r>
-    </w:p>
-    <w:p>
-      <w:pPr>
-        <w:pBdr>
-          <w:left w:val="single" w:sz="18" w:space="6" w:color="C0C0C0"/>
-        </w:pBdr>
-        <w:shd w:val="clear" w:color="auto" w:fill="F4F4F4"/>
-      </w:pPr>
-      <w:r>
-        <w:rPr>
-          <w:rFonts w:ascii="Consolas" w:hAnsi="Consolas"/>
-          <w:sz w:val="16"/>
-          <w:szCs w:val="16"/>
-        </w:rPr>
-        <w:t xml:space="preserve">    byte[] raw = serializeToBytes(voucher);</w:t>
-      </w:r>
-    </w:p>
-    <w:p>
-      <w:pPr>
-        <w:pBdr>
-          <w:left w:val="single" w:sz="18" w:space="6" w:color="C0C0C0"/>
-        </w:pBdr>
-        <w:shd w:val="clear" w:color="auto" w:fill="F4F4F4"/>
-      </w:pPr>
-      <w:r>
-        <w:rPr>
-          <w:rFonts w:ascii="Consolas" w:hAnsi="Consolas"/>
-          <w:sz w:val="16"/>
-          <w:szCs w:val="16"/>
-        </w:rPr>
-        <w:t xml:space="preserve">    String code = Base64.getEncoder().encodeToString(raw);</w:t>
-      </w:r>
-    </w:p>
-    <w:p>
-      <w:pPr>
-        <w:pBdr>
-          <w:left w:val="single" w:sz="18" w:space="6" w:color="C0C0C0"/>
-        </w:pBdr>
-        <w:shd w:val="clear" w:color="auto" w:fill="F4F4F4"/>
-      </w:pPr>
-      <w:r>
-        <w:rPr>
-          <w:rFonts w:ascii="Consolas" w:hAnsi="Consolas"/>
-          <w:sz w:val="16"/>
-          <w:szCs w:val="16"/>
-        </w:rPr>
-        <w:t xml:space="preserve">    String signature = Base64.getEncoder().encodeToString(hmac(raw));</w:t>
-      </w:r>
-    </w:p>
-    <w:p>
-      <w:pPr>
-        <w:pBdr>
-          <w:left w:val="single" w:sz="18" w:space="6" w:color="C0C0C0"/>
-        </w:pBdr>
-        <w:shd w:val="clear" w:color="auto" w:fill="F4F4F4"/>
-      </w:pPr>
-      <w:r>
-        <w:rPr>
-          <w:rFonts w:ascii="Consolas" w:hAnsi="Consolas"/>
-          <w:sz w:val="16"/>
-          <w:szCs w:val="16"/>
-        </w:rPr>
-        <w:t xml:space="preserve">    return code + "." + signature;</w:t>
-      </w:r>
-    </w:p>
-    <w:p>
-      <w:pPr>
-        <w:pBdr>
-          <w:left w:val="single" w:sz="18" w:space="6" w:color="C0C0C0"/>
-        </w:pBdr>
-        <w:shd w:val="clear" w:color="auto" w:fill="F4F4F4"/>
-      </w:pPr>
-      <w:r>
-        <w:rPr>
-          <w:rFonts w:ascii="Consolas" w:hAnsi="Consolas"/>
-          <w:sz w:val="16"/>
-          <w:szCs w:val="16"/>
-        </w:rPr>
-        <w:t>}</w:t>
-      </w:r>
-    </w:p>
-    <w:p>
-      <w:pPr>
-        <w:pBdr>
-          <w:left w:val="single" w:sz="18" w:space="6" w:color="C0C0C0"/>
-        </w:pBdr>
-        <w:shd w:val="clear" w:color="auto" w:fill="F4F4F4"/>
-      </w:pPr>
-      <w:r>
-        <w:rPr>
-          <w:rFonts w:ascii="Consolas" w:hAnsi="Consolas"/>
-          <w:sz w:val="16"/>
-          <w:szCs w:val="16"/>
-        </w:rPr>
-        <w:t xml:space="preserve"> </w:t>
-      </w:r>
-    </w:p>
-    <w:p>
-      <w:pPr>
-        <w:pBdr>
-          <w:left w:val="single" w:sz="18" w:space="6" w:color="C0C0C0"/>
-        </w:pBdr>
-        <w:shd w:val="clear" w:color="auto" w:fill="F4F4F4"/>
-      </w:pPr>
-      <w:r>
-        <w:rPr>
-          <w:rFonts w:ascii="Consolas" w:hAnsi="Consolas"/>
-          <w:sz w:val="16"/>
-          <w:szCs w:val="16"/>
-        </w:rPr>
-        <w:t xml:space="preserve">// </w:t>
-      </w:r>
-      <w:r>
-        <w:rPr>
-          <w:rFonts w:ascii="Consolas" w:hAnsi="Consolas"/>
-          <w:sz w:val="16"/>
-          <w:szCs w:val="16"/>
-        </w:rPr>
-        <w:t>여기가</w:t>
-      </w:r>
-      <w:r>
-        <w:rPr>
-          <w:rFonts w:ascii="Consolas" w:hAnsi="Consolas"/>
-          <w:sz w:val="16"/>
-          <w:szCs w:val="16"/>
-        </w:rPr>
-        <w:t xml:space="preserve"> §4-1(</w:t>
-      </w:r>
-      <w:r>
-        <w:rPr>
-          <w:rFonts w:ascii="Consolas" w:hAnsi="Consolas"/>
-          <w:sz w:val="16"/>
-          <w:szCs w:val="16"/>
-        </w:rPr>
-        <w:t>재검증</w:t>
-      </w:r>
-      <w:r>
-        <w:rPr>
-          <w:rFonts w:ascii="Consolas" w:hAnsi="Consolas"/>
-          <w:sz w:val="16"/>
-          <w:szCs w:val="16"/>
-        </w:rPr>
-        <w:t>)</w:t>
-      </w:r>
-      <w:r>
-        <w:rPr>
-          <w:rFonts w:ascii="Consolas" w:hAnsi="Consolas"/>
-          <w:sz w:val="16"/>
-          <w:szCs w:val="16"/>
-        </w:rPr>
-        <w:t>과의</w:t>
-      </w:r>
-      <w:r>
-        <w:rPr>
-          <w:rFonts w:ascii="Consolas" w:hAnsi="Consolas"/>
-          <w:sz w:val="16"/>
-          <w:szCs w:val="16"/>
-        </w:rPr>
-        <w:t xml:space="preserve"> </w:t>
-      </w:r>
-      <w:r>
-        <w:rPr>
-          <w:rFonts w:ascii="Consolas" w:hAnsi="Consolas"/>
-          <w:sz w:val="16"/>
-          <w:szCs w:val="16"/>
-        </w:rPr>
-        <w:t>차이다</w:t>
-      </w:r>
-      <w:r>
-        <w:rPr>
-          <w:rFonts w:ascii="Consolas" w:hAnsi="Consolas"/>
-          <w:sz w:val="16"/>
-          <w:szCs w:val="16"/>
-        </w:rPr>
-        <w:t xml:space="preserve"> : </w:t>
-      </w:r>
-      <w:r>
-        <w:rPr>
-          <w:rFonts w:ascii="Consolas" w:hAnsi="Consolas"/>
-          <w:sz w:val="16"/>
-          <w:szCs w:val="16"/>
-        </w:rPr>
-        <w:t>역직렬화를</w:t>
-      </w:r>
-      <w:r>
-        <w:rPr>
-          <w:rFonts w:ascii="Consolas" w:hAnsi="Consolas"/>
-          <w:sz w:val="16"/>
-          <w:szCs w:val="16"/>
-        </w:rPr>
-        <w:t xml:space="preserve"> "</w:t>
-      </w:r>
-      <w:r>
-        <w:rPr>
-          <w:rFonts w:ascii="Consolas" w:hAnsi="Consolas"/>
-          <w:sz w:val="16"/>
-          <w:szCs w:val="16"/>
-        </w:rPr>
-        <w:t>시도하기</w:t>
-      </w:r>
-      <w:r>
-        <w:rPr>
-          <w:rFonts w:ascii="Consolas" w:hAnsi="Consolas"/>
-          <w:sz w:val="16"/>
-          <w:szCs w:val="16"/>
-        </w:rPr>
-        <w:t xml:space="preserve"> </w:t>
-      </w:r>
-      <w:r>
-        <w:rPr>
-          <w:rFonts w:ascii="Consolas" w:hAnsi="Consolas"/>
-          <w:sz w:val="16"/>
-          <w:szCs w:val="16"/>
-        </w:rPr>
-        <w:t>전에</w:t>
-      </w:r>
-      <w:r>
-        <w:rPr>
-          <w:rFonts w:ascii="Consolas" w:hAnsi="Consolas"/>
-          <w:sz w:val="16"/>
-          <w:szCs w:val="16"/>
-        </w:rPr>
-        <w:t xml:space="preserve">" </w:t>
-      </w:r>
-      <w:r>
-        <w:rPr>
-          <w:rFonts w:ascii="Consolas" w:hAnsi="Consolas"/>
-          <w:sz w:val="16"/>
-          <w:szCs w:val="16"/>
-        </w:rPr>
-        <w:t>서명을</w:t>
-      </w:r>
-      <w:r>
-        <w:rPr>
-          <w:rFonts w:ascii="Consolas" w:hAnsi="Consolas"/>
-          <w:sz w:val="16"/>
-          <w:szCs w:val="16"/>
-        </w:rPr>
-        <w:t xml:space="preserve"> </w:t>
-      </w:r>
-      <w:r>
-        <w:rPr>
-          <w:rFonts w:ascii="Consolas" w:hAnsi="Consolas"/>
-          <w:sz w:val="16"/>
-          <w:szCs w:val="16"/>
-        </w:rPr>
-        <w:t>먼저</w:t>
-      </w:r>
-      <w:r>
-        <w:rPr>
-          <w:rFonts w:ascii="Consolas" w:hAnsi="Consolas"/>
-          <w:sz w:val="16"/>
-          <w:szCs w:val="16"/>
-        </w:rPr>
-        <w:t xml:space="preserve"> </w:t>
-      </w:r>
-      <w:r>
-        <w:rPr>
-          <w:rFonts w:ascii="Consolas" w:hAnsi="Consolas"/>
-          <w:sz w:val="16"/>
-          <w:szCs w:val="16"/>
-        </w:rPr>
-        <w:t>검증한다</w:t>
-      </w:r>
-      <w:r>
-        <w:rPr>
-          <w:rFonts w:ascii="Consolas" w:hAnsi="Consolas"/>
-          <w:sz w:val="16"/>
-          <w:szCs w:val="16"/>
-        </w:rPr>
-        <w:t>.</w:t>
+    </w:p>
+    <w:p>
+      <w:pPr>
+        <w:pBdr>
+          <w:left w:val="single" w:sz="18" w:space="6" w:color="C0C0C0"/>
+        </w:pBdr>
+        <w:shd w:val="clear" w:color="auto" w:fill="F4F4F4"/>
+      </w:pPr>
+      <w:r>
+        <w:rPr>
+          <w:rFonts w:ascii="Consolas" w:hAnsi="Consolas"/>
+          <w:sz w:val="16"/>
+          <w:szCs w:val="16"/>
+        </w:rPr>
+        <w:t xml:space="preserve">// 여기가 §4-1(재검증)과의 차이다 : 역직렬화를 "시도하기 전에" 서명을 먼저 검증한다.</w:t>
       </w:r>
     </w:p>
     <w:p>
@@ -6842,143 +5450,23 @@
           <w:sz w:val="16"/>
           <w:szCs w:val="16"/>
         </w:rPr>
-        <w:t xml:space="preserve">    if (!MessageDigest.isEqual(expected, signature)) {   // </w:t>
-      </w:r>
-      <w:r>
-        <w:rPr>
-          <w:rFonts w:ascii="Consolas" w:hAnsi="Consolas"/>
-          <w:sz w:val="16"/>
-          <w:szCs w:val="16"/>
-        </w:rPr>
-        <w:t>상수</w:t>
-      </w:r>
-      <w:r>
-        <w:rPr>
-          <w:rFonts w:ascii="Consolas" w:hAnsi="Consolas"/>
-          <w:sz w:val="16"/>
-          <w:szCs w:val="16"/>
-        </w:rPr>
-        <w:t xml:space="preserve"> </w:t>
-      </w:r>
-      <w:r>
-        <w:rPr>
-          <w:rFonts w:ascii="Consolas" w:hAnsi="Consolas"/>
-          <w:sz w:val="16"/>
-          <w:szCs w:val="16"/>
-        </w:rPr>
-        <w:t>시간</w:t>
-      </w:r>
-      <w:r>
-        <w:rPr>
-          <w:rFonts w:ascii="Consolas" w:hAnsi="Consolas"/>
-          <w:sz w:val="16"/>
-          <w:szCs w:val="16"/>
-        </w:rPr>
-        <w:t xml:space="preserve"> </w:t>
-      </w:r>
-      <w:r>
-        <w:rPr>
-          <w:rFonts w:ascii="Consolas" w:hAnsi="Consolas"/>
-          <w:sz w:val="16"/>
-          <w:szCs w:val="16"/>
-        </w:rPr>
-        <w:t>비교</w:t>
-      </w:r>
-    </w:p>
-    <w:p>
-      <w:pPr>
-        <w:pBdr>
-          <w:left w:val="single" w:sz="18" w:space="6" w:color="C0C0C0"/>
-        </w:pBdr>
-        <w:shd w:val="clear" w:color="auto" w:fill="F4F4F4"/>
-      </w:pPr>
-      <w:r>
-        <w:rPr>
-          <w:rFonts w:ascii="Consolas" w:hAnsi="Consolas"/>
-          <w:sz w:val="16"/>
-          <w:szCs w:val="16"/>
-        </w:rPr>
-        <w:t xml:space="preserve">        throw new IllegalArgumentException("</w:t>
-      </w:r>
-      <w:r>
-        <w:rPr>
-          <w:rFonts w:ascii="Consolas" w:hAnsi="Consolas"/>
-          <w:sz w:val="16"/>
-          <w:szCs w:val="16"/>
-        </w:rPr>
-        <w:t>서명이</w:t>
-      </w:r>
-      <w:r>
-        <w:rPr>
-          <w:rFonts w:ascii="Consolas" w:hAnsi="Consolas"/>
-          <w:sz w:val="16"/>
-          <w:szCs w:val="16"/>
-        </w:rPr>
-        <w:t xml:space="preserve"> </w:t>
-      </w:r>
-      <w:r>
-        <w:rPr>
-          <w:rFonts w:ascii="Consolas" w:hAnsi="Consolas"/>
-          <w:sz w:val="16"/>
-          <w:szCs w:val="16"/>
-        </w:rPr>
-        <w:t>유효하지</w:t>
-      </w:r>
-      <w:r>
-        <w:rPr>
-          <w:rFonts w:ascii="Consolas" w:hAnsi="Consolas"/>
-          <w:sz w:val="16"/>
-          <w:szCs w:val="16"/>
-        </w:rPr>
-        <w:t xml:space="preserve"> </w:t>
-      </w:r>
-      <w:r>
-        <w:rPr>
-          <w:rFonts w:ascii="Consolas" w:hAnsi="Consolas"/>
-          <w:sz w:val="16"/>
-          <w:szCs w:val="16"/>
-        </w:rPr>
-        <w:t>않습니다</w:t>
-      </w:r>
-      <w:r>
-        <w:rPr>
-          <w:rFonts w:ascii="Consolas" w:hAnsi="Consolas"/>
-          <w:sz w:val="16"/>
-          <w:szCs w:val="16"/>
-        </w:rPr>
-        <w:t xml:space="preserve"> — </w:t>
-      </w:r>
-      <w:r>
-        <w:rPr>
-          <w:rFonts w:ascii="Consolas" w:hAnsi="Consolas"/>
-          <w:sz w:val="16"/>
-          <w:szCs w:val="16"/>
-        </w:rPr>
-        <w:t>토큰이</w:t>
-      </w:r>
-      <w:r>
-        <w:rPr>
-          <w:rFonts w:ascii="Consolas" w:hAnsi="Consolas"/>
-          <w:sz w:val="16"/>
-          <w:szCs w:val="16"/>
-        </w:rPr>
-        <w:t xml:space="preserve"> </w:t>
-      </w:r>
-      <w:r>
-        <w:rPr>
-          <w:rFonts w:ascii="Consolas" w:hAnsi="Consolas"/>
-          <w:sz w:val="16"/>
-          <w:szCs w:val="16"/>
-        </w:rPr>
-        <w:t>변조되었습니다</w:t>
-      </w:r>
-      <w:r>
-        <w:rPr>
-          <w:rFonts w:ascii="Consolas" w:hAnsi="Consolas"/>
-          <w:sz w:val="16"/>
-          <w:szCs w:val="16"/>
-        </w:rPr>
-        <w:t>");</w:t>
+        <w:t xml:space="preserve">    if (!MessageDigest.isEqual(expected, signature)) {   // 상수 시간 비교</w:t>
+      </w:r>
+    </w:p>
+    <w:p>
+      <w:pPr>
+        <w:pBdr>
+          <w:left w:val="single" w:sz="18" w:space="6" w:color="C0C0C0"/>
+        </w:pBdr>
+        <w:shd w:val="clear" w:color="auto" w:fill="F4F4F4"/>
+      </w:pPr>
+      <w:r>
+        <w:rPr>
+          <w:rFonts w:ascii="Consolas" w:hAnsi="Consolas"/>
+          <w:sz w:val="16"/>
+          <w:szCs w:val="16"/>
+        </w:rPr>
+        <w:t xml:space="preserve">        throw new IllegalArgumentException("서명이 유효하지 않습니다 — 토큰이 변조되었습니다");</w:t>
       </w:r>
     </w:p>
     <w:p>
@@ -7010,63 +5498,7 @@
           <w:sz w:val="16"/>
           <w:szCs w:val="16"/>
         </w:rPr>
-        <w:t xml:space="preserve">    return deserializeFromBytes(raw);   // </w:t>
-      </w:r>
-      <w:r>
-        <w:rPr>
-          <w:rFonts w:ascii="Consolas" w:hAnsi="Consolas"/>
-          <w:sz w:val="16"/>
-          <w:szCs w:val="16"/>
-        </w:rPr>
-        <w:t>서명이</w:t>
-      </w:r>
-      <w:r>
-        <w:rPr>
-          <w:rFonts w:ascii="Consolas" w:hAnsi="Consolas"/>
-          <w:sz w:val="16"/>
-          <w:szCs w:val="16"/>
-        </w:rPr>
-        <w:t xml:space="preserve"> </w:t>
-      </w:r>
-      <w:r>
-        <w:rPr>
-          <w:rFonts w:ascii="Consolas" w:hAnsi="Consolas"/>
-          <w:sz w:val="16"/>
-          <w:szCs w:val="16"/>
-        </w:rPr>
-        <w:t>맞아야만</w:t>
-      </w:r>
-      <w:r>
-        <w:rPr>
-          <w:rFonts w:ascii="Consolas" w:hAnsi="Consolas"/>
-          <w:sz w:val="16"/>
-          <w:szCs w:val="16"/>
-        </w:rPr>
-        <w:t xml:space="preserve"> </w:t>
-      </w:r>
-      <w:r>
-        <w:rPr>
-          <w:rFonts w:ascii="Consolas" w:hAnsi="Consolas"/>
-          <w:sz w:val="16"/>
-          <w:szCs w:val="16"/>
-        </w:rPr>
-        <w:t>여기까지</w:t>
-      </w:r>
-      <w:r>
-        <w:rPr>
-          <w:rFonts w:ascii="Consolas" w:hAnsi="Consolas"/>
-          <w:sz w:val="16"/>
-          <w:szCs w:val="16"/>
-        </w:rPr>
-        <w:t xml:space="preserve"> </w:t>
-      </w:r>
-      <w:r>
-        <w:rPr>
-          <w:rFonts w:ascii="Consolas" w:hAnsi="Consolas"/>
-          <w:sz w:val="16"/>
-          <w:szCs w:val="16"/>
-        </w:rPr>
-        <w:t>온다</w:t>
+        <w:t xml:space="preserve">    return deserializeFromBytes(raw);   // 서명이 맞아야만 여기까지 온다</w:t>
       </w:r>
     </w:p>
     <w:p>
@@ -7147,48 +5579,228 @@
           <w:sz w:val="16"/>
           <w:szCs w:val="16"/>
         </w:rPr>
-        <w:t xml:space="preserve">    mac.init(hmacKey);   // hmacKey </w:t>
-      </w:r>
-      <w:r>
-        <w:rPr>
-          <w:rFonts w:ascii="Consolas" w:hAnsi="Consolas"/>
-          <w:sz w:val="16"/>
-          <w:szCs w:val="16"/>
-        </w:rPr>
-        <w:t>는</w:t>
-      </w:r>
-      <w:r>
-        <w:rPr>
-          <w:rFonts w:ascii="Consolas" w:hAnsi="Consolas"/>
-          <w:sz w:val="16"/>
-          <w:szCs w:val="16"/>
-        </w:rPr>
-        <w:t xml:space="preserve"> application.properties </w:t>
-      </w:r>
-      <w:r>
-        <w:rPr>
-          <w:rFonts w:ascii="Consolas" w:hAnsi="Consolas"/>
-          <w:sz w:val="16"/>
-          <w:szCs w:val="16"/>
-        </w:rPr>
-        <w:t>의</w:t>
-      </w:r>
-      <w:r>
-        <w:rPr>
-          <w:rFonts w:ascii="Consolas" w:hAnsi="Consolas"/>
-          <w:sz w:val="16"/>
-          <w:szCs w:val="16"/>
-        </w:rPr>
-        <w:t xml:space="preserve"> voucher.hmac-secret </w:t>
-      </w:r>
-      <w:r>
-        <w:rPr>
-          <w:rFonts w:ascii="Consolas" w:hAnsi="Consolas"/>
-          <w:sz w:val="16"/>
-          <w:szCs w:val="16"/>
-        </w:rPr>
-        <w:t>에서</w:t>
-      </w:r>
+        <w:t xml:space="preserve">    mac.init(hmacKey);   // hmacKey 는 application.properties 의 voucher.hmac-secret 에서 주입</w:t>
+      </w:r>
+    </w:p>
+    <w:p>
+      <w:pPr>
+        <w:pBdr>
+          <w:left w:val="single" w:sz="18" w:space="6" w:color="C0C0C0"/>
+        </w:pBdr>
+        <w:shd w:val="clear" w:color="auto" w:fill="F4F4F4"/>
+      </w:pPr>
+      <w:r>
+        <w:rPr>
+          <w:rFonts w:ascii="Consolas" w:hAnsi="Consolas"/>
+          <w:sz w:val="16"/>
+          <w:szCs w:val="16"/>
+        </w:rPr>
+        <w:t xml:space="preserve">    return mac.doFinal(data);</w:t>
+      </w:r>
+    </w:p>
+    <w:p>
+      <w:pPr>
+        <w:pBdr>
+          <w:left w:val="single" w:sz="18" w:space="6" w:color="C0C0C0"/>
+          <w:bottom w:val="single" w:sz="4" w:space="3" w:color="D9D9D9"/>
+        </w:pBdr>
+        <w:shd w:val="clear" w:color="auto" w:fill="F4F4F4"/>
+      </w:pPr>
+      <w:r>
+        <w:rPr>
+          <w:rFonts w:ascii="Consolas" w:hAnsi="Consolas"/>
+          <w:sz w:val="16"/>
+          <w:szCs w:val="16"/>
+        </w:rPr>
+        <w:t>}</w:t>
+      </w:r>
+    </w:p>
+    <w:p>
+      <w:pPr>
+        <w:spacing w:after="80" w:line="272" w:lineRule="auto"/>
+      </w:pPr>
+      <w:r>
+        <w:t>서명이 검증을 통과했다는 것은 "발급 당시 그대로"라는 뜻이므로, applySigned 는 §2-2의 ①처럼 discountPercent 를 그대로 신뢰해도 된다 — JWT의 서명 검증과 정확히 같은 논리다:</w:t>
+      </w:r>
+    </w:p>
+    <w:p>
+      <w:pPr>
+        <w:pBdr>
+          <w:top w:val="single" w:sz="4" w:space="3" w:color="D9D9D9"/>
+          <w:left w:val="single" w:sz="18" w:space="6" w:color="C0C0C0"/>
+        </w:pBdr>
+        <w:shd w:val="clear" w:color="auto" w:fill="F4F4F4"/>
+      </w:pPr>
+      <w:r>
+        <w:rPr>
+          <w:rFonts w:ascii="Consolas" w:hAnsi="Consolas"/>
+          <w:sz w:val="16"/>
+          <w:szCs w:val="16"/>
+        </w:rPr>
+        <w:t>public ApplyResponse applySigned(String voucherToken, long orderAmount) {</w:t>
+      </w:r>
+    </w:p>
+    <w:p>
+      <w:pPr>
+        <w:pBdr>
+          <w:left w:val="single" w:sz="18" w:space="6" w:color="C0C0C0"/>
+        </w:pBdr>
+        <w:shd w:val="clear" w:color="auto" w:fill="F4F4F4"/>
+      </w:pPr>
+      <w:r>
+        <w:rPr>
+          <w:rFonts w:ascii="Consolas" w:hAnsi="Consolas"/>
+          <w:sz w:val="16"/>
+          <w:szCs w:val="16"/>
+        </w:rPr>
+        <w:t xml:space="preserve">    Voucher voucher = deserializeSigned(voucherToken);   // 서명 불일치면 여기서 즉시 거부</w:t>
+      </w:r>
+    </w:p>
+    <w:p>
+      <w:pPr>
+        <w:pBdr>
+          <w:left w:val="single" w:sz="18" w:space="6" w:color="C0C0C0"/>
+        </w:pBdr>
+        <w:shd w:val="clear" w:color="auto" w:fill="F4F4F4"/>
+      </w:pPr>
+      <w:r>
+        <w:rPr>
+          <w:rFonts w:ascii="Consolas" w:hAnsi="Consolas"/>
+          <w:sz w:val="16"/>
+          <w:szCs w:val="16"/>
+        </w:rPr>
+        <w:t xml:space="preserve">    int discountPercent = voucher.getDiscountPercent();  // 서명으로 보증됐으므로 그대로 신뢰해도 된다</w:t>
+      </w:r>
+    </w:p>
+    <w:p>
+      <w:pPr>
+        <w:pBdr>
+          <w:left w:val="single" w:sz="18" w:space="6" w:color="C0C0C0"/>
+        </w:pBdr>
+        <w:shd w:val="clear" w:color="auto" w:fill="F4F4F4"/>
+      </w:pPr>
+      <w:r>
+        <w:rPr>
+          <w:rFonts w:ascii="Consolas" w:hAnsi="Consolas"/>
+          <w:sz w:val="16"/>
+          <w:szCs w:val="16"/>
+        </w:rPr>
+        <w:t xml:space="preserve">    long finalAmount = applyDiscount(orderAmount, discountPercent);</w:t>
+      </w:r>
+    </w:p>
+    <w:p>
+      <w:pPr>
+        <w:pBdr>
+          <w:left w:val="single" w:sz="18" w:space="6" w:color="C0C0C0"/>
+        </w:pBdr>
+        <w:shd w:val="clear" w:color="auto" w:fill="F4F4F4"/>
+      </w:pPr>
+      <w:r>
+        <w:rPr>
+          <w:rFonts w:ascii="Consolas" w:hAnsi="Consolas"/>
+          <w:sz w:val="16"/>
+          <w:szCs w:val="16"/>
+        </w:rPr>
+        <w:t xml:space="preserve">    return new ApplyResponse(voucher.getCode(), discountPercent, orderAmount, finalAmount);</w:t>
+      </w:r>
+    </w:p>
+    <w:p>
+      <w:pPr>
+        <w:pBdr>
+          <w:left w:val="single" w:sz="18" w:space="6" w:color="C0C0C0"/>
+          <w:bottom w:val="single" w:sz="4" w:space="3" w:color="D9D9D9"/>
+        </w:pBdr>
+        <w:shd w:val="clear" w:color="auto" w:fill="F4F4F4"/>
+      </w:pPr>
+      <w:r>
+        <w:rPr>
+          <w:rFonts w:ascii="Consolas" w:hAnsi="Consolas"/>
+          <w:sz w:val="16"/>
+          <w:szCs w:val="16"/>
+        </w:rPr>
+        <w:t>}</w:t>
+      </w:r>
+    </w:p>
+    <w:p>
+      <w:pPr>
+        <w:spacing w:after="80" w:line="272" w:lineRule="auto"/>
+      </w:pPr>
+      <w:r>
+        <w:t>DeserializationDemoController — 서명 엔드포인트 2개가 추가된다(§2-3의 세 엔드포인트에 이어):</w:t>
+      </w:r>
+    </w:p>
+    <w:p>
+      <w:pPr>
+        <w:pBdr>
+          <w:top w:val="single" w:sz="4" w:space="3" w:color="D9D9D9"/>
+          <w:left w:val="single" w:sz="18" w:space="6" w:color="C0C0C0"/>
+        </w:pBdr>
+        <w:shd w:val="clear" w:color="auto" w:fill="F4F4F4"/>
+      </w:pPr>
+      <w:r>
+        <w:rPr>
+          <w:rFonts w:ascii="Consolas" w:hAnsi="Consolas"/>
+          <w:sz w:val="16"/>
+          <w:szCs w:val="16"/>
+        </w:rPr>
+        <w:t>@PostMapping("/issue-signed")          // §4-3</w:t>
+      </w:r>
+    </w:p>
+    <w:p>
+      <w:pPr>
+        <w:pBdr>
+          <w:left w:val="single" w:sz="18" w:space="6" w:color="C0C0C0"/>
+        </w:pBdr>
+        <w:shd w:val="clear" w:color="auto" w:fill="F4F4F4"/>
+      </w:pPr>
+      <w:r>
+        <w:rPr>
+          <w:rFonts w:ascii="Consolas" w:hAnsi="Consolas"/>
+          <w:sz w:val="16"/>
+          <w:szCs w:val="16"/>
+        </w:rPr>
+        <w:t>public IssueResponse issueSigned(@Valid @RequestBody IssueRequest request) {</w:t>
+      </w:r>
+    </w:p>
+    <w:p>
+      <w:pPr>
+        <w:pBdr>
+          <w:left w:val="single" w:sz="18" w:space="6" w:color="C0C0C0"/>
+        </w:pBdr>
+        <w:shd w:val="clear" w:color="auto" w:fill="F4F4F4"/>
+      </w:pPr>
+      <w:r>
+        <w:rPr>
+          <w:rFonts w:ascii="Consolas" w:hAnsi="Consolas"/>
+          <w:sz w:val="16"/>
+          <w:szCs w:val="16"/>
+        </w:rPr>
+        <w:t xml:space="preserve">    return deserializationDemoService.issueSigned(request.code());</w:t>
+      </w:r>
+    </w:p>
+    <w:p>
+      <w:pPr>
+        <w:pBdr>
+          <w:left w:val="single" w:sz="18" w:space="6" w:color="C0C0C0"/>
+        </w:pBdr>
+        <w:shd w:val="clear" w:color="auto" w:fill="F4F4F4"/>
+      </w:pPr>
+      <w:r>
+        <w:rPr>
+          <w:rFonts w:ascii="Consolas" w:hAnsi="Consolas"/>
+          <w:sz w:val="16"/>
+          <w:szCs w:val="16"/>
+        </w:rPr>
+        <w:t>}</w:t>
+      </w:r>
+    </w:p>
+    <w:p>
+      <w:pPr>
+        <w:pBdr>
+          <w:left w:val="single" w:sz="18" w:space="6" w:color="C0C0C0"/>
+        </w:pBdr>
+        <w:shd w:val="clear" w:color="auto" w:fill="F4F4F4"/>
+      </w:pPr>
       <w:r>
         <w:rPr>
           <w:rFonts w:ascii="Consolas" w:hAnsi="Consolas"/>
@@ -7197,29 +5809,53 @@
         </w:rPr>
         <w:t xml:space="preserve"> </w:t>
       </w:r>
-      <w:r>
-        <w:rPr>
-          <w:rFonts w:ascii="Consolas" w:hAnsi="Consolas"/>
-          <w:sz w:val="16"/>
-          <w:szCs w:val="16"/>
-        </w:rPr>
-        <w:t>주입</w:t>
-      </w:r>
-    </w:p>
-    <w:p>
-      <w:pPr>
-        <w:pBdr>
-          <w:left w:val="single" w:sz="18" w:space="6" w:color="C0C0C0"/>
-        </w:pBdr>
-        <w:shd w:val="clear" w:color="auto" w:fill="F4F4F4"/>
-      </w:pPr>
-      <w:r>
-        <w:rPr>
-          <w:rFonts w:ascii="Consolas" w:hAnsi="Consolas"/>
-          <w:sz w:val="16"/>
-          <w:szCs w:val="16"/>
-        </w:rPr>
-        <w:t xml:space="preserve">    return mac.doFinal(data);</w:t>
+    </w:p>
+    <w:p>
+      <w:pPr>
+        <w:pBdr>
+          <w:left w:val="single" w:sz="18" w:space="6" w:color="C0C0C0"/>
+        </w:pBdr>
+        <w:shd w:val="clear" w:color="auto" w:fill="F4F4F4"/>
+      </w:pPr>
+      <w:r>
+        <w:rPr>
+          <w:rFonts w:ascii="Consolas" w:hAnsi="Consolas"/>
+          <w:sz w:val="16"/>
+          <w:szCs w:val="16"/>
+        </w:rPr>
+        <w:t xml:space="preserve">@PostMapping("/apply-signed")          // 안전(서명)</w:t>
+      </w:r>
+    </w:p>
+    <w:p>
+      <w:pPr>
+        <w:pBdr>
+          <w:left w:val="single" w:sz="18" w:space="6" w:color="C0C0C0"/>
+        </w:pBdr>
+        <w:shd w:val="clear" w:color="auto" w:fill="F4F4F4"/>
+      </w:pPr>
+      <w:r>
+        <w:rPr>
+          <w:rFonts w:ascii="Consolas" w:hAnsi="Consolas"/>
+          <w:sz w:val="16"/>
+          <w:szCs w:val="16"/>
+        </w:rPr>
+        <w:t>public ApplyResponse applySigned(@Valid @RequestBody ApplyRequest request) {</w:t>
+      </w:r>
+    </w:p>
+    <w:p>
+      <w:pPr>
+        <w:pBdr>
+          <w:left w:val="single" w:sz="18" w:space="6" w:color="C0C0C0"/>
+        </w:pBdr>
+        <w:shd w:val="clear" w:color="auto" w:fill="F4F4F4"/>
+      </w:pPr>
+      <w:r>
+        <w:rPr>
+          <w:rFonts w:ascii="Consolas" w:hAnsi="Consolas"/>
+          <w:sz w:val="16"/>
+          <w:szCs w:val="16"/>
+        </w:rPr>
+        <w:t xml:space="preserve">    return deserializationDemoService.applySigned(request.voucherToken(), request.orderAmount());</w:t>
       </w:r>
     </w:p>
     <w:p>
@@ -7244,7 +5880,7 @@
         <w:spacing w:after="80" w:line="272" w:lineRule="auto"/>
       </w:pPr>
       <w:r>
-        <w:t>서명이 검증을 통과했다는 것은 "발급 당시 그대로"라는 뜻이므로, applySigned 는 §2-2의 ①처럼 discountPercent 를 그대로 신뢰해도 된다 — JWT의 서명 검증과 정확히 같은 논리다:</w:t>
+        <w:t>voucher_tamper.py — §2-3의 tamper() 본문이 _tamper_bytes() 로 이름이 바뀌고, 서명 있는 토큰(code.signature)은 앞부분(code)만 변조하도록 분기가 추가된다(서명은 일부러 그대로 둔다 — 그래야 "서명이 더 이상 맞지 않는다"는 상황이 재현된다):</w:t>
       </w:r>
     </w:p>
     <w:p>
@@ -7261,32 +5897,80 @@
           <w:sz w:val="16"/>
           <w:szCs w:val="16"/>
         </w:rPr>
-        <w:t>public ApplyResponse applySigned(String voucherToken, long orderAmount) {</w:t>
-      </w:r>
-    </w:p>
-    <w:p>
-      <w:pPr>
-        <w:pBdr>
-          <w:left w:val="single" w:sz="18" w:space="6" w:color="C0C0C0"/>
-        </w:pBdr>
-        <w:shd w:val="clear" w:color="auto" w:fill="F4F4F4"/>
-      </w:pPr>
-      <w:r>
-        <w:rPr>
-          <w:rFonts w:ascii="Consolas" w:hAnsi="Consolas"/>
-          <w:sz w:val="16"/>
-          <w:szCs w:val="16"/>
-        </w:rPr>
-        <w:t xml:space="preserve">    Voucher voucher = deserializeSigned(voucherToken);   // </w:t>
-      </w:r>
-      <w:r>
-        <w:rPr>
-          <w:rFonts w:ascii="Consolas" w:hAnsi="Consolas"/>
-          <w:sz w:val="16"/>
-          <w:szCs w:val="16"/>
-        </w:rPr>
-        <w:t>서명</w:t>
-      </w:r>
+        <w:t>def _tamper_bytes(token: str, old_percent: int, new_percent: int) -&gt; str:</w:t>
+      </w:r>
+    </w:p>
+    <w:p>
+      <w:pPr>
+        <w:pBdr>
+          <w:left w:val="single" w:sz="18" w:space="6" w:color="C0C0C0"/>
+        </w:pBdr>
+        <w:shd w:val="clear" w:color="auto" w:fill="F4F4F4"/>
+      </w:pPr>
+      <w:r>
+        <w:rPr>
+          <w:rFonts w:ascii="Consolas" w:hAnsi="Consolas"/>
+          <w:sz w:val="16"/>
+          <w:szCs w:val="16"/>
+        </w:rPr>
+        <w:t xml:space="preserve">    data = bytearray(base64.b64decode(token))</w:t>
+      </w:r>
+    </w:p>
+    <w:p>
+      <w:pPr>
+        <w:pBdr>
+          <w:left w:val="single" w:sz="18" w:space="6" w:color="C0C0C0"/>
+        </w:pBdr>
+        <w:shd w:val="clear" w:color="auto" w:fill="F4F4F4"/>
+      </w:pPr>
+      <w:r>
+        <w:rPr>
+          <w:rFonts w:ascii="Consolas" w:hAnsi="Consolas"/>
+          <w:sz w:val="16"/>
+          <w:szCs w:val="16"/>
+        </w:rPr>
+        <w:t xml:space="preserve">    idx = data.find(struct.pack("&gt;i", old_percent))   # "4칸"의 시작 위치를 찾는다</w:t>
+      </w:r>
+    </w:p>
+    <w:p>
+      <w:pPr>
+        <w:pBdr>
+          <w:left w:val="single" w:sz="18" w:space="6" w:color="C0C0C0"/>
+        </w:pBdr>
+        <w:shd w:val="clear" w:color="auto" w:fill="F4F4F4"/>
+      </w:pPr>
+      <w:r>
+        <w:rPr>
+          <w:rFonts w:ascii="Consolas" w:hAnsi="Consolas"/>
+          <w:sz w:val="16"/>
+          <w:szCs w:val="16"/>
+        </w:rPr>
+        <w:t xml:space="preserve">    data[idx:idx + 4] = struct.pack("&gt;i", new_percent)  # 그 4칸만 덮어쓴다</w:t>
+      </w:r>
+    </w:p>
+    <w:p>
+      <w:pPr>
+        <w:pBdr>
+          <w:left w:val="single" w:sz="18" w:space="6" w:color="C0C0C0"/>
+        </w:pBdr>
+        <w:shd w:val="clear" w:color="auto" w:fill="F4F4F4"/>
+      </w:pPr>
+      <w:r>
+        <w:rPr>
+          <w:rFonts w:ascii="Consolas" w:hAnsi="Consolas"/>
+          <w:sz w:val="16"/>
+          <w:szCs w:val="16"/>
+        </w:rPr>
+        <w:t xml:space="preserve">    return base64.b64encode(bytes(data)).decode()</w:t>
+      </w:r>
+    </w:p>
+    <w:p>
+      <w:pPr>
+        <w:pBdr>
+          <w:left w:val="single" w:sz="18" w:space="6" w:color="C0C0C0"/>
+        </w:pBdr>
+        <w:shd w:val="clear" w:color="auto" w:fill="F4F4F4"/>
+      </w:pPr>
       <w:r>
         <w:rPr>
           <w:rFonts w:ascii="Consolas" w:hAnsi="Consolas"/>
@@ -7295,181 +5979,69 @@
         </w:rPr>
         <w:t xml:space="preserve"> </w:t>
       </w:r>
-      <w:r>
-        <w:rPr>
-          <w:rFonts w:ascii="Consolas" w:hAnsi="Consolas"/>
-          <w:sz w:val="16"/>
-          <w:szCs w:val="16"/>
-        </w:rPr>
-        <w:t>불일치면</w:t>
-      </w:r>
-      <w:r>
-        <w:rPr>
-          <w:rFonts w:ascii="Consolas" w:hAnsi="Consolas"/>
-          <w:sz w:val="16"/>
-          <w:szCs w:val="16"/>
-        </w:rPr>
-        <w:t xml:space="preserve"> </w:t>
-      </w:r>
-      <w:r>
-        <w:rPr>
-          <w:rFonts w:ascii="Consolas" w:hAnsi="Consolas"/>
-          <w:sz w:val="16"/>
-          <w:szCs w:val="16"/>
-        </w:rPr>
-        <w:t>여기서</w:t>
-      </w:r>
-      <w:r>
-        <w:rPr>
-          <w:rFonts w:ascii="Consolas" w:hAnsi="Consolas"/>
-          <w:sz w:val="16"/>
-          <w:szCs w:val="16"/>
-        </w:rPr>
-        <w:t xml:space="preserve"> </w:t>
-      </w:r>
-      <w:r>
-        <w:rPr>
-          <w:rFonts w:ascii="Consolas" w:hAnsi="Consolas"/>
-          <w:sz w:val="16"/>
-          <w:szCs w:val="16"/>
-        </w:rPr>
-        <w:t>즉시</w:t>
-      </w:r>
-      <w:r>
-        <w:rPr>
-          <w:rFonts w:ascii="Consolas" w:hAnsi="Consolas"/>
-          <w:sz w:val="16"/>
-          <w:szCs w:val="16"/>
-        </w:rPr>
-        <w:t xml:space="preserve"> </w:t>
-      </w:r>
-      <w:r>
-        <w:rPr>
-          <w:rFonts w:ascii="Consolas" w:hAnsi="Consolas"/>
-          <w:sz w:val="16"/>
-          <w:szCs w:val="16"/>
-        </w:rPr>
-        <w:t>거부</w:t>
-      </w:r>
-    </w:p>
-    <w:p>
-      <w:pPr>
-        <w:pBdr>
-          <w:left w:val="single" w:sz="18" w:space="6" w:color="C0C0C0"/>
-        </w:pBdr>
-        <w:shd w:val="clear" w:color="auto" w:fill="F4F4F4"/>
-      </w:pPr>
-      <w:r>
-        <w:rPr>
-          <w:rFonts w:ascii="Consolas" w:hAnsi="Consolas"/>
-          <w:sz w:val="16"/>
-          <w:szCs w:val="16"/>
-        </w:rPr>
-        <w:t xml:space="preserve">    int discountPercent = voucher.getDiscountPercent();  // </w:t>
-      </w:r>
-      <w:r>
-        <w:rPr>
-          <w:rFonts w:ascii="Consolas" w:hAnsi="Consolas"/>
-          <w:sz w:val="16"/>
-          <w:szCs w:val="16"/>
-        </w:rPr>
-        <w:t>서명으로</w:t>
-      </w:r>
-      <w:r>
-        <w:rPr>
-          <w:rFonts w:ascii="Consolas" w:hAnsi="Consolas"/>
-          <w:sz w:val="16"/>
-          <w:szCs w:val="16"/>
-        </w:rPr>
-        <w:t xml:space="preserve"> </w:t>
-      </w:r>
-      <w:r>
-        <w:rPr>
-          <w:rFonts w:ascii="Consolas" w:hAnsi="Consolas"/>
-          <w:sz w:val="16"/>
-          <w:szCs w:val="16"/>
-        </w:rPr>
-        <w:t>보증됐으므로</w:t>
-      </w:r>
-      <w:r>
-        <w:rPr>
-          <w:rFonts w:ascii="Consolas" w:hAnsi="Consolas"/>
-          <w:sz w:val="16"/>
-          <w:szCs w:val="16"/>
-        </w:rPr>
-        <w:t xml:space="preserve"> </w:t>
-      </w:r>
-      <w:r>
-        <w:rPr>
-          <w:rFonts w:ascii="Consolas" w:hAnsi="Consolas"/>
-          <w:sz w:val="16"/>
-          <w:szCs w:val="16"/>
-        </w:rPr>
-        <w:t>그대로</w:t>
-      </w:r>
-      <w:r>
-        <w:rPr>
-          <w:rFonts w:ascii="Consolas" w:hAnsi="Consolas"/>
-          <w:sz w:val="16"/>
-          <w:szCs w:val="16"/>
-        </w:rPr>
-        <w:t xml:space="preserve"> </w:t>
-      </w:r>
-      <w:r>
-        <w:rPr>
-          <w:rFonts w:ascii="Consolas" w:hAnsi="Consolas"/>
-          <w:sz w:val="16"/>
-          <w:szCs w:val="16"/>
-        </w:rPr>
-        <w:t>신뢰해도</w:t>
-      </w:r>
-      <w:r>
-        <w:rPr>
-          <w:rFonts w:ascii="Consolas" w:hAnsi="Consolas"/>
-          <w:sz w:val="16"/>
-          <w:szCs w:val="16"/>
-        </w:rPr>
-        <w:t xml:space="preserve"> </w:t>
-      </w:r>
-      <w:r>
-        <w:rPr>
-          <w:rFonts w:ascii="Consolas" w:hAnsi="Consolas"/>
-          <w:sz w:val="16"/>
-          <w:szCs w:val="16"/>
-        </w:rPr>
-        <w:t>된다</w:t>
-      </w:r>
-    </w:p>
-    <w:p>
-      <w:pPr>
-        <w:pBdr>
-          <w:left w:val="single" w:sz="18" w:space="6" w:color="C0C0C0"/>
-        </w:pBdr>
-        <w:shd w:val="clear" w:color="auto" w:fill="F4F4F4"/>
-      </w:pPr>
-      <w:r>
-        <w:rPr>
-          <w:rFonts w:ascii="Consolas" w:hAnsi="Consolas"/>
-          <w:sz w:val="16"/>
-          <w:szCs w:val="16"/>
-        </w:rPr>
-        <w:t xml:space="preserve">    long finalAmount = applyDiscount(orderAmount, discountPercent);</w:t>
-      </w:r>
-    </w:p>
-    <w:p>
-      <w:pPr>
-        <w:pBdr>
-          <w:left w:val="single" w:sz="18" w:space="6" w:color="C0C0C0"/>
-        </w:pBdr>
-        <w:shd w:val="clear" w:color="auto" w:fill="F4F4F4"/>
-      </w:pPr>
-      <w:r>
-        <w:rPr>
-          <w:rFonts w:ascii="Consolas" w:hAnsi="Consolas"/>
-          <w:sz w:val="16"/>
-          <w:szCs w:val="16"/>
-        </w:rPr>
-        <w:t xml:space="preserve">    return new ApplyResponse(voucher.getCode(), discountPercent, orderAmount, finalAmount);</w:t>
+    </w:p>
+    <w:p>
+      <w:pPr>
+        <w:pBdr>
+          <w:left w:val="single" w:sz="18" w:space="6" w:color="C0C0C0"/>
+        </w:pBdr>
+        <w:shd w:val="clear" w:color="auto" w:fill="F4F4F4"/>
+      </w:pPr>
+      <w:r>
+        <w:rPr>
+          <w:rFonts w:ascii="Consolas" w:hAnsi="Consolas"/>
+          <w:sz w:val="16"/>
+          <w:szCs w:val="16"/>
+        </w:rPr>
+        <w:t>def tamper(token: str, old_percent: int, new_percent: int) -&gt; str:</w:t>
+      </w:r>
+    </w:p>
+    <w:p>
+      <w:pPr>
+        <w:pBdr>
+          <w:left w:val="single" w:sz="18" w:space="6" w:color="C0C0C0"/>
+        </w:pBdr>
+        <w:shd w:val="clear" w:color="auto" w:fill="F4F4F4"/>
+      </w:pPr>
+      <w:r>
+        <w:rPr>
+          <w:rFonts w:ascii="Consolas" w:hAnsi="Consolas"/>
+          <w:sz w:val="16"/>
+          <w:szCs w:val="16"/>
+        </w:rPr>
+        <w:t xml:space="preserve">    if "." in token:   # §4-3 서명 토큰 : code 만 변조, 서명(뒷부분)은 그대로 둔다</w:t>
+      </w:r>
+    </w:p>
+    <w:p>
+      <w:pPr>
+        <w:pBdr>
+          <w:left w:val="single" w:sz="18" w:space="6" w:color="C0C0C0"/>
+        </w:pBdr>
+        <w:shd w:val="clear" w:color="auto" w:fill="F4F4F4"/>
+      </w:pPr>
+      <w:r>
+        <w:rPr>
+          <w:rFonts w:ascii="Consolas" w:hAnsi="Consolas"/>
+          <w:sz w:val="16"/>
+          <w:szCs w:val="16"/>
+        </w:rPr>
+        <w:t xml:space="preserve">        code_part, signature_part = token.split(".", 1)</w:t>
+      </w:r>
+    </w:p>
+    <w:p>
+      <w:pPr>
+        <w:pBdr>
+          <w:left w:val="single" w:sz="18" w:space="6" w:color="C0C0C0"/>
+        </w:pBdr>
+        <w:shd w:val="clear" w:color="auto" w:fill="F4F4F4"/>
+      </w:pPr>
+      <w:r>
+        <w:rPr>
+          <w:rFonts w:ascii="Consolas" w:hAnsi="Consolas"/>
+          <w:sz w:val="16"/>
+          <w:szCs w:val="16"/>
+        </w:rPr>
+        <w:t xml:space="preserve">        return _tamper_bytes(code_part, old_percent, new_percent) + "." + signature_part</w:t>
       </w:r>
     </w:p>
     <w:p>
@@ -7486,7 +6058,21 @@
           <w:sz w:val="16"/>
           <w:szCs w:val="16"/>
         </w:rPr>
-        <w:t>}</w:t>
+        <w:t xml:space="preserve">    return _tamper_bytes(token, old_percent, new_percent)</w:t>
+      </w:r>
+    </w:p>
+    <w:p>
+      <w:pPr>
+        <w:pStyle w:val="3"/>
+        <w:spacing w:before="200" w:after="80"/>
+      </w:pPr>
+      <w:r>
+        <w:rPr>
+          <w:b/>
+          <w:bCs/>
+          <w:color w:val="2E5496"/>
+        </w:rPr>
+        <w:t>2-5. HMAC 서명 흐름 그림으로 보기</w:t>
       </w:r>
     </w:p>
     <w:p>
@@ -7494,7 +6080,534 @@
         <w:spacing w:after="80" w:line="272" w:lineRule="auto"/>
       </w:pPr>
       <w:r>
-        <w:t>DeserializationDemoController — 서명 엔드포인트 2개가 추가된다(§2-3의 세 엔드포인트에 이어):</w:t>
+        <w:t xml:space="preserve">서명이 어떻게 발급되고 검증되는지, §2-4의 코드와 같은 흐름을 그림으로 다시 정리한다.</w:t>
+      </w:r>
+    </w:p>
+    <w:p>
+      <w:pPr>
+        <w:spacing w:after="80" w:line="272" w:lineRule="auto"/>
+      </w:pPr>
+      <w:r>
+        <w:rPr>
+          <w:b/>
+          <w:bCs/>
+        </w:rPr>
+        <w:t>발급 단계 (/issue-signed, serializeSigned())</w:t>
+      </w:r>
+    </w:p>
+    <w:p>
+      <w:pPr>
+        <w:spacing w:after="80" w:line="272" w:lineRule="auto"/>
+      </w:pPr>
+      <w:r>
+        <w:t xml:space="preserve">서명을 만드는 재료는 두 가지다 — 토큰 내용(raw)과 서버만 아는 비밀키. 내용은 Base64일 뿐이라 누구나 읽고 고칠 수 있지만, 서명은 비밀키 없이는 만들 수 없다.</w:t>
+      </w:r>
+    </w:p>
+    <w:p>
+      <w:pPr>
+        <w:spacing w:before="120" w:after="40"/>
+        <w:jc w:val="center"/>
+      </w:pPr>
+      <w:r>
+        <w:drawing>
+          <wp:inline distT="0" distB="0" distL="0" distR="0">
+            <wp:extent cx="5669280" cy="3307080"/>
+            <wp:effectExtent l="0" t="0" r="0" b="0"/>
+            <wp:docPr id="101" name="Picture 101"/>
+            <wp:cNvGraphicFramePr>
+              <a:graphicFrameLocks xmlns:a="http://schemas.openxmlformats.org/drawingml/2006/main" noChangeAspect="1"/>
+            </wp:cNvGraphicFramePr>
+            <a:graphic xmlns:a="http://schemas.openxmlformats.org/drawingml/2006/main">
+              <a:graphicData uri="http://schemas.openxmlformats.org/drawingml/2006/picture">
+                <pic:pic xmlns:pic="http://schemas.openxmlformats.org/drawingml/2006/picture">
+                  <pic:nvPicPr>
+                    <pic:cNvPr id="101" name="Picture 101"/>
+                    <pic:cNvPicPr/>
+                  </pic:nvPicPr>
+                  <pic:blipFill>
+                    <a:blip xmlns:r="http://schemas.openxmlformats.org/officeDocument/2006/relationships" r:embed="rIdFig1"/>
+                    <a:stretch>
+                      <a:fillRect/>
+                    </a:stretch>
+                  </pic:blipFill>
+                  <pic:spPr>
+                    <a:xfrm>
+                      <a:off x="0" y="0"/>
+                      <a:ext cx="5669280" cy="3307080"/>
+                    </a:xfrm>
+                    <a:prstGeom prst="rect">
+                      <a:avLst/>
+                    </a:prstGeom>
+                  </pic:spPr>
+                </pic:pic>
+              </a:graphicData>
+            </a:graphic>
+          </wp:inline>
+        </w:drawing>
+      </w:r>
+    </w:p>
+    <w:p>
+      <w:pPr>
+        <w:spacing w:after="160"/>
+        <w:jc w:val="center"/>
+      </w:pPr>
+      <w:r>
+        <w:rPr>
+          <w:color w:val="595959"/>
+          <w:sz w:val="18"/>
+          <w:szCs w:val="18"/>
+        </w:rPr>
+        <w:t>그림 1. 서명이 붙은 토큰의 발급 흐름</w:t>
+      </w:r>
+    </w:p>
+    <w:p>
+      <w:pPr>
+        <w:spacing w:after="80" w:line="272" w:lineRule="auto"/>
+      </w:pPr>
+      <w:r>
+        <w:rPr>
+          <w:b/>
+          <w:bCs/>
+        </w:rPr>
+        <w:t>검증 단계 (/apply-signed, deserializeSigned())</w:t>
+      </w:r>
+    </w:p>
+    <w:p>
+      <w:pPr>
+        <w:spacing w:after="80" w:line="272" w:lineRule="auto"/>
+      </w:pPr>
+      <w:r>
+        <w:t xml:space="preserve">핵심은 서버가 받은 서명을 "해독"하지 않는다는 점이다. 서버는 받은 내용으로 서명을 똑같이 다시 만들어 보고, 받은 서명과 같은지만 비교한다. 정상 토큰이면 다시 계산한 서명도 같고, 공격자가 할인율을 바꿨다면 다시 계산한 서명은 완전히 다른 값이 되어 거부된다.</w:t>
+      </w:r>
+    </w:p>
+    <w:p>
+      <w:pPr>
+        <w:spacing w:before="120" w:after="40"/>
+        <w:jc w:val="center"/>
+      </w:pPr>
+      <w:r>
+        <w:drawing>
+          <wp:inline distT="0" distB="0" distL="0" distR="0">
+            <wp:extent cx="5669280" cy="3156758"/>
+            <wp:effectExtent l="0" t="0" r="0" b="0"/>
+            <wp:docPr id="102" name="Picture 102"/>
+            <wp:cNvGraphicFramePr>
+              <a:graphicFrameLocks xmlns:a="http://schemas.openxmlformats.org/drawingml/2006/main" noChangeAspect="1"/>
+            </wp:cNvGraphicFramePr>
+            <a:graphic xmlns:a="http://schemas.openxmlformats.org/drawingml/2006/main">
+              <a:graphicData uri="http://schemas.openxmlformats.org/drawingml/2006/picture">
+                <pic:pic xmlns:pic="http://schemas.openxmlformats.org/drawingml/2006/picture">
+                  <pic:nvPicPr>
+                    <pic:cNvPr id="102" name="Picture 102"/>
+                    <pic:cNvPicPr/>
+                  </pic:nvPicPr>
+                  <pic:blipFill>
+                    <a:blip xmlns:r="http://schemas.openxmlformats.org/officeDocument/2006/relationships" r:embed="rIdFig2"/>
+                    <a:stretch>
+                      <a:fillRect/>
+                    </a:stretch>
+                  </pic:blipFill>
+                  <pic:spPr>
+                    <a:xfrm>
+                      <a:off x="0" y="0"/>
+                      <a:ext cx="5669280" cy="3156758"/>
+                    </a:xfrm>
+                    <a:prstGeom prst="rect">
+                      <a:avLst/>
+                    </a:prstGeom>
+                  </pic:spPr>
+                </pic:pic>
+              </a:graphicData>
+            </a:graphic>
+          </wp:inline>
+        </w:drawing>
+      </w:r>
+    </w:p>
+    <w:p>
+      <w:pPr>
+        <w:spacing w:after="160"/>
+        <w:jc w:val="center"/>
+      </w:pPr>
+      <w:r>
+        <w:rPr>
+          <w:color w:val="595959"/>
+          <w:sz w:val="18"/>
+          <w:szCs w:val="18"/>
+        </w:rPr>
+        <w:t>그림 2. 받은 토큰의 서명 검증 흐름 (예시 값은 설명용)</w:t>
+      </w:r>
+    </w:p>
+    <w:p>
+      <w:pPr>
+        <w:spacing w:after="80" w:line="272" w:lineRule="auto"/>
+      </w:pPr>
+      <w:r>
+        <w:rPr>
+          <w:b/>
+          <w:bCs/>
+        </w:rPr>
+        <w:t>비유로 보면</w:t>
+      </w:r>
+    </w:p>
+    <w:p>
+      <w:pPr>
+        <w:spacing w:after="60" w:line="272" w:lineRule="auto"/>
+        <w:ind w:left="240" w:hanging="240"/>
+      </w:pPr>
+      <w:r>
+        <w:t xml:space="preserve">- 토큰 내용은 투명한 봉투에 든 쪽지라서 누구나 읽고 고쳐 쓸 수 있다.</w:t>
+      </w:r>
+    </w:p>
+    <w:p>
+      <w:pPr>
+        <w:spacing w:after="60" w:line="272" w:lineRule="auto"/>
+        <w:ind w:left="240" w:hanging="240"/>
+      </w:pPr>
+      <w:r>
+        <w:t xml:space="preserve">- 서명은 서버만 가진 도장(비밀키)으로 찍은 봉인이다.</w:t>
+      </w:r>
+    </w:p>
+    <w:p>
+      <w:pPr>
+        <w:spacing w:after="60" w:line="272" w:lineRule="auto"/>
+        <w:ind w:left="240" w:hanging="240"/>
+      </w:pPr>
+      <w:r>
+        <w:t xml:space="preserve">- 쪽지를 고치면 봉인 모양이 맞지 않게 되고, 공격자는 도장이 없어서 새 봉인을 찍을 수 없다.</w:t>
+      </w:r>
+    </w:p>
+    <w:p>
+      <w:pPr>
+        <w:spacing w:after="80"/>
+      </w:pPr>
+    </w:p>
+    <w:p>
+      <w:pPr>
+        <w:spacing w:after="80" w:line="272" w:lineRule="auto"/>
+      </w:pPr>
+      <w:r>
+        <w:rPr>
+          <w:b/>
+          <w:bCs/>
+        </w:rPr>
+        <w:t>공격자가 시도할 수 있는 방법과 결과</w:t>
+      </w:r>
+    </w:p>
+    <w:tbl>
+      <w:tblPr>
+        <w:tblW w:w="9000" w:type="dxa"/>
+        <w:tblBorders>
+          <w:top w:val="single" w:sz="4" w:space="0" w:color="BFBFBF"/>
+          <w:left w:val="single" w:sz="4" w:space="0" w:color="BFBFBF"/>
+          <w:bottom w:val="single" w:sz="4" w:space="0" w:color="BFBFBF"/>
+          <w:right w:val="single" w:sz="4" w:space="0" w:color="BFBFBF"/>
+          <w:insideH w:val="single" w:sz="4" w:space="0" w:color="BFBFBF"/>
+          <w:insideV w:val="single" w:sz="4" w:space="0" w:color="BFBFBF"/>
+        </w:tblBorders>
+        <w:tblLook w:val="04A0" w:firstRow="1" w:lastRow="0" w:firstColumn="1" w:lastColumn="0" w:noHBand="0" w:noVBand="1"/>
+      </w:tblPr>
+      <w:tblGrid>
+        <w:gridCol w:w="4500"/>
+        <w:gridCol w:w="4500"/>
+      </w:tblGrid>
+      <w:tr>
+        <w:trPr>
+          <w:tblHeader/>
+        </w:trPr>
+        <w:tc>
+          <w:tcPr>
+            <w:tcW w:w="4500" w:type="dxa"/>
+            <w:shd w:val="clear" w:color="auto" w:fill="2E5496"/>
+            <w:tcMar>
+              <w:top w:w="40" w:type="dxa"/>
+              <w:left w:w="80" w:type="dxa"/>
+              <w:bottom w:w="40" w:type="dxa"/>
+              <w:right w:w="80" w:type="dxa"/>
+            </w:tcMar>
+          </w:tcPr>
+          <w:p>
+            <w:r>
+              <w:rPr>
+                <w:b/>
+                <w:bCs/>
+                <w:color w:val="FFFFFF"/>
+                <w:sz w:val="18"/>
+                <w:szCs w:val="18"/>
+              </w:rPr>
+              <w:t>시도</w:t>
+            </w:r>
+          </w:p>
+        </w:tc>
+        <w:tc>
+          <w:tcPr>
+            <w:tcW w:w="4500" w:type="dxa"/>
+            <w:shd w:val="clear" w:color="auto" w:fill="2E5496"/>
+            <w:tcMar>
+              <w:top w:w="40" w:type="dxa"/>
+              <w:left w:w="80" w:type="dxa"/>
+              <w:bottom w:w="40" w:type="dxa"/>
+              <w:right w:w="80" w:type="dxa"/>
+            </w:tcMar>
+          </w:tcPr>
+          <w:p>
+            <w:r>
+              <w:rPr>
+                <w:b/>
+                <w:bCs/>
+                <w:color w:val="FFFFFF"/>
+                <w:sz w:val="18"/>
+                <w:szCs w:val="18"/>
+              </w:rPr>
+              <w:t>결과</w:t>
+            </w:r>
+          </w:p>
+        </w:tc>
+      </w:tr>
+      <w:tr>
+        <w:tc>
+          <w:tcPr>
+            <w:tcW w:w="4500" w:type="dxa"/>
+            <w:tcMar>
+              <w:top w:w="40" w:type="dxa"/>
+              <w:left w:w="80" w:type="dxa"/>
+              <w:bottom w:w="40" w:type="dxa"/>
+              <w:right w:w="80" w:type="dxa"/>
+            </w:tcMar>
+          </w:tcPr>
+          <w:p>
+            <w:r>
+              <w:rPr>
+                <w:sz w:val="18"/>
+                <w:szCs w:val="18"/>
+              </w:rPr>
+              <w:t xml:space="preserve">내용만 고치고 서명은 그대로 둠</w:t>
+            </w:r>
+          </w:p>
+        </w:tc>
+        <w:tc>
+          <w:tcPr>
+            <w:tcW w:w="4500" w:type="dxa"/>
+            <w:tcMar>
+              <w:top w:w="40" w:type="dxa"/>
+              <w:left w:w="80" w:type="dxa"/>
+              <w:bottom w:w="40" w:type="dxa"/>
+              <w:right w:w="80" w:type="dxa"/>
+            </w:tcMar>
+          </w:tcPr>
+          <w:p>
+            <w:r>
+              <w:rPr>
+                <w:sz w:val="18"/>
+                <w:szCs w:val="18"/>
+              </w:rPr>
+              <w:t xml:space="preserve">다시 계산한 서명과 달라서 거부</w:t>
+            </w:r>
+          </w:p>
+        </w:tc>
+      </w:tr>
+      <w:tr>
+        <w:tc>
+          <w:tcPr>
+            <w:tcW w:w="4500" w:type="dxa"/>
+            <w:tcMar>
+              <w:top w:w="40" w:type="dxa"/>
+              <w:left w:w="80" w:type="dxa"/>
+              <w:bottom w:w="40" w:type="dxa"/>
+              <w:right w:w="80" w:type="dxa"/>
+            </w:tcMar>
+          </w:tcPr>
+          <w:p>
+            <w:r>
+              <w:rPr>
+                <w:sz w:val="18"/>
+                <w:szCs w:val="18"/>
+              </w:rPr>
+              <w:t xml:space="preserve">내용을 고치고 서명도 새로 만듦</w:t>
+            </w:r>
+          </w:p>
+        </w:tc>
+        <w:tc>
+          <w:tcPr>
+            <w:tcW w:w="4500" w:type="dxa"/>
+            <w:tcMar>
+              <w:top w:w="40" w:type="dxa"/>
+              <w:left w:w="80" w:type="dxa"/>
+              <w:bottom w:w="40" w:type="dxa"/>
+              <w:right w:w="80" w:type="dxa"/>
+            </w:tcMar>
+          </w:tcPr>
+          <w:p>
+            <w:r>
+              <w:rPr>
+                <w:sz w:val="18"/>
+                <w:szCs w:val="18"/>
+              </w:rPr>
+              <w:t xml:space="preserve">비밀키를 몰라서 맞는 서명을 만들 수 없음</w:t>
+            </w:r>
+          </w:p>
+        </w:tc>
+      </w:tr>
+      <w:tr>
+        <w:tc>
+          <w:tcPr>
+            <w:tcW w:w="4500" w:type="dxa"/>
+            <w:tcMar>
+              <w:top w:w="40" w:type="dxa"/>
+              <w:left w:w="80" w:type="dxa"/>
+              <w:bottom w:w="40" w:type="dxa"/>
+              <w:right w:w="80" w:type="dxa"/>
+            </w:tcMar>
+          </w:tcPr>
+          <w:p>
+            <w:r>
+              <w:rPr>
+                <w:sz w:val="18"/>
+                <w:szCs w:val="18"/>
+              </w:rPr>
+              <w:t xml:space="preserve">정상 토큰을 그대로 다시 사용</w:t>
+            </w:r>
+          </w:p>
+        </w:tc>
+        <w:tc>
+          <w:tcPr>
+            <w:tcW w:w="4500" w:type="dxa"/>
+            <w:tcMar>
+              <w:top w:w="40" w:type="dxa"/>
+              <w:left w:w="80" w:type="dxa"/>
+              <w:bottom w:w="40" w:type="dxa"/>
+              <w:right w:w="80" w:type="dxa"/>
+            </w:tcMar>
+          </w:tcPr>
+          <w:p>
+            <w:r>
+              <w:rPr>
+                <w:sz w:val="18"/>
+                <w:szCs w:val="18"/>
+              </w:rPr>
+              <w:t xml:space="preserve">통과함. 서명은 재사용을 막지 못하므로 만료 시간 등이 따로 필요</w:t>
+            </w:r>
+          </w:p>
+        </w:tc>
+      </w:tr>
+    </w:tbl>
+    <w:p>
+      <w:pPr>
+        <w:spacing w:after="80"/>
+      </w:pPr>
+    </w:p>
+    <w:p>
+      <w:pPr>
+        <w:spacing w:after="80" w:line="272" w:lineRule="auto"/>
+      </w:pPr>
+      <w:r>
+        <w:t xml:space="preserve">이 원리는 JWT와 같다. JWT도 헤더.내용.서명 구조이고 검증 방식도 똑같다.</w:t>
+      </w:r>
+    </w:p>
+    <w:p>
+      <w:pPr>
+        <w:spacing w:after="80" w:line="272" w:lineRule="auto"/>
+      </w:pPr>
+      <w:r>
+        <w:rPr>
+          <w:b/>
+          <w:bCs/>
+        </w:rPr>
+        <w:t>세 가지 적용 방식 비교 (그림)</w:t>
+      </w:r>
+    </w:p>
+    <w:p>
+      <w:pPr>
+        <w:spacing w:after="80" w:line="272" w:lineRule="auto"/>
+      </w:pPr>
+      <w:r>
+        <w:t xml:space="preserve">할인율을 50%에서 100%로 바꾼 같은 공격 토큰을 세 엔드포인트에 보냈을 때 각각 어떻게 처리되는지 나란히 비교하면 차이가 분명해진다.</w:t>
+      </w:r>
+    </w:p>
+    <w:p>
+      <w:pPr>
+        <w:spacing w:before="120" w:after="40"/>
+        <w:jc w:val="center"/>
+      </w:pPr>
+      <w:r>
+        <w:drawing>
+          <wp:inline distT="0" distB="0" distL="0" distR="0">
+            <wp:extent cx="5669280" cy="3528005"/>
+            <wp:effectExtent l="0" t="0" r="0" b="0"/>
+            <wp:docPr id="103" name="Picture 103"/>
+            <wp:cNvGraphicFramePr>
+              <a:graphicFrameLocks xmlns:a="http://schemas.openxmlformats.org/drawingml/2006/main" noChangeAspect="1"/>
+            </wp:cNvGraphicFramePr>
+            <a:graphic xmlns:a="http://schemas.openxmlformats.org/drawingml/2006/main">
+              <a:graphicData uri="http://schemas.openxmlformats.org/drawingml/2006/picture">
+                <pic:pic xmlns:pic="http://schemas.openxmlformats.org/drawingml/2006/picture">
+                  <pic:nvPicPr>
+                    <pic:cNvPr id="103" name="Picture 103"/>
+                    <pic:cNvPicPr/>
+                  </pic:nvPicPr>
+                  <pic:blipFill>
+                    <a:blip xmlns:r="http://schemas.openxmlformats.org/officeDocument/2006/relationships" r:embed="rIdFig3"/>
+                    <a:stretch>
+                      <a:fillRect/>
+                    </a:stretch>
+                  </pic:blipFill>
+                  <pic:spPr>
+                    <a:xfrm>
+                      <a:off x="0" y="0"/>
+                      <a:ext cx="5669280" cy="3528005"/>
+                    </a:xfrm>
+                    <a:prstGeom prst="rect">
+                      <a:avLst/>
+                    </a:prstGeom>
+                  </pic:spPr>
+                </pic:pic>
+              </a:graphicData>
+            </a:graphic>
+          </wp:inline>
+        </w:drawing>
+      </w:r>
+    </w:p>
+    <w:p>
+      <w:pPr>
+        <w:spacing w:after="160"/>
+        <w:jc w:val="center"/>
+      </w:pPr>
+      <w:r>
+        <w:rPr>
+          <w:color w:val="595959"/>
+          <w:sz w:val="18"/>
+          <w:szCs w:val="18"/>
+        </w:rPr>
+        <w:t>그림 3. 같은 변조 토큰에 대한 세 엔드포인트의 처리 비교</w:t>
+      </w:r>
+    </w:p>
+    <w:p>
+      <w:pPr>
+        <w:spacing w:after="80" w:line="272" w:lineRule="auto"/>
+      </w:pPr>
+      <w:r>
+        <w:t xml:space="preserve">세 방식의 차이는 "토큰 안의 값을 어떻게 다루느냐" 한 가지로 요약된다 — /apply 는 토큰 값을 그대로 믿고, /apply-safe 는 그 값을 아예 쓰지 않고 서버가 재조회하며, /apply-signed 는 서명으로 변조 자체를 걸러내 역직렬화 단계까지 가지도 못하게 막는다.</w:t>
+      </w:r>
+    </w:p>
+    <w:p>
+      <w:pPr>
+        <w:pStyle w:val="3"/>
+        <w:spacing w:before="200" w:after="80"/>
+      </w:pPr>
+      <w:r>
+        <w:rPr>
+          <w:b/>
+          <w:bCs/>
+          <w:color w:val="2E5496"/>
+        </w:rPr>
+        <w:t>2-6. 서명 검증 단계별 따라가기 — deserializeSigned() 한 줄씩</w:t>
+      </w:r>
+    </w:p>
+    <w:p>
+      <w:pPr>
+        <w:spacing w:after="80" w:line="272" w:lineRule="auto"/>
+      </w:pPr>
+      <w:r>
+        <w:t xml:space="preserve">deserializeSigned() 를 다섯 단계로 나누어, 정상 토큰과 변조 토큰(할인율 50% -&gt; 100%)이 각 단계에서 어떻게 다르게 처리되는지 비교한다. 바이트 값과 토큰 문자열은 이해를 돕기 위한 예시다. 실제 서명은 32바이트이고 직렬화 바이트도 훨씬 길지만, 할인율이 int 4바이트(50이면 00 00 00 32)로 들어간다는 점은 실제와 같다.</w:t>
       </w:r>
     </w:p>
     <w:p>
@@ -7511,151 +6624,183 @@
           <w:sz w:val="16"/>
           <w:szCs w:val="16"/>
         </w:rPr>
-        <w:t>@PostMapping("/issue-signed")          // §4-3</w:t>
-      </w:r>
-    </w:p>
-    <w:p>
-      <w:pPr>
-        <w:pBdr>
-          <w:left w:val="single" w:sz="18" w:space="6" w:color="C0C0C0"/>
-        </w:pBdr>
-        <w:shd w:val="clear" w:color="auto" w:fill="F4F4F4"/>
-      </w:pPr>
-      <w:r>
-        <w:rPr>
-          <w:rFonts w:ascii="Consolas" w:hAnsi="Consolas"/>
-          <w:sz w:val="16"/>
-          <w:szCs w:val="16"/>
-        </w:rPr>
-        <w:t>public IssueResponse issueSigned(@Valid @RequestBody IssueRequest request) {</w:t>
-      </w:r>
-    </w:p>
-    <w:p>
-      <w:pPr>
-        <w:pBdr>
-          <w:left w:val="single" w:sz="18" w:space="6" w:color="C0C0C0"/>
-        </w:pBdr>
-        <w:shd w:val="clear" w:color="auto" w:fill="F4F4F4"/>
-      </w:pPr>
-      <w:r>
-        <w:rPr>
-          <w:rFonts w:ascii="Consolas" w:hAnsi="Consolas"/>
-          <w:sz w:val="16"/>
-          <w:szCs w:val="16"/>
-        </w:rPr>
-        <w:t xml:space="preserve">    return deserializationDemoService.issueSigned(request.code());</w:t>
-      </w:r>
-    </w:p>
-    <w:p>
-      <w:pPr>
-        <w:pBdr>
-          <w:left w:val="single" w:sz="18" w:space="6" w:color="C0C0C0"/>
-        </w:pBdr>
-        <w:shd w:val="clear" w:color="auto" w:fill="F4F4F4"/>
-      </w:pPr>
-      <w:r>
-        <w:rPr>
-          <w:rFonts w:ascii="Consolas" w:hAnsi="Consolas"/>
-          <w:sz w:val="16"/>
-          <w:szCs w:val="16"/>
-        </w:rPr>
-        <w:t>}</w:t>
-      </w:r>
-    </w:p>
-    <w:p>
-      <w:pPr>
-        <w:pBdr>
-          <w:left w:val="single" w:sz="18" w:space="6" w:color="C0C0C0"/>
-        </w:pBdr>
-        <w:shd w:val="clear" w:color="auto" w:fill="F4F4F4"/>
-      </w:pPr>
-      <w:r>
-        <w:rPr>
-          <w:rFonts w:ascii="Consolas" w:hAnsi="Consolas"/>
-          <w:sz w:val="16"/>
-          <w:szCs w:val="16"/>
-        </w:rPr>
-        <w:t xml:space="preserve"> </w:t>
-      </w:r>
-    </w:p>
-    <w:p>
-      <w:pPr>
-        <w:pBdr>
-          <w:left w:val="single" w:sz="18" w:space="6" w:color="C0C0C0"/>
-        </w:pBdr>
-        <w:shd w:val="clear" w:color="auto" w:fill="F4F4F4"/>
-      </w:pPr>
-      <w:r>
-        <w:rPr>
-          <w:rFonts w:ascii="Consolas" w:hAnsi="Consolas"/>
-          <w:sz w:val="16"/>
-          <w:szCs w:val="16"/>
-        </w:rPr>
-        <w:t xml:space="preserve">@PostMapping("/apply-signed")          // </w:t>
-      </w:r>
-      <w:r>
-        <w:rPr>
-          <w:rFonts w:ascii="Consolas" w:hAnsi="Consolas"/>
-          <w:sz w:val="16"/>
-          <w:szCs w:val="16"/>
-        </w:rPr>
-        <w:t>안전</w:t>
-      </w:r>
-      <w:r>
-        <w:rPr>
-          <w:rFonts w:ascii="Consolas" w:hAnsi="Consolas"/>
-          <w:sz w:val="16"/>
-          <w:szCs w:val="16"/>
-        </w:rPr>
-        <w:t>(</w:t>
-      </w:r>
-      <w:r>
-        <w:rPr>
-          <w:rFonts w:ascii="Consolas" w:hAnsi="Consolas"/>
-          <w:sz w:val="16"/>
-          <w:szCs w:val="16"/>
-        </w:rPr>
-        <w:t>서명</w:t>
-      </w:r>
-      <w:r>
-        <w:rPr>
-          <w:rFonts w:ascii="Consolas" w:hAnsi="Consolas"/>
-          <w:sz w:val="16"/>
-          <w:szCs w:val="16"/>
-        </w:rPr>
-        <w:t>)</w:t>
-      </w:r>
-    </w:p>
-    <w:p>
-      <w:pPr>
-        <w:pBdr>
-          <w:left w:val="single" w:sz="18" w:space="6" w:color="C0C0C0"/>
-        </w:pBdr>
-        <w:shd w:val="clear" w:color="auto" w:fill="F4F4F4"/>
-      </w:pPr>
-      <w:r>
-        <w:rPr>
-          <w:rFonts w:ascii="Consolas" w:hAnsi="Consolas"/>
-          <w:sz w:val="16"/>
-          <w:szCs w:val="16"/>
-        </w:rPr>
-        <w:t>public ApplyResponse applySigned(@Valid @RequestBody ApplyRequest request) {</w:t>
-      </w:r>
-    </w:p>
-    <w:p>
-      <w:pPr>
-        <w:pBdr>
-          <w:left w:val="single" w:sz="18" w:space="6" w:color="C0C0C0"/>
-        </w:pBdr>
-        <w:shd w:val="clear" w:color="auto" w:fill="F4F4F4"/>
-      </w:pPr>
-      <w:r>
-        <w:rPr>
-          <w:rFonts w:ascii="Consolas" w:hAnsi="Consolas"/>
-          <w:sz w:val="16"/>
-          <w:szCs w:val="16"/>
-        </w:rPr>
-        <w:t xml:space="preserve">    return deserializationDemoService.applySigned(request.voucherToken(), request.orderAmount());</w:t>
+        <w:t xml:space="preserve">private Voucher deserializeSigned(String voucherToken) {</w:t>
+      </w:r>
+    </w:p>
+    <w:p>
+      <w:pPr>
+        <w:pBdr>
+          <w:left w:val="single" w:sz="18" w:space="6" w:color="C0C0C0"/>
+        </w:pBdr>
+        <w:shd w:val="clear" w:color="auto" w:fill="F4F4F4"/>
+      </w:pPr>
+      <w:r>
+        <w:rPr>
+          <w:rFonts w:ascii="Consolas" w:hAnsi="Consolas"/>
+          <w:sz w:val="16"/>
+          <w:szCs w:val="16"/>
+        </w:rPr>
+        <w:t xml:space="preserve">    int dot = voucherToken.indexOf('.');                           // 1단계</w:t>
+      </w:r>
+    </w:p>
+    <w:p>
+      <w:pPr>
+        <w:pBdr>
+          <w:left w:val="single" w:sz="18" w:space="6" w:color="C0C0C0"/>
+        </w:pBdr>
+        <w:shd w:val="clear" w:color="auto" w:fill="F4F4F4"/>
+      </w:pPr>
+      <w:r>
+        <w:rPr>
+          <w:rFonts w:ascii="Consolas" w:hAnsi="Consolas"/>
+          <w:sz w:val="16"/>
+          <w:szCs w:val="16"/>
+        </w:rPr>
+        <w:t xml:space="preserve">    if (dot &lt; 0) throw new IllegalArgumentException("형식 오류");    // 1단계</w:t>
+      </w:r>
+    </w:p>
+    <w:p>
+      <w:pPr>
+        <w:pBdr>
+          <w:left w:val="single" w:sz="18" w:space="6" w:color="C0C0C0"/>
+        </w:pBdr>
+        <w:shd w:val="clear" w:color="auto" w:fill="F4F4F4"/>
+      </w:pPr>
+      <w:r>
+        <w:rPr>
+          <w:rFonts w:ascii="Consolas" w:hAnsi="Consolas"/>
+          <w:sz w:val="16"/>
+          <w:szCs w:val="16"/>
+        </w:rPr>
+        <w:t xml:space="preserve">    byte[] raw = Base64.getDecoder().decode(</w:t>
+      </w:r>
+    </w:p>
+    <w:p>
+      <w:pPr>
+        <w:pBdr>
+          <w:left w:val="single" w:sz="18" w:space="6" w:color="C0C0C0"/>
+        </w:pBdr>
+        <w:shd w:val="clear" w:color="auto" w:fill="F4F4F4"/>
+      </w:pPr>
+      <w:r>
+        <w:rPr>
+          <w:rFonts w:ascii="Consolas" w:hAnsi="Consolas"/>
+          <w:sz w:val="16"/>
+          <w:szCs w:val="16"/>
+        </w:rPr>
+        <w:t xml:space="preserve">            voucherToken.substring(0, dot));                       // 2단계</w:t>
+      </w:r>
+    </w:p>
+    <w:p>
+      <w:pPr>
+        <w:pBdr>
+          <w:left w:val="single" w:sz="18" w:space="6" w:color="C0C0C0"/>
+        </w:pBdr>
+        <w:shd w:val="clear" w:color="auto" w:fill="F4F4F4"/>
+      </w:pPr>
+      <w:r>
+        <w:rPr>
+          <w:rFonts w:ascii="Consolas" w:hAnsi="Consolas"/>
+          <w:sz w:val="16"/>
+          <w:szCs w:val="16"/>
+        </w:rPr>
+        <w:t xml:space="preserve">    byte[] signature = Base64.getDecoder().decode(</w:t>
+      </w:r>
+    </w:p>
+    <w:p>
+      <w:pPr>
+        <w:pBdr>
+          <w:left w:val="single" w:sz="18" w:space="6" w:color="C0C0C0"/>
+        </w:pBdr>
+        <w:shd w:val="clear" w:color="auto" w:fill="F4F4F4"/>
+      </w:pPr>
+      <w:r>
+        <w:rPr>
+          <w:rFonts w:ascii="Consolas" w:hAnsi="Consolas"/>
+          <w:sz w:val="16"/>
+          <w:szCs w:val="16"/>
+        </w:rPr>
+        <w:t xml:space="preserve">            voucherToken.substring(dot + 1));                      // 2단계</w:t>
+      </w:r>
+    </w:p>
+    <w:p>
+      <w:pPr>
+        <w:pBdr>
+          <w:left w:val="single" w:sz="18" w:space="6" w:color="C0C0C0"/>
+        </w:pBdr>
+        <w:shd w:val="clear" w:color="auto" w:fill="F4F4F4"/>
+      </w:pPr>
+      <w:r>
+        <w:rPr>
+          <w:rFonts w:ascii="Consolas" w:hAnsi="Consolas"/>
+          <w:sz w:val="16"/>
+          <w:szCs w:val="16"/>
+        </w:rPr>
+        <w:t xml:space="preserve">    byte[] expected = hmac(raw);                                   // 3단계</w:t>
+      </w:r>
+    </w:p>
+    <w:p>
+      <w:pPr>
+        <w:pBdr>
+          <w:left w:val="single" w:sz="18" w:space="6" w:color="C0C0C0"/>
+        </w:pBdr>
+        <w:shd w:val="clear" w:color="auto" w:fill="F4F4F4"/>
+      </w:pPr>
+      <w:r>
+        <w:rPr>
+          <w:rFonts w:ascii="Consolas" w:hAnsi="Consolas"/>
+          <w:sz w:val="16"/>
+          <w:szCs w:val="16"/>
+        </w:rPr>
+        <w:t xml:space="preserve">    if (!MessageDigest.isEqual(expected, signature)) {             // 4단계</w:t>
+      </w:r>
+    </w:p>
+    <w:p>
+      <w:pPr>
+        <w:pBdr>
+          <w:left w:val="single" w:sz="18" w:space="6" w:color="C0C0C0"/>
+        </w:pBdr>
+        <w:shd w:val="clear" w:color="auto" w:fill="F4F4F4"/>
+      </w:pPr>
+      <w:r>
+        <w:rPr>
+          <w:rFonts w:ascii="Consolas" w:hAnsi="Consolas"/>
+          <w:sz w:val="16"/>
+          <w:szCs w:val="16"/>
+        </w:rPr>
+        <w:t xml:space="preserve">        throw new IllegalArgumentException("서명이 유효하지 않습니다"); // 5단계(변조)</w:t>
+      </w:r>
+    </w:p>
+    <w:p>
+      <w:pPr>
+        <w:pBdr>
+          <w:left w:val="single" w:sz="18" w:space="6" w:color="C0C0C0"/>
+        </w:pBdr>
+        <w:shd w:val="clear" w:color="auto" w:fill="F4F4F4"/>
+      </w:pPr>
+      <w:r>
+        <w:rPr>
+          <w:rFonts w:ascii="Consolas" w:hAnsi="Consolas"/>
+          <w:sz w:val="16"/>
+          <w:szCs w:val="16"/>
+        </w:rPr>
+        <w:t xml:space="preserve">    }</w:t>
+      </w:r>
+    </w:p>
+    <w:p>
+      <w:pPr>
+        <w:pBdr>
+          <w:left w:val="single" w:sz="18" w:space="6" w:color="C0C0C0"/>
+        </w:pBdr>
+        <w:shd w:val="clear" w:color="auto" w:fill="F4F4F4"/>
+      </w:pPr>
+      <w:r>
+        <w:rPr>
+          <w:rFonts w:ascii="Consolas" w:hAnsi="Consolas"/>
+          <w:sz w:val="16"/>
+          <w:szCs w:val="16"/>
+        </w:rPr>
+        <w:t xml:space="preserve">    return deserializeFromBytes(raw);                              // 5단계(정상)</w:t>
       </w:r>
     </w:p>
     <w:p>
@@ -7672,7 +6817,7 @@
           <w:sz w:val="16"/>
           <w:szCs w:val="16"/>
         </w:rPr>
-        <w:t>}</w:t>
+        <w:t xml:space="preserve">}</w:t>
       </w:r>
     </w:p>
     <w:p>
@@ -7680,7 +6825,11 @@
         <w:spacing w:after="80" w:line="272" w:lineRule="auto"/>
       </w:pPr>
       <w:r>
-        <w:t>voucher_tamper.py — §2-3의 tamper() 본문이 _tamper_bytes() 로 이름이 바뀌고, 서명 있는 토큰(code.signature)은 앞부분(code)만 변조하도록 분기가 추가된다(서명은 일부러 그대로 둔다 — 그래야 "서명이 더 이상 맞지 않는다"는 상황이 재현된다):</w:t>
+        <w:rPr>
+          <w:b/>
+          <w:bCs/>
+        </w:rPr>
+        <w:t>1단계 — 점(.) 위치 찾기</w:t>
       </w:r>
     </w:p>
     <w:p>
@@ -7697,399 +6846,7 @@
           <w:sz w:val="16"/>
           <w:szCs w:val="16"/>
         </w:rPr>
-        <w:t>def _tamper_bytes(token: str, old_percent: int, new_percent: int) -&gt; str:</w:t>
-      </w:r>
-    </w:p>
-    <w:p>
-      <w:pPr>
-        <w:pBdr>
-          <w:left w:val="single" w:sz="18" w:space="6" w:color="C0C0C0"/>
-        </w:pBdr>
-        <w:shd w:val="clear" w:color="auto" w:fill="F4F4F4"/>
-      </w:pPr>
-      <w:r>
-        <w:rPr>
-          <w:rFonts w:ascii="Consolas" w:hAnsi="Consolas"/>
-          <w:sz w:val="16"/>
-          <w:szCs w:val="16"/>
-        </w:rPr>
-        <w:t xml:space="preserve">    data = bytearray(base64.b64decode(token))</w:t>
-      </w:r>
-    </w:p>
-    <w:p>
-      <w:pPr>
-        <w:pBdr>
-          <w:left w:val="single" w:sz="18" w:space="6" w:color="C0C0C0"/>
-        </w:pBdr>
-        <w:shd w:val="clear" w:color="auto" w:fill="F4F4F4"/>
-      </w:pPr>
-      <w:r>
-        <w:rPr>
-          <w:rFonts w:ascii="Consolas" w:hAnsi="Consolas"/>
-          <w:sz w:val="16"/>
-          <w:szCs w:val="16"/>
-        </w:rPr>
-        <w:t xml:space="preserve">    idx = data.find(struct.pack("&gt;i", old_percent))   # "4</w:t>
-      </w:r>
-      <w:r>
-        <w:rPr>
-          <w:rFonts w:ascii="Consolas" w:hAnsi="Consolas"/>
-          <w:sz w:val="16"/>
-          <w:szCs w:val="16"/>
-        </w:rPr>
-        <w:t>칸</w:t>
-      </w:r>
-      <w:r>
-        <w:rPr>
-          <w:rFonts w:ascii="Consolas" w:hAnsi="Consolas"/>
-          <w:sz w:val="16"/>
-          <w:szCs w:val="16"/>
-        </w:rPr>
-        <w:t>"</w:t>
-      </w:r>
-      <w:r>
-        <w:rPr>
-          <w:rFonts w:ascii="Consolas" w:hAnsi="Consolas"/>
-          <w:sz w:val="16"/>
-          <w:szCs w:val="16"/>
-        </w:rPr>
-        <w:t>의</w:t>
-      </w:r>
-      <w:r>
-        <w:rPr>
-          <w:rFonts w:ascii="Consolas" w:hAnsi="Consolas"/>
-          <w:sz w:val="16"/>
-          <w:szCs w:val="16"/>
-        </w:rPr>
-        <w:t xml:space="preserve"> </w:t>
-      </w:r>
-      <w:r>
-        <w:rPr>
-          <w:rFonts w:ascii="Consolas" w:hAnsi="Consolas"/>
-          <w:sz w:val="16"/>
-          <w:szCs w:val="16"/>
-        </w:rPr>
-        <w:t>시작</w:t>
-      </w:r>
-      <w:r>
-        <w:rPr>
-          <w:rFonts w:ascii="Consolas" w:hAnsi="Consolas"/>
-          <w:sz w:val="16"/>
-          <w:szCs w:val="16"/>
-        </w:rPr>
-        <w:t xml:space="preserve"> </w:t>
-      </w:r>
-      <w:r>
-        <w:rPr>
-          <w:rFonts w:ascii="Consolas" w:hAnsi="Consolas"/>
-          <w:sz w:val="16"/>
-          <w:szCs w:val="16"/>
-        </w:rPr>
-        <w:t>위치를</w:t>
-      </w:r>
-      <w:r>
-        <w:rPr>
-          <w:rFonts w:ascii="Consolas" w:hAnsi="Consolas"/>
-          <w:sz w:val="16"/>
-          <w:szCs w:val="16"/>
-        </w:rPr>
-        <w:t xml:space="preserve"> </w:t>
-      </w:r>
-      <w:r>
-        <w:rPr>
-          <w:rFonts w:ascii="Consolas" w:hAnsi="Consolas"/>
-          <w:sz w:val="16"/>
-          <w:szCs w:val="16"/>
-        </w:rPr>
-        <w:t>찾는다</w:t>
-      </w:r>
-    </w:p>
-    <w:p>
-      <w:pPr>
-        <w:pBdr>
-          <w:left w:val="single" w:sz="18" w:space="6" w:color="C0C0C0"/>
-        </w:pBdr>
-        <w:shd w:val="clear" w:color="auto" w:fill="F4F4F4"/>
-      </w:pPr>
-      <w:r>
-        <w:rPr>
-          <w:rFonts w:ascii="Consolas" w:hAnsi="Consolas"/>
-          <w:sz w:val="16"/>
-          <w:szCs w:val="16"/>
-        </w:rPr>
-        <w:t xml:space="preserve">    data[idx:idx + 4] = struct.pack("&gt;i", new_percent)  # </w:t>
-      </w:r>
-      <w:r>
-        <w:rPr>
-          <w:rFonts w:ascii="Consolas" w:hAnsi="Consolas"/>
-          <w:sz w:val="16"/>
-          <w:szCs w:val="16"/>
-        </w:rPr>
-        <w:t>그</w:t>
-      </w:r>
-      <w:r>
-        <w:rPr>
-          <w:rFonts w:ascii="Consolas" w:hAnsi="Consolas"/>
-          <w:sz w:val="16"/>
-          <w:szCs w:val="16"/>
-        </w:rPr>
-        <w:t xml:space="preserve"> 4</w:t>
-      </w:r>
-      <w:r>
-        <w:rPr>
-          <w:rFonts w:ascii="Consolas" w:hAnsi="Consolas"/>
-          <w:sz w:val="16"/>
-          <w:szCs w:val="16"/>
-        </w:rPr>
-        <w:t>칸만</w:t>
-      </w:r>
-      <w:r>
-        <w:rPr>
-          <w:rFonts w:ascii="Consolas" w:hAnsi="Consolas"/>
-          <w:sz w:val="16"/>
-          <w:szCs w:val="16"/>
-        </w:rPr>
-        <w:t xml:space="preserve"> </w:t>
-      </w:r>
-      <w:r>
-        <w:rPr>
-          <w:rFonts w:ascii="Consolas" w:hAnsi="Consolas"/>
-          <w:sz w:val="16"/>
-          <w:szCs w:val="16"/>
-        </w:rPr>
-        <w:t>덮어쓴다</w:t>
-      </w:r>
-    </w:p>
-    <w:p>
-      <w:pPr>
-        <w:pBdr>
-          <w:left w:val="single" w:sz="18" w:space="6" w:color="C0C0C0"/>
-        </w:pBdr>
-        <w:shd w:val="clear" w:color="auto" w:fill="F4F4F4"/>
-      </w:pPr>
-      <w:r>
-        <w:rPr>
-          <w:rFonts w:ascii="Consolas" w:hAnsi="Consolas"/>
-          <w:sz w:val="16"/>
-          <w:szCs w:val="16"/>
-        </w:rPr>
-        <w:t xml:space="preserve">    return base64.b64encode(bytes(data)).decode()</w:t>
-      </w:r>
-    </w:p>
-    <w:p>
-      <w:pPr>
-        <w:pBdr>
-          <w:left w:val="single" w:sz="18" w:space="6" w:color="C0C0C0"/>
-        </w:pBdr>
-        <w:shd w:val="clear" w:color="auto" w:fill="F4F4F4"/>
-      </w:pPr>
-      <w:r>
-        <w:rPr>
-          <w:rFonts w:ascii="Consolas" w:hAnsi="Consolas"/>
-          <w:sz w:val="16"/>
-          <w:szCs w:val="16"/>
-        </w:rPr>
-        <w:t xml:space="preserve"> </w:t>
-      </w:r>
-    </w:p>
-    <w:p>
-      <w:pPr>
-        <w:pBdr>
-          <w:left w:val="single" w:sz="18" w:space="6" w:color="C0C0C0"/>
-        </w:pBdr>
-        <w:shd w:val="clear" w:color="auto" w:fill="F4F4F4"/>
-      </w:pPr>
-      <w:r>
-        <w:rPr>
-          <w:rFonts w:ascii="Consolas" w:hAnsi="Consolas"/>
-          <w:sz w:val="16"/>
-          <w:szCs w:val="16"/>
-        </w:rPr>
-        <w:t>def tamper(token: str, old_percent: int, new_percent: int) -&gt; str:</w:t>
-      </w:r>
-    </w:p>
-    <w:p>
-      <w:pPr>
-        <w:pBdr>
-          <w:left w:val="single" w:sz="18" w:space="6" w:color="C0C0C0"/>
-        </w:pBdr>
-        <w:shd w:val="clear" w:color="auto" w:fill="F4F4F4"/>
-      </w:pPr>
-      <w:r>
-        <w:rPr>
-          <w:rFonts w:ascii="Consolas" w:hAnsi="Consolas"/>
-          <w:sz w:val="16"/>
-          <w:szCs w:val="16"/>
-        </w:rPr>
-        <w:t xml:space="preserve">    if "." in token:   # §4-3 </w:t>
-      </w:r>
-      <w:r>
-        <w:rPr>
-          <w:rFonts w:ascii="Consolas" w:hAnsi="Consolas"/>
-          <w:sz w:val="16"/>
-          <w:szCs w:val="16"/>
-        </w:rPr>
-        <w:t>서명</w:t>
-      </w:r>
-      <w:r>
-        <w:rPr>
-          <w:rFonts w:ascii="Consolas" w:hAnsi="Consolas"/>
-          <w:sz w:val="16"/>
-          <w:szCs w:val="16"/>
-        </w:rPr>
-        <w:t xml:space="preserve"> </w:t>
-      </w:r>
-      <w:r>
-        <w:rPr>
-          <w:rFonts w:ascii="Consolas" w:hAnsi="Consolas"/>
-          <w:sz w:val="16"/>
-          <w:szCs w:val="16"/>
-        </w:rPr>
-        <w:t>토큰</w:t>
-      </w:r>
-      <w:r>
-        <w:rPr>
-          <w:rFonts w:ascii="Consolas" w:hAnsi="Consolas"/>
-          <w:sz w:val="16"/>
-          <w:szCs w:val="16"/>
-        </w:rPr>
-        <w:t xml:space="preserve"> : code </w:t>
-      </w:r>
-      <w:r>
-        <w:rPr>
-          <w:rFonts w:ascii="Consolas" w:hAnsi="Consolas"/>
-          <w:sz w:val="16"/>
-          <w:szCs w:val="16"/>
-        </w:rPr>
-        <w:t>만</w:t>
-      </w:r>
-      <w:r>
-        <w:rPr>
-          <w:rFonts w:ascii="Consolas" w:hAnsi="Consolas"/>
-          <w:sz w:val="16"/>
-          <w:szCs w:val="16"/>
-        </w:rPr>
-        <w:t xml:space="preserve"> </w:t>
-      </w:r>
-      <w:r>
-        <w:rPr>
-          <w:rFonts w:ascii="Consolas" w:hAnsi="Consolas"/>
-          <w:sz w:val="16"/>
-          <w:szCs w:val="16"/>
-        </w:rPr>
-        <w:t>변조</w:t>
-      </w:r>
-      <w:r>
-        <w:rPr>
-          <w:rFonts w:ascii="Consolas" w:hAnsi="Consolas"/>
-          <w:sz w:val="16"/>
-          <w:szCs w:val="16"/>
-        </w:rPr>
-        <w:t xml:space="preserve">, </w:t>
-      </w:r>
-      <w:r>
-        <w:rPr>
-          <w:rFonts w:ascii="Consolas" w:hAnsi="Consolas"/>
-          <w:sz w:val="16"/>
-          <w:szCs w:val="16"/>
-        </w:rPr>
-        <w:t>서명</w:t>
-      </w:r>
-      <w:r>
-        <w:rPr>
-          <w:rFonts w:ascii="Consolas" w:hAnsi="Consolas"/>
-          <w:sz w:val="16"/>
-          <w:szCs w:val="16"/>
-        </w:rPr>
-        <w:t>(</w:t>
-      </w:r>
-      <w:r>
-        <w:rPr>
-          <w:rFonts w:ascii="Consolas" w:hAnsi="Consolas"/>
-          <w:sz w:val="16"/>
-          <w:szCs w:val="16"/>
-        </w:rPr>
-        <w:t>뒷부분</w:t>
-      </w:r>
-      <w:r>
-        <w:rPr>
-          <w:rFonts w:ascii="Consolas" w:hAnsi="Consolas"/>
-          <w:sz w:val="16"/>
-          <w:szCs w:val="16"/>
-        </w:rPr>
-        <w:t>)</w:t>
-      </w:r>
-      <w:r>
-        <w:rPr>
-          <w:rFonts w:ascii="Consolas" w:hAnsi="Consolas"/>
-          <w:sz w:val="16"/>
-          <w:szCs w:val="16"/>
-        </w:rPr>
-        <w:t>은</w:t>
-      </w:r>
-      <w:r>
-        <w:rPr>
-          <w:rFonts w:ascii="Consolas" w:hAnsi="Consolas"/>
-          <w:sz w:val="16"/>
-          <w:szCs w:val="16"/>
-        </w:rPr>
-        <w:t xml:space="preserve"> </w:t>
-      </w:r>
-      <w:r>
-        <w:rPr>
-          <w:rFonts w:ascii="Consolas" w:hAnsi="Consolas"/>
-          <w:sz w:val="16"/>
-          <w:szCs w:val="16"/>
-        </w:rPr>
-        <w:t>그대로</w:t>
-      </w:r>
-      <w:r>
-        <w:rPr>
-          <w:rFonts w:ascii="Consolas" w:hAnsi="Consolas"/>
-          <w:sz w:val="16"/>
-          <w:szCs w:val="16"/>
-        </w:rPr>
-        <w:t xml:space="preserve"> </w:t>
-      </w:r>
-      <w:r>
-        <w:rPr>
-          <w:rFonts w:ascii="Consolas" w:hAnsi="Consolas"/>
-          <w:sz w:val="16"/>
-          <w:szCs w:val="16"/>
-        </w:rPr>
-        <w:t>둔다</w:t>
-      </w:r>
-    </w:p>
-    <w:p>
-      <w:pPr>
-        <w:pBdr>
-          <w:left w:val="single" w:sz="18" w:space="6" w:color="C0C0C0"/>
-        </w:pBdr>
-        <w:shd w:val="clear" w:color="auto" w:fill="F4F4F4"/>
-      </w:pPr>
-      <w:r>
-        <w:rPr>
-          <w:rFonts w:ascii="Consolas" w:hAnsi="Consolas"/>
-          <w:sz w:val="16"/>
-          <w:szCs w:val="16"/>
-        </w:rPr>
-        <w:t xml:space="preserve">        code_part, signature_part = token.split(".", 1)</w:t>
-      </w:r>
-    </w:p>
-    <w:p>
-      <w:pPr>
-        <w:pBdr>
-          <w:left w:val="single" w:sz="18" w:space="6" w:color="C0C0C0"/>
-        </w:pBdr>
-        <w:shd w:val="clear" w:color="auto" w:fill="F4F4F4"/>
-      </w:pPr>
-      <w:r>
-        <w:rPr>
-          <w:rFonts w:ascii="Consolas" w:hAnsi="Consolas"/>
-          <w:sz w:val="16"/>
-          <w:szCs w:val="16"/>
-        </w:rPr>
-        <w:t xml:space="preserve">        return _tamper_bytes(code_part, old_percent, new_percent) + "." + signature_part</w:t>
+        <w:t xml:space="preserve">int dot = voucherToken.indexOf('.');</w:t>
       </w:r>
     </w:p>
     <w:p>
@@ -8106,8 +6863,832 @@
           <w:sz w:val="16"/>
           <w:szCs w:val="16"/>
         </w:rPr>
-        <w:t xml:space="preserve">    return _tamper_bytes(token, old_percent, new_percent)</w:t>
-      </w:r>
+        <w:t xml:space="preserve">if (dot &lt; 0) throw new IllegalArgumentException("형식 오류");</w:t>
+      </w:r>
+    </w:p>
+    <w:p>
+      <w:pPr>
+        <w:spacing w:after="80" w:line="272" w:lineRule="auto"/>
+      </w:pPr>
+      <w:r>
+        <w:t xml:space="preserve">점의 왼쪽은 내용, 오른쪽은 서명이다. 점이 없으면 서명이 붙지 않은 토큰이므로 바로 거부한다. 변조 토큰은 왼쪽 글자 일부가 달라졌지만 오른쪽 서명은 발급 때 그대로다.</w:t>
+      </w:r>
+    </w:p>
+    <w:tbl>
+      <w:tblPr>
+        <w:tblW w:w="9000" w:type="dxa"/>
+        <w:tblBorders>
+          <w:top w:val="single" w:sz="4" w:space="0" w:color="BFBFBF"/>
+          <w:left w:val="single" w:sz="4" w:space="0" w:color="BFBFBF"/>
+          <w:bottom w:val="single" w:sz="4" w:space="0" w:color="BFBFBF"/>
+          <w:right w:val="single" w:sz="4" w:space="0" w:color="BFBFBF"/>
+          <w:insideH w:val="single" w:sz="4" w:space="0" w:color="BFBFBF"/>
+          <w:insideV w:val="single" w:sz="4" w:space="0" w:color="BFBFBF"/>
+        </w:tblBorders>
+        <w:tblLook w:val="04A0" w:firstRow="1" w:lastRow="0" w:firstColumn="1" w:lastColumn="0" w:noHBand="0" w:noVBand="1"/>
+      </w:tblPr>
+      <w:tblGrid>
+        <w:gridCol w:w="4500"/>
+        <w:gridCol w:w="4500"/>
+      </w:tblGrid>
+      <w:tr>
+        <w:trPr>
+          <w:tblHeader/>
+        </w:trPr>
+        <w:tc>
+          <w:tcPr>
+            <w:tcW w:w="4500" w:type="dxa"/>
+            <w:shd w:val="clear" w:color="auto" w:fill="2E5496"/>
+            <w:tcMar>
+              <w:top w:w="40" w:type="dxa"/>
+              <w:left w:w="80" w:type="dxa"/>
+              <w:bottom w:w="40" w:type="dxa"/>
+              <w:right w:w="80" w:type="dxa"/>
+            </w:tcMar>
+          </w:tcPr>
+          <w:p>
+            <w:r>
+              <w:rPr>
+                <w:b/>
+                <w:bCs/>
+                <w:color w:val="FFFFFF"/>
+                <w:sz w:val="18"/>
+                <w:szCs w:val="18"/>
+              </w:rPr>
+              <w:t>정상 토큰</w:t>
+            </w:r>
+          </w:p>
+        </w:tc>
+        <w:tc>
+          <w:tcPr>
+            <w:tcW w:w="4500" w:type="dxa"/>
+            <w:shd w:val="clear" w:color="auto" w:fill="2E5496"/>
+            <w:tcMar>
+              <w:top w:w="40" w:type="dxa"/>
+              <w:left w:w="80" w:type="dxa"/>
+              <w:bottom w:w="40" w:type="dxa"/>
+              <w:right w:w="80" w:type="dxa"/>
+            </w:tcMar>
+          </w:tcPr>
+          <w:p>
+            <w:r>
+              <w:rPr>
+                <w:b/>
+                <w:bCs/>
+                <w:color w:val="FFFFFF"/>
+                <w:sz w:val="18"/>
+                <w:szCs w:val="18"/>
+              </w:rPr>
+              <w:t>변조된 토큰</w:t>
+            </w:r>
+          </w:p>
+        </w:tc>
+      </w:tr>
+      <w:tr>
+        <w:tc>
+          <w:tcPr>
+            <w:tcW w:w="4500" w:type="dxa"/>
+            <w:tcMar>
+              <w:top w:w="40" w:type="dxa"/>
+              <w:left w:w="80" w:type="dxa"/>
+              <w:bottom w:w="40" w:type="dxa"/>
+              <w:right w:w="80" w:type="dxa"/>
+            </w:tcMar>
+          </w:tcPr>
+          <w:p>
+            <w:r>
+              <w:rPr>
+                <w:sz w:val="18"/>
+                <w:szCs w:val="18"/>
+              </w:rPr>
+              <w:t xml:space="preserve">rO0ABXNy...AAAAMg... . fzqcEuQFuGE...=</w:t>
+            </w:r>
+          </w:p>
+        </w:tc>
+        <w:tc>
+          <w:tcPr>
+            <w:tcW w:w="4500" w:type="dxa"/>
+            <w:tcMar>
+              <w:top w:w="40" w:type="dxa"/>
+              <w:left w:w="80" w:type="dxa"/>
+              <w:bottom w:w="40" w:type="dxa"/>
+              <w:right w:w="80" w:type="dxa"/>
+            </w:tcMar>
+          </w:tcPr>
+          <w:p>
+            <w:r>
+              <w:rPr>
+                <w:sz w:val="18"/>
+                <w:szCs w:val="18"/>
+              </w:rPr>
+              <w:t xml:space="preserve">rO0ABXNy...AAAAZA... . fzqcEuQFuGE...=</w:t>
+            </w:r>
+          </w:p>
+        </w:tc>
+      </w:tr>
+    </w:tbl>
+    <w:p>
+      <w:pPr>
+        <w:spacing w:after="80"/>
+      </w:pPr>
+    </w:p>
+    <w:p>
+      <w:pPr>
+        <w:spacing w:after="80" w:line="272" w:lineRule="auto"/>
+      </w:pPr>
+      <w:r>
+        <w:rPr>
+          <w:b/>
+          <w:bCs/>
+        </w:rPr>
+        <w:t>2단계 — Base64 디코딩</w:t>
+      </w:r>
+    </w:p>
+    <w:p>
+      <w:pPr>
+        <w:pBdr>
+          <w:top w:val="single" w:sz="4" w:space="3" w:color="D9D9D9"/>
+          <w:left w:val="single" w:sz="18" w:space="6" w:color="C0C0C0"/>
+        </w:pBdr>
+        <w:shd w:val="clear" w:color="auto" w:fill="F4F4F4"/>
+      </w:pPr>
+      <w:r>
+        <w:rPr>
+          <w:rFonts w:ascii="Consolas" w:hAnsi="Consolas"/>
+          <w:sz w:val="16"/>
+          <w:szCs w:val="16"/>
+        </w:rPr>
+        <w:t xml:space="preserve">byte[] raw = Base64.getDecoder().decode(voucherToken.substring(0, dot));</w:t>
+      </w:r>
+    </w:p>
+    <w:p>
+      <w:pPr>
+        <w:pBdr>
+          <w:left w:val="single" w:sz="18" w:space="6" w:color="C0C0C0"/>
+          <w:bottom w:val="single" w:sz="4" w:space="3" w:color="D9D9D9"/>
+        </w:pBdr>
+        <w:shd w:val="clear" w:color="auto" w:fill="F4F4F4"/>
+      </w:pPr>
+      <w:r>
+        <w:rPr>
+          <w:rFonts w:ascii="Consolas" w:hAnsi="Consolas"/>
+          <w:sz w:val="16"/>
+          <w:szCs w:val="16"/>
+        </w:rPr>
+        <w:t xml:space="preserve">byte[] signature = Base64.getDecoder().decode(voucherToken.substring(dot + 1));</w:t>
+      </w:r>
+    </w:p>
+    <w:p>
+      <w:pPr>
+        <w:spacing w:after="80" w:line="272" w:lineRule="auto"/>
+      </w:pPr>
+      <w:r>
+        <w:t xml:space="preserve">두 부분을 각각 바이트 배열로 바꾼다. 이 시점에는 아직 아무것도 믿지 않는다 — 그냥 바이트일 뿐이다.</w:t>
+      </w:r>
+    </w:p>
+    <w:tbl>
+      <w:tblPr>
+        <w:tblW w:w="9000" w:type="dxa"/>
+        <w:tblBorders>
+          <w:top w:val="single" w:sz="4" w:space="0" w:color="BFBFBF"/>
+          <w:left w:val="single" w:sz="4" w:space="0" w:color="BFBFBF"/>
+          <w:bottom w:val="single" w:sz="4" w:space="0" w:color="BFBFBF"/>
+          <w:right w:val="single" w:sz="4" w:space="0" w:color="BFBFBF"/>
+          <w:insideH w:val="single" w:sz="4" w:space="0" w:color="BFBFBF"/>
+          <w:insideV w:val="single" w:sz="4" w:space="0" w:color="BFBFBF"/>
+        </w:tblBorders>
+        <w:tblLook w:val="04A0" w:firstRow="1" w:lastRow="0" w:firstColumn="1" w:lastColumn="0" w:noHBand="0" w:noVBand="1"/>
+      </w:tblPr>
+      <w:tblGrid>
+        <w:gridCol w:w="4500"/>
+        <w:gridCol w:w="4500"/>
+      </w:tblGrid>
+      <w:tr>
+        <w:trPr>
+          <w:tblHeader/>
+        </w:trPr>
+        <w:tc>
+          <w:tcPr>
+            <w:tcW w:w="4500" w:type="dxa"/>
+            <w:shd w:val="clear" w:color="auto" w:fill="2E5496"/>
+            <w:tcMar>
+              <w:top w:w="40" w:type="dxa"/>
+              <w:left w:w="80" w:type="dxa"/>
+              <w:bottom w:w="40" w:type="dxa"/>
+              <w:right w:w="80" w:type="dxa"/>
+            </w:tcMar>
+          </w:tcPr>
+          <w:p>
+            <w:r>
+              <w:rPr>
+                <w:b/>
+                <w:bCs/>
+                <w:color w:val="FFFFFF"/>
+                <w:sz w:val="18"/>
+                <w:szCs w:val="18"/>
+              </w:rPr>
+              <w:t>정상 토큰</w:t>
+            </w:r>
+          </w:p>
+        </w:tc>
+        <w:tc>
+          <w:tcPr>
+            <w:tcW w:w="4500" w:type="dxa"/>
+            <w:shd w:val="clear" w:color="auto" w:fill="2E5496"/>
+            <w:tcMar>
+              <w:top w:w="40" w:type="dxa"/>
+              <w:left w:w="80" w:type="dxa"/>
+              <w:bottom w:w="40" w:type="dxa"/>
+              <w:right w:w="80" w:type="dxa"/>
+            </w:tcMar>
+          </w:tcPr>
+          <w:p>
+            <w:r>
+              <w:rPr>
+                <w:b/>
+                <w:bCs/>
+                <w:color w:val="FFFFFF"/>
+                <w:sz w:val="18"/>
+                <w:szCs w:val="18"/>
+              </w:rPr>
+              <w:t>변조된 토큰</w:t>
+            </w:r>
+          </w:p>
+        </w:tc>
+      </w:tr>
+      <w:tr>
+        <w:tc>
+          <w:tcPr>
+            <w:tcW w:w="4500" w:type="dxa"/>
+            <w:tcMar>
+              <w:top w:w="40" w:type="dxa"/>
+              <w:left w:w="80" w:type="dxa"/>
+              <w:bottom w:w="40" w:type="dxa"/>
+              <w:right w:w="80" w:type="dxa"/>
+            </w:tcMar>
+          </w:tcPr>
+          <w:p>
+            <w:r>
+              <w:rPr>
+                <w:sz w:val="18"/>
+                <w:szCs w:val="18"/>
+              </w:rPr>
+              <w:t xml:space="preserve">raw 끝 4바이트: 00 00 00 32 (0x32 = 50%)</w:t>
+            </w:r>
+          </w:p>
+        </w:tc>
+        <w:tc>
+          <w:tcPr>
+            <w:tcW w:w="4500" w:type="dxa"/>
+            <w:tcMar>
+              <w:top w:w="40" w:type="dxa"/>
+              <w:left w:w="80" w:type="dxa"/>
+              <w:bottom w:w="40" w:type="dxa"/>
+              <w:right w:w="80" w:type="dxa"/>
+            </w:tcMar>
+          </w:tcPr>
+          <w:p>
+            <w:r>
+              <w:rPr>
+                <w:sz w:val="18"/>
+                <w:szCs w:val="18"/>
+              </w:rPr>
+              <w:t xml:space="preserve">raw 끝 4바이트: 00 00 00 64 (0x64 = 100%, 변조됨)</w:t>
+            </w:r>
+          </w:p>
+        </w:tc>
+      </w:tr>
+      <w:tr>
+        <w:tc>
+          <w:tcPr>
+            <w:tcW w:w="4500" w:type="dxa"/>
+            <w:tcMar>
+              <w:top w:w="40" w:type="dxa"/>
+              <w:left w:w="80" w:type="dxa"/>
+              <w:bottom w:w="40" w:type="dxa"/>
+              <w:right w:w="80" w:type="dxa"/>
+            </w:tcMar>
+          </w:tcPr>
+          <w:p>
+            <w:r>
+              <w:rPr>
+                <w:sz w:val="18"/>
+                <w:szCs w:val="18"/>
+              </w:rPr>
+              <w:t xml:space="preserve">signature 앞 8바이트: 7f 3a 9c 12 e4 05 b8 61 …</w:t>
+            </w:r>
+          </w:p>
+        </w:tc>
+        <w:tc>
+          <w:tcPr>
+            <w:tcW w:w="4500" w:type="dxa"/>
+            <w:tcMar>
+              <w:top w:w="40" w:type="dxa"/>
+              <w:left w:w="80" w:type="dxa"/>
+              <w:bottom w:w="40" w:type="dxa"/>
+              <w:right w:w="80" w:type="dxa"/>
+            </w:tcMar>
+          </w:tcPr>
+          <w:p>
+            <w:r>
+              <w:rPr>
+                <w:sz w:val="18"/>
+                <w:szCs w:val="18"/>
+              </w:rPr>
+              <w:t xml:space="preserve">signature 앞 8바이트: 7f 3a 9c 12 e4 05 b8 61 … (발급 때 그대로)</w:t>
+            </w:r>
+          </w:p>
+        </w:tc>
+      </w:tr>
+    </w:tbl>
+    <w:p>
+      <w:pPr>
+        <w:spacing w:after="80"/>
+      </w:pPr>
+    </w:p>
+    <w:p>
+      <w:pPr>
+        <w:spacing w:after="80" w:line="272" w:lineRule="auto"/>
+      </w:pPr>
+      <w:r>
+        <w:rPr>
+          <w:b/>
+          <w:bCs/>
+        </w:rPr>
+        <w:t>3단계 — 서명 다시 계산</w:t>
+      </w:r>
+    </w:p>
+    <w:p>
+      <w:pPr>
+        <w:pBdr>
+          <w:top w:val="single" w:sz="4" w:space="3" w:color="D9D9D9"/>
+          <w:left w:val="single" w:sz="18" w:space="6" w:color="C0C0C0"/>
+          <w:bottom w:val="single" w:sz="4" w:space="3" w:color="D9D9D9"/>
+        </w:pBdr>
+        <w:shd w:val="clear" w:color="auto" w:fill="F4F4F4"/>
+      </w:pPr>
+      <w:r>
+        <w:rPr>
+          <w:rFonts w:ascii="Consolas" w:hAnsi="Consolas"/>
+          <w:sz w:val="16"/>
+          <w:szCs w:val="16"/>
+        </w:rPr>
+        <w:t xml:space="preserve">byte[] expected = hmac(raw);</w:t>
+      </w:r>
+    </w:p>
+    <w:p>
+      <w:pPr>
+        <w:spacing w:after="80" w:line="272" w:lineRule="auto"/>
+      </w:pPr>
+      <w:r>
+        <w:t xml:space="preserve">서버는 받은 서명을 "해독"하지 않고, 받은 raw에 자기 비밀키를 섞어 서명을 직접 다시 만든다. raw가 1바이트(32 -&gt; 64)만 바뀌어도 계산된 서명은 완전히 다른 값이 된다. HMAC은 입력이 조금만 달라도 결과가 통째로 바뀌도록 만들어진 함수다.</w:t>
+      </w:r>
+    </w:p>
+    <w:tbl>
+      <w:tblPr>
+        <w:tblW w:w="9000" w:type="dxa"/>
+        <w:tblBorders>
+          <w:top w:val="single" w:sz="4" w:space="0" w:color="BFBFBF"/>
+          <w:left w:val="single" w:sz="4" w:space="0" w:color="BFBFBF"/>
+          <w:bottom w:val="single" w:sz="4" w:space="0" w:color="BFBFBF"/>
+          <w:right w:val="single" w:sz="4" w:space="0" w:color="BFBFBF"/>
+          <w:insideH w:val="single" w:sz="4" w:space="0" w:color="BFBFBF"/>
+          <w:insideV w:val="single" w:sz="4" w:space="0" w:color="BFBFBF"/>
+        </w:tblBorders>
+        <w:tblLook w:val="04A0" w:firstRow="1" w:lastRow="0" w:firstColumn="1" w:lastColumn="0" w:noHBand="0" w:noVBand="1"/>
+      </w:tblPr>
+      <w:tblGrid>
+        <w:gridCol w:w="4500"/>
+        <w:gridCol w:w="4500"/>
+      </w:tblGrid>
+      <w:tr>
+        <w:trPr>
+          <w:tblHeader/>
+        </w:trPr>
+        <w:tc>
+          <w:tcPr>
+            <w:tcW w:w="4500" w:type="dxa"/>
+            <w:shd w:val="clear" w:color="auto" w:fill="2E5496"/>
+            <w:tcMar>
+              <w:top w:w="40" w:type="dxa"/>
+              <w:left w:w="80" w:type="dxa"/>
+              <w:bottom w:w="40" w:type="dxa"/>
+              <w:right w:w="80" w:type="dxa"/>
+            </w:tcMar>
+          </w:tcPr>
+          <w:p>
+            <w:r>
+              <w:rPr>
+                <w:b/>
+                <w:bCs/>
+                <w:color w:val="FFFFFF"/>
+                <w:sz w:val="18"/>
+                <w:szCs w:val="18"/>
+              </w:rPr>
+              <w:t>정상 토큰</w:t>
+            </w:r>
+          </w:p>
+        </w:tc>
+        <w:tc>
+          <w:tcPr>
+            <w:tcW w:w="4500" w:type="dxa"/>
+            <w:shd w:val="clear" w:color="auto" w:fill="2E5496"/>
+            <w:tcMar>
+              <w:top w:w="40" w:type="dxa"/>
+              <w:left w:w="80" w:type="dxa"/>
+              <w:bottom w:w="40" w:type="dxa"/>
+              <w:right w:w="80" w:type="dxa"/>
+            </w:tcMar>
+          </w:tcPr>
+          <w:p>
+            <w:r>
+              <w:rPr>
+                <w:b/>
+                <w:bCs/>
+                <w:color w:val="FFFFFF"/>
+                <w:sz w:val="18"/>
+                <w:szCs w:val="18"/>
+              </w:rPr>
+              <w:t>변조된 토큰</w:t>
+            </w:r>
+          </w:p>
+        </w:tc>
+      </w:tr>
+      <w:tr>
+        <w:tc>
+          <w:tcPr>
+            <w:tcW w:w="4500" w:type="dxa"/>
+            <w:tcMar>
+              <w:top w:w="40" w:type="dxa"/>
+              <w:left w:w="80" w:type="dxa"/>
+              <w:bottom w:w="40" w:type="dxa"/>
+              <w:right w:w="80" w:type="dxa"/>
+            </w:tcMar>
+          </w:tcPr>
+          <w:p>
+            <w:r>
+              <w:rPr>
+                <w:sz w:val="18"/>
+                <w:szCs w:val="18"/>
+              </w:rPr>
+              <w:t xml:space="preserve">expected = HMAC(raw, 비밀키) = 7f 3a 9c 12 e4 05 b8 61 …</w:t>
+            </w:r>
+          </w:p>
+        </w:tc>
+        <w:tc>
+          <w:tcPr>
+            <w:tcW w:w="4500" w:type="dxa"/>
+            <w:tcMar>
+              <w:top w:w="40" w:type="dxa"/>
+              <w:left w:w="80" w:type="dxa"/>
+              <w:bottom w:w="40" w:type="dxa"/>
+              <w:right w:w="80" w:type="dxa"/>
+            </w:tcMar>
+          </w:tcPr>
+          <w:p>
+            <w:r>
+              <w:rPr>
+                <w:sz w:val="18"/>
+                <w:szCs w:val="18"/>
+              </w:rPr>
+              <w:t xml:space="preserve">expected = HMAC(raw, 비밀키) = c9 1e 44 a0 3b d7 02 8f … (완전히 다른 값)</w:t>
+            </w:r>
+          </w:p>
+        </w:tc>
+      </w:tr>
+    </w:tbl>
+    <w:p>
+      <w:pPr>
+        <w:spacing w:after="80"/>
+      </w:pPr>
+    </w:p>
+    <w:p>
+      <w:pPr>
+        <w:spacing w:after="80" w:line="272" w:lineRule="auto"/>
+      </w:pPr>
+      <w:r>
+        <w:rPr>
+          <w:b/>
+          <w:bCs/>
+        </w:rPr>
+        <w:t>4단계 — 상수 시간 비교</w:t>
+      </w:r>
+    </w:p>
+    <w:p>
+      <w:pPr>
+        <w:pBdr>
+          <w:top w:val="single" w:sz="4" w:space="3" w:color="D9D9D9"/>
+          <w:left w:val="single" w:sz="18" w:space="6" w:color="C0C0C0"/>
+          <w:bottom w:val="single" w:sz="4" w:space="3" w:color="D9D9D9"/>
+        </w:pBdr>
+        <w:shd w:val="clear" w:color="auto" w:fill="F4F4F4"/>
+      </w:pPr>
+      <w:r>
+        <w:rPr>
+          <w:rFonts w:ascii="Consolas" w:hAnsi="Consolas"/>
+          <w:sz w:val="16"/>
+          <w:szCs w:val="16"/>
+        </w:rPr>
+        <w:t xml:space="preserve">if (!MessageDigest.isEqual(expected, signature)) {</w:t>
+      </w:r>
+    </w:p>
+    <w:p>
+      <w:pPr>
+        <w:spacing w:after="80" w:line="272" w:lineRule="auto"/>
+      </w:pPr>
+      <w:r>
+        <w:t xml:space="preserve">MessageDigest.isEqual 은 첫 칸부터 마지막 칸까지 모든 바이트를 끝까지 비교한다. 다른 칸을 만나도 중간에 멈추지 않기 때문에, 응답 시간으로 정답을 추측하는 타이밍 공격이 통하지 않는다.</w:t>
+      </w:r>
+    </w:p>
+    <w:tbl>
+      <w:tblPr>
+        <w:tblW w:w="9000" w:type="dxa"/>
+        <w:tblBorders>
+          <w:top w:val="single" w:sz="4" w:space="0" w:color="BFBFBF"/>
+          <w:left w:val="single" w:sz="4" w:space="0" w:color="BFBFBF"/>
+          <w:bottom w:val="single" w:sz="4" w:space="0" w:color="BFBFBF"/>
+          <w:right w:val="single" w:sz="4" w:space="0" w:color="BFBFBF"/>
+          <w:insideH w:val="single" w:sz="4" w:space="0" w:color="BFBFBF"/>
+          <w:insideV w:val="single" w:sz="4" w:space="0" w:color="BFBFBF"/>
+        </w:tblBorders>
+        <w:tblLook w:val="04A0" w:firstRow="1" w:lastRow="0" w:firstColumn="1" w:lastColumn="0" w:noHBand="0" w:noVBand="1"/>
+      </w:tblPr>
+      <w:tblGrid>
+        <w:gridCol w:w="4500"/>
+        <w:gridCol w:w="4500"/>
+      </w:tblGrid>
+      <w:tr>
+        <w:trPr>
+          <w:tblHeader/>
+        </w:trPr>
+        <w:tc>
+          <w:tcPr>
+            <w:tcW w:w="4500" w:type="dxa"/>
+            <w:shd w:val="clear" w:color="auto" w:fill="2E5496"/>
+            <w:tcMar>
+              <w:top w:w="40" w:type="dxa"/>
+              <w:left w:w="80" w:type="dxa"/>
+              <w:bottom w:w="40" w:type="dxa"/>
+              <w:right w:w="80" w:type="dxa"/>
+            </w:tcMar>
+          </w:tcPr>
+          <w:p>
+            <w:r>
+              <w:rPr>
+                <w:b/>
+                <w:bCs/>
+                <w:color w:val="FFFFFF"/>
+                <w:sz w:val="18"/>
+                <w:szCs w:val="18"/>
+              </w:rPr>
+              <w:t>정상 토큰</w:t>
+            </w:r>
+          </w:p>
+        </w:tc>
+        <w:tc>
+          <w:tcPr>
+            <w:tcW w:w="4500" w:type="dxa"/>
+            <w:shd w:val="clear" w:color="auto" w:fill="2E5496"/>
+            <w:tcMar>
+              <w:top w:w="40" w:type="dxa"/>
+              <w:left w:w="80" w:type="dxa"/>
+              <w:bottom w:w="40" w:type="dxa"/>
+              <w:right w:w="80" w:type="dxa"/>
+            </w:tcMar>
+          </w:tcPr>
+          <w:p>
+            <w:r>
+              <w:rPr>
+                <w:b/>
+                <w:bCs/>
+                <w:color w:val="FFFFFF"/>
+                <w:sz w:val="18"/>
+                <w:szCs w:val="18"/>
+              </w:rPr>
+              <w:t>변조된 토큰</w:t>
+            </w:r>
+          </w:p>
+        </w:tc>
+      </w:tr>
+      <w:tr>
+        <w:tc>
+          <w:tcPr>
+            <w:tcW w:w="4500" w:type="dxa"/>
+            <w:tcMar>
+              <w:top w:w="40" w:type="dxa"/>
+              <w:left w:w="80" w:type="dxa"/>
+              <w:bottom w:w="40" w:type="dxa"/>
+              <w:right w:w="80" w:type="dxa"/>
+            </w:tcMar>
+          </w:tcPr>
+          <w:p>
+            <w:r>
+              <w:rPr>
+                <w:sz w:val="18"/>
+                <w:szCs w:val="18"/>
+              </w:rPr>
+              <w:t xml:space="preserve">expected == signature -&gt; isEqual 결과: true</w:t>
+            </w:r>
+          </w:p>
+        </w:tc>
+        <w:tc>
+          <w:tcPr>
+            <w:tcW w:w="4500" w:type="dxa"/>
+            <w:tcMar>
+              <w:top w:w="40" w:type="dxa"/>
+              <w:left w:w="80" w:type="dxa"/>
+              <w:bottom w:w="40" w:type="dxa"/>
+              <w:right w:w="80" w:type="dxa"/>
+            </w:tcMar>
+          </w:tcPr>
+          <w:p>
+            <w:r>
+              <w:rPr>
+                <w:sz w:val="18"/>
+                <w:szCs w:val="18"/>
+              </w:rPr>
+              <w:t xml:space="preserve">expected != signature -&gt; isEqual 결과: false</w:t>
+            </w:r>
+          </w:p>
+        </w:tc>
+      </w:tr>
+    </w:tbl>
+    <w:p>
+      <w:pPr>
+        <w:spacing w:after="80"/>
+      </w:pPr>
+    </w:p>
+    <w:p>
+      <w:pPr>
+        <w:spacing w:after="80" w:line="272" w:lineRule="auto"/>
+      </w:pPr>
+      <w:r>
+        <w:rPr>
+          <w:b/>
+          <w:bCs/>
+        </w:rPr>
+        <w:t>5단계 — 결과</w:t>
+      </w:r>
+    </w:p>
+    <w:p>
+      <w:pPr>
+        <w:pBdr>
+          <w:top w:val="single" w:sz="4" w:space="3" w:color="D9D9D9"/>
+          <w:left w:val="single" w:sz="18" w:space="6" w:color="C0C0C0"/>
+        </w:pBdr>
+        <w:shd w:val="clear" w:color="auto" w:fill="F4F4F4"/>
+      </w:pPr>
+      <w:r>
+        <w:rPr>
+          <w:rFonts w:ascii="Consolas" w:hAnsi="Consolas"/>
+          <w:sz w:val="16"/>
+          <w:szCs w:val="16"/>
+        </w:rPr>
+        <w:t xml:space="preserve">return deserializeFromBytes(raw);          // 통과 시</w:t>
+      </w:r>
+    </w:p>
+    <w:p>
+      <w:pPr>
+        <w:pBdr>
+          <w:left w:val="single" w:sz="18" w:space="6" w:color="C0C0C0"/>
+          <w:bottom w:val="single" w:sz="4" w:space="3" w:color="D9D9D9"/>
+        </w:pBdr>
+        <w:shd w:val="clear" w:color="auto" w:fill="F4F4F4"/>
+      </w:pPr>
+      <w:r>
+        <w:rPr>
+          <w:rFonts w:ascii="Consolas" w:hAnsi="Consolas"/>
+          <w:sz w:val="16"/>
+          <w:szCs w:val="16"/>
+        </w:rPr>
+        <w:t xml:space="preserve">throw new IllegalArgumentException(...);   // 불일치 시</w:t>
+      </w:r>
+    </w:p>
+    <w:p>
+      <w:pPr>
+        <w:spacing w:after="80" w:line="272" w:lineRule="auto"/>
+      </w:pPr>
+      <w:r>
+        <w:t xml:space="preserve">검증 순서가 핵심이다. 서명을 먼저 확인하기 때문에, 의심스러운 바이트를 역직렬화하는 위험한 작업을 아예 하지 않는다. 두 경우는 3단계(서명 재계산)에서 갈리고, 그 뒤의 비교와 결과는 자연스럽게 따라온다.</w:t>
+      </w:r>
+    </w:p>
+    <w:tbl>
+      <w:tblPr>
+        <w:tblW w:w="9000" w:type="dxa"/>
+        <w:tblBorders>
+          <w:top w:val="single" w:sz="4" w:space="0" w:color="BFBFBF"/>
+          <w:left w:val="single" w:sz="4" w:space="0" w:color="BFBFBF"/>
+          <w:bottom w:val="single" w:sz="4" w:space="0" w:color="BFBFBF"/>
+          <w:right w:val="single" w:sz="4" w:space="0" w:color="BFBFBF"/>
+          <w:insideH w:val="single" w:sz="4" w:space="0" w:color="BFBFBF"/>
+          <w:insideV w:val="single" w:sz="4" w:space="0" w:color="BFBFBF"/>
+        </w:tblBorders>
+        <w:tblLook w:val="04A0" w:firstRow="1" w:lastRow="0" w:firstColumn="1" w:lastColumn="0" w:noHBand="0" w:noVBand="1"/>
+      </w:tblPr>
+      <w:tblGrid>
+        <w:gridCol w:w="4500"/>
+        <w:gridCol w:w="4500"/>
+      </w:tblGrid>
+      <w:tr>
+        <w:trPr>
+          <w:tblHeader/>
+        </w:trPr>
+        <w:tc>
+          <w:tcPr>
+            <w:tcW w:w="4500" w:type="dxa"/>
+            <w:shd w:val="clear" w:color="auto" w:fill="2E5496"/>
+            <w:tcMar>
+              <w:top w:w="40" w:type="dxa"/>
+              <w:left w:w="80" w:type="dxa"/>
+              <w:bottom w:w="40" w:type="dxa"/>
+              <w:right w:w="80" w:type="dxa"/>
+            </w:tcMar>
+          </w:tcPr>
+          <w:p>
+            <w:r>
+              <w:rPr>
+                <w:b/>
+                <w:bCs/>
+                <w:color w:val="FFFFFF"/>
+                <w:sz w:val="18"/>
+                <w:szCs w:val="18"/>
+              </w:rPr>
+              <w:t>정상 토큰</w:t>
+            </w:r>
+          </w:p>
+        </w:tc>
+        <w:tc>
+          <w:tcPr>
+            <w:tcW w:w="4500" w:type="dxa"/>
+            <w:shd w:val="clear" w:color="auto" w:fill="2E5496"/>
+            <w:tcMar>
+              <w:top w:w="40" w:type="dxa"/>
+              <w:left w:w="80" w:type="dxa"/>
+              <w:bottom w:w="40" w:type="dxa"/>
+              <w:right w:w="80" w:type="dxa"/>
+            </w:tcMar>
+          </w:tcPr>
+          <w:p>
+            <w:r>
+              <w:rPr>
+                <w:b/>
+                <w:bCs/>
+                <w:color w:val="FFFFFF"/>
+                <w:sz w:val="18"/>
+                <w:szCs w:val="18"/>
+              </w:rPr>
+              <w:t>변조된 토큰</w:t>
+            </w:r>
+          </w:p>
+        </w:tc>
+      </w:tr>
+      <w:tr>
+        <w:tc>
+          <w:tcPr>
+            <w:tcW w:w="4500" w:type="dxa"/>
+            <w:tcMar>
+              <w:top w:w="40" w:type="dxa"/>
+              <w:left w:w="80" w:type="dxa"/>
+              <w:bottom w:w="40" w:type="dxa"/>
+              <w:right w:w="80" w:type="dxa"/>
+            </w:tcMar>
+          </w:tcPr>
+          <w:p>
+            <w:r>
+              <w:rPr>
+                <w:sz w:val="18"/>
+                <w:szCs w:val="18"/>
+              </w:rPr>
+              <w:t xml:space="preserve">검증 통과 -&gt; Voucher 복원. code=VIP50, discountPercent=50 — 발급 당시 그대로임이 보장되므로 믿고 사용한다.</w:t>
+            </w:r>
+          </w:p>
+        </w:tc>
+        <w:tc>
+          <w:tcPr>
+            <w:tcW w:w="4500" w:type="dxa"/>
+            <w:tcMar>
+              <w:top w:w="40" w:type="dxa"/>
+              <w:left w:w="80" w:type="dxa"/>
+              <w:bottom w:w="40" w:type="dxa"/>
+              <w:right w:w="80" w:type="dxa"/>
+            </w:tcMar>
+          </w:tcPr>
+          <w:p>
+            <w:r>
+              <w:rPr>
+                <w:sz w:val="18"/>
+                <w:szCs w:val="18"/>
+              </w:rPr>
+              <w:t xml:space="preserve">예외 발생: "서명이 유효하지 않습니다". deserializeFromBytes(raw)는 실행되지 않는다 — 변조된 바이트는 ObjectInputStream 에 들어가지도 못한다.</w:t>
+            </w:r>
+          </w:p>
+        </w:tc>
+      </w:tr>
+    </w:tbl>
+    <w:p>
+      <w:pPr>
+        <w:spacing w:after="80"/>
+      </w:pPr>
     </w:p>
     <w:p>
       <w:pPr>
@@ -8343,16 +7924,48 @@
           <w:sz w:val="16"/>
           <w:szCs w:val="16"/>
         </w:rPr>
-        <w:t xml:space="preserve"># 1) </w:t>
-      </w:r>
-      <w:r>
-        <w:rPr>
-          <w:rFonts w:ascii="Consolas" w:hAnsi="Consolas"/>
-          <w:sz w:val="16"/>
-          <w:szCs w:val="16"/>
-        </w:rPr>
-        <w:t>쿠폰</w:t>
-      </w:r>
+        <w:t xml:space="preserve"># 1) 쿠폰 발급 (WELCOME10 = 10%)</w:t>
+      </w:r>
+    </w:p>
+    <w:p>
+      <w:pPr>
+        <w:pBdr>
+          <w:left w:val="single" w:sz="18" w:space="6" w:color="C0C0C0"/>
+        </w:pBdr>
+        <w:shd w:val="clear" w:color="auto" w:fill="F4F4F4"/>
+      </w:pPr>
+      <w:r>
+        <w:rPr>
+          <w:rFonts w:ascii="Consolas" w:hAnsi="Consolas"/>
+          <w:sz w:val="16"/>
+          <w:szCs w:val="16"/>
+        </w:rPr>
+        <w:t>ISSUE=$(curl -s -X POST "$B/api/vuln/deserialize/issue" -H "Content-Type: application/json" -d '{"code":"WELCOME10"}')</w:t>
+      </w:r>
+    </w:p>
+    <w:p>
+      <w:pPr>
+        <w:pBdr>
+          <w:left w:val="single" w:sz="18" w:space="6" w:color="C0C0C0"/>
+        </w:pBdr>
+        <w:shd w:val="clear" w:color="auto" w:fill="F4F4F4"/>
+      </w:pPr>
+      <w:r>
+        <w:rPr>
+          <w:rFonts w:ascii="Consolas" w:hAnsi="Consolas"/>
+          <w:sz w:val="16"/>
+          <w:szCs w:val="16"/>
+        </w:rPr>
+        <w:t>TOKEN=$(echo "$ISSUE" | python -c "import sys,json;print(json.load(sys.stdin)['voucherToken'])")</w:t>
+      </w:r>
+    </w:p>
+    <w:p>
+      <w:pPr>
+        <w:pBdr>
+          <w:left w:val="single" w:sz="18" w:space="6" w:color="C0C0C0"/>
+        </w:pBdr>
+        <w:shd w:val="clear" w:color="auto" w:fill="F4F4F4"/>
+      </w:pPr>
       <w:r>
         <w:rPr>
           <w:rFonts w:ascii="Consolas" w:hAnsi="Consolas"/>
@@ -8361,53 +7974,53 @@
         </w:rPr>
         <w:t xml:space="preserve"> </w:t>
       </w:r>
-      <w:r>
-        <w:rPr>
-          <w:rFonts w:ascii="Consolas" w:hAnsi="Consolas"/>
-          <w:sz w:val="16"/>
-          <w:szCs w:val="16"/>
-        </w:rPr>
-        <w:t>발급</w:t>
-      </w:r>
-      <w:r>
-        <w:rPr>
-          <w:rFonts w:ascii="Consolas" w:hAnsi="Consolas"/>
-          <w:sz w:val="16"/>
-          <w:szCs w:val="16"/>
-        </w:rPr>
-        <w:t xml:space="preserve"> (WELCOME10 = 10%)</w:t>
-      </w:r>
-    </w:p>
-    <w:p>
-      <w:pPr>
-        <w:pBdr>
-          <w:left w:val="single" w:sz="18" w:space="6" w:color="C0C0C0"/>
-        </w:pBdr>
-        <w:shd w:val="clear" w:color="auto" w:fill="F4F4F4"/>
-      </w:pPr>
-      <w:r>
-        <w:rPr>
-          <w:rFonts w:ascii="Consolas" w:hAnsi="Consolas"/>
-          <w:sz w:val="16"/>
-          <w:szCs w:val="16"/>
-        </w:rPr>
-        <w:t>ISSUE=$(curl -s -X POST "$B/api/vuln/deserialize/issue" -H "Content-Type: application/json" -d '{"code":"WELCOME10"}')</w:t>
-      </w:r>
-    </w:p>
-    <w:p>
-      <w:pPr>
-        <w:pBdr>
-          <w:left w:val="single" w:sz="18" w:space="6" w:color="C0C0C0"/>
-        </w:pBdr>
-        <w:shd w:val="clear" w:color="auto" w:fill="F4F4F4"/>
-      </w:pPr>
-      <w:r>
-        <w:rPr>
-          <w:rFonts w:ascii="Consolas" w:hAnsi="Consolas"/>
-          <w:sz w:val="16"/>
-          <w:szCs w:val="16"/>
-        </w:rPr>
-        <w:t>TOKEN=$(echo "$ISSUE" | python -c "import sys,json;print(json.load(sys.stdin)['voucherToken'])")</w:t>
+    </w:p>
+    <w:p>
+      <w:pPr>
+        <w:pBdr>
+          <w:left w:val="single" w:sz="18" w:space="6" w:color="C0C0C0"/>
+        </w:pBdr>
+        <w:shd w:val="clear" w:color="auto" w:fill="F4F4F4"/>
+      </w:pPr>
+      <w:r>
+        <w:rPr>
+          <w:rFonts w:ascii="Consolas" w:hAnsi="Consolas"/>
+          <w:sz w:val="16"/>
+          <w:szCs w:val="16"/>
+        </w:rPr>
+        <w:t xml:space="preserve"># 2) 정상 토큰 적용 (10000원 주문)</w:t>
+      </w:r>
+    </w:p>
+    <w:p>
+      <w:pPr>
+        <w:pBdr>
+          <w:left w:val="single" w:sz="18" w:space="6" w:color="C0C0C0"/>
+        </w:pBdr>
+        <w:shd w:val="clear" w:color="auto" w:fill="F4F4F4"/>
+      </w:pPr>
+      <w:r>
+        <w:rPr>
+          <w:rFonts w:ascii="Consolas" w:hAnsi="Consolas"/>
+          <w:sz w:val="16"/>
+          <w:szCs w:val="16"/>
+        </w:rPr>
+        <w:t>curl -s -X POST "$B/api/vuln/deserialize/apply" -H "Content-Type: application/json" \</w:t>
+      </w:r>
+    </w:p>
+    <w:p>
+      <w:pPr>
+        <w:pBdr>
+          <w:left w:val="single" w:sz="18" w:space="6" w:color="C0C0C0"/>
+        </w:pBdr>
+        <w:shd w:val="clear" w:color="auto" w:fill="F4F4F4"/>
+      </w:pPr>
+      <w:r>
+        <w:rPr>
+          <w:rFonts w:ascii="Consolas" w:hAnsi="Consolas"/>
+          <w:sz w:val="16"/>
+          <w:szCs w:val="16"/>
+        </w:rPr>
+        <w:t xml:space="preserve">  -d "{\"voucherToken\":\"$TOKEN\",\"orderAmount\":10000}"</w:t>
       </w:r>
     </w:p>
     <w:p>
@@ -8439,16 +8052,32 @@
           <w:sz w:val="16"/>
           <w:szCs w:val="16"/>
         </w:rPr>
-        <w:t xml:space="preserve"># 2) </w:t>
-      </w:r>
-      <w:r>
-        <w:rPr>
-          <w:rFonts w:ascii="Consolas" w:hAnsi="Consolas"/>
-          <w:sz w:val="16"/>
-          <w:szCs w:val="16"/>
-        </w:rPr>
-        <w:t>정상</w:t>
-      </w:r>
+        <w:t xml:space="preserve"># 3) 토큰 변조: 10% -&gt; 100% (바이트 패치)</w:t>
+      </w:r>
+    </w:p>
+    <w:p>
+      <w:pPr>
+        <w:pBdr>
+          <w:left w:val="single" w:sz="18" w:space="6" w:color="C0C0C0"/>
+        </w:pBdr>
+        <w:shd w:val="clear" w:color="auto" w:fill="F4F4F4"/>
+      </w:pPr>
+      <w:r>
+        <w:rPr>
+          <w:rFonts w:ascii="Consolas" w:hAnsi="Consolas"/>
+          <w:sz w:val="16"/>
+          <w:szCs w:val="16"/>
+        </w:rPr>
+        <w:t>TAMPERED=$(python docs/security/voucher_tamper.py "$TOKEN" 10 100)</w:t>
+      </w:r>
+    </w:p>
+    <w:p>
+      <w:pPr>
+        <w:pBdr>
+          <w:left w:val="single" w:sz="18" w:space="6" w:color="C0C0C0"/>
+        </w:pBdr>
+        <w:shd w:val="clear" w:color="auto" w:fill="F4F4F4"/>
+      </w:pPr>
       <w:r>
         <w:rPr>
           <w:rFonts w:ascii="Consolas" w:hAnsi="Consolas"/>
@@ -8457,14 +8086,62 @@
         </w:rPr>
         <w:t xml:space="preserve"> </w:t>
       </w:r>
-      <w:r>
-        <w:rPr>
-          <w:rFonts w:ascii="Consolas" w:hAnsi="Consolas"/>
-          <w:sz w:val="16"/>
-          <w:szCs w:val="16"/>
-        </w:rPr>
-        <w:t>토큰</w:t>
-      </w:r>
+    </w:p>
+    <w:p>
+      <w:pPr>
+        <w:pBdr>
+          <w:left w:val="single" w:sz="18" w:space="6" w:color="C0C0C0"/>
+        </w:pBdr>
+        <w:shd w:val="clear" w:color="auto" w:fill="F4F4F4"/>
+      </w:pPr>
+      <w:r>
+        <w:rPr>
+          <w:rFonts w:ascii="Consolas" w:hAnsi="Consolas"/>
+          <w:sz w:val="16"/>
+          <w:szCs w:val="16"/>
+        </w:rPr>
+        <w:t xml:space="preserve"># 4) 변조 토큰 -&gt; 취약 엔드포인트</w:t>
+      </w:r>
+    </w:p>
+    <w:p>
+      <w:pPr>
+        <w:pBdr>
+          <w:left w:val="single" w:sz="18" w:space="6" w:color="C0C0C0"/>
+        </w:pBdr>
+        <w:shd w:val="clear" w:color="auto" w:fill="F4F4F4"/>
+      </w:pPr>
+      <w:r>
+        <w:rPr>
+          <w:rFonts w:ascii="Consolas" w:hAnsi="Consolas"/>
+          <w:sz w:val="16"/>
+          <w:szCs w:val="16"/>
+        </w:rPr>
+        <w:t>curl -s -X POST "$B/api/vuln/deserialize/apply" -H "Content-Type: application/json" \</w:t>
+      </w:r>
+    </w:p>
+    <w:p>
+      <w:pPr>
+        <w:pBdr>
+          <w:left w:val="single" w:sz="18" w:space="6" w:color="C0C0C0"/>
+        </w:pBdr>
+        <w:shd w:val="clear" w:color="auto" w:fill="F4F4F4"/>
+      </w:pPr>
+      <w:r>
+        <w:rPr>
+          <w:rFonts w:ascii="Consolas" w:hAnsi="Consolas"/>
+          <w:sz w:val="16"/>
+          <w:szCs w:val="16"/>
+        </w:rPr>
+        <w:t xml:space="preserve">  -d "{\"voucherToken\":\"$TAMPERED\",\"orderAmount\":10000}"</w:t>
+      </w:r>
+    </w:p>
+    <w:p>
+      <w:pPr>
+        <w:pBdr>
+          <w:left w:val="single" w:sz="18" w:space="6" w:color="C0C0C0"/>
+        </w:pBdr>
+        <w:shd w:val="clear" w:color="auto" w:fill="F4F4F4"/>
+      </w:pPr>
       <w:r>
         <w:rPr>
           <w:rFonts w:ascii="Consolas" w:hAnsi="Consolas"/>
@@ -8473,405 +8150,21 @@
         </w:rPr>
         <w:t xml:space="preserve"> </w:t>
       </w:r>
-      <w:r>
-        <w:rPr>
-          <w:rFonts w:ascii="Consolas" w:hAnsi="Consolas"/>
-          <w:sz w:val="16"/>
-          <w:szCs w:val="16"/>
-        </w:rPr>
-        <w:t>적용</w:t>
-      </w:r>
-      <w:r>
-        <w:rPr>
-          <w:rFonts w:ascii="Consolas" w:hAnsi="Consolas"/>
-          <w:sz w:val="16"/>
-          <w:szCs w:val="16"/>
-        </w:rPr>
-        <w:t xml:space="preserve"> (10000</w:t>
-      </w:r>
-      <w:r>
-        <w:rPr>
-          <w:rFonts w:ascii="Consolas" w:hAnsi="Consolas"/>
-          <w:sz w:val="16"/>
-          <w:szCs w:val="16"/>
-        </w:rPr>
-        <w:t>원</w:t>
-      </w:r>
-      <w:r>
-        <w:rPr>
-          <w:rFonts w:ascii="Consolas" w:hAnsi="Consolas"/>
-          <w:sz w:val="16"/>
-          <w:szCs w:val="16"/>
-        </w:rPr>
-        <w:t xml:space="preserve"> </w:t>
-      </w:r>
-      <w:r>
-        <w:rPr>
-          <w:rFonts w:ascii="Consolas" w:hAnsi="Consolas"/>
-          <w:sz w:val="16"/>
-          <w:szCs w:val="16"/>
-        </w:rPr>
-        <w:t>주문</w:t>
-      </w:r>
-      <w:r>
-        <w:rPr>
-          <w:rFonts w:ascii="Consolas" w:hAnsi="Consolas"/>
-          <w:sz w:val="16"/>
-          <w:szCs w:val="16"/>
-        </w:rPr>
-        <w:t>)</w:t>
-      </w:r>
-    </w:p>
-    <w:p>
-      <w:pPr>
-        <w:pBdr>
-          <w:left w:val="single" w:sz="18" w:space="6" w:color="C0C0C0"/>
-        </w:pBdr>
-        <w:shd w:val="clear" w:color="auto" w:fill="F4F4F4"/>
-      </w:pPr>
-      <w:r>
-        <w:rPr>
-          <w:rFonts w:ascii="Consolas" w:hAnsi="Consolas"/>
-          <w:sz w:val="16"/>
-          <w:szCs w:val="16"/>
-        </w:rPr>
-        <w:t>curl -s -X POST "$B/api/vuln/deserialize/apply" -H "Content-Type: application/json" \</w:t>
-      </w:r>
-    </w:p>
-    <w:p>
-      <w:pPr>
-        <w:pBdr>
-          <w:left w:val="single" w:sz="18" w:space="6" w:color="C0C0C0"/>
-        </w:pBdr>
-        <w:shd w:val="clear" w:color="auto" w:fill="F4F4F4"/>
-      </w:pPr>
-      <w:r>
-        <w:rPr>
-          <w:rFonts w:ascii="Consolas" w:hAnsi="Consolas"/>
-          <w:sz w:val="16"/>
-          <w:szCs w:val="16"/>
-        </w:rPr>
-        <w:t xml:space="preserve">  -d "{\"voucherToken\":\"$TOKEN\",\"orderAmount\":10000}"</w:t>
-      </w:r>
-    </w:p>
-    <w:p>
-      <w:pPr>
-        <w:pBdr>
-          <w:left w:val="single" w:sz="18" w:space="6" w:color="C0C0C0"/>
-        </w:pBdr>
-        <w:shd w:val="clear" w:color="auto" w:fill="F4F4F4"/>
-      </w:pPr>
-      <w:r>
-        <w:rPr>
-          <w:rFonts w:ascii="Consolas" w:hAnsi="Consolas"/>
-          <w:sz w:val="16"/>
-          <w:szCs w:val="16"/>
-        </w:rPr>
-        <w:t xml:space="preserve"> </w:t>
-      </w:r>
-    </w:p>
-    <w:p>
-      <w:pPr>
-        <w:pBdr>
-          <w:left w:val="single" w:sz="18" w:space="6" w:color="C0C0C0"/>
-        </w:pBdr>
-        <w:shd w:val="clear" w:color="auto" w:fill="F4F4F4"/>
-      </w:pPr>
-      <w:r>
-        <w:rPr>
-          <w:rFonts w:ascii="Consolas" w:hAnsi="Consolas"/>
-          <w:sz w:val="16"/>
-          <w:szCs w:val="16"/>
-        </w:rPr>
-        <w:t xml:space="preserve"># 3) </w:t>
-      </w:r>
-      <w:r>
-        <w:rPr>
-          <w:rFonts w:ascii="Consolas" w:hAnsi="Consolas"/>
-          <w:sz w:val="16"/>
-          <w:szCs w:val="16"/>
-        </w:rPr>
-        <w:t>토큰</w:t>
-      </w:r>
-      <w:r>
-        <w:rPr>
-          <w:rFonts w:ascii="Consolas" w:hAnsi="Consolas"/>
-          <w:sz w:val="16"/>
-          <w:szCs w:val="16"/>
-        </w:rPr>
-        <w:t xml:space="preserve"> </w:t>
-      </w:r>
-      <w:r>
-        <w:rPr>
-          <w:rFonts w:ascii="Consolas" w:hAnsi="Consolas"/>
-          <w:sz w:val="16"/>
-          <w:szCs w:val="16"/>
-        </w:rPr>
-        <w:t>변조</w:t>
-      </w:r>
-      <w:r>
-        <w:rPr>
-          <w:rFonts w:ascii="Consolas" w:hAnsi="Consolas"/>
-          <w:sz w:val="16"/>
-          <w:szCs w:val="16"/>
-        </w:rPr>
-        <w:t>: 10% -&gt; 100% (</w:t>
-      </w:r>
-      <w:r>
-        <w:rPr>
-          <w:rFonts w:ascii="Consolas" w:hAnsi="Consolas"/>
-          <w:sz w:val="16"/>
-          <w:szCs w:val="16"/>
-        </w:rPr>
-        <w:t>바이트</w:t>
-      </w:r>
-      <w:r>
-        <w:rPr>
-          <w:rFonts w:ascii="Consolas" w:hAnsi="Consolas"/>
-          <w:sz w:val="16"/>
-          <w:szCs w:val="16"/>
-        </w:rPr>
-        <w:t xml:space="preserve"> </w:t>
-      </w:r>
-      <w:r>
-        <w:rPr>
-          <w:rFonts w:ascii="Consolas" w:hAnsi="Consolas"/>
-          <w:sz w:val="16"/>
-          <w:szCs w:val="16"/>
-        </w:rPr>
-        <w:t>패치</w:t>
-      </w:r>
-      <w:r>
-        <w:rPr>
-          <w:rFonts w:ascii="Consolas" w:hAnsi="Consolas"/>
-          <w:sz w:val="16"/>
-          <w:szCs w:val="16"/>
-        </w:rPr>
-        <w:t>)</w:t>
-      </w:r>
-    </w:p>
-    <w:p>
-      <w:pPr>
-        <w:pBdr>
-          <w:left w:val="single" w:sz="18" w:space="6" w:color="C0C0C0"/>
-        </w:pBdr>
-        <w:shd w:val="clear" w:color="auto" w:fill="F4F4F4"/>
-      </w:pPr>
-      <w:r>
-        <w:rPr>
-          <w:rFonts w:ascii="Consolas" w:hAnsi="Consolas"/>
-          <w:sz w:val="16"/>
-          <w:szCs w:val="16"/>
-        </w:rPr>
-        <w:t>TAMPERED=$(python docs/security/voucher_tamper.py "$TOKEN" 10 100)</w:t>
-      </w:r>
-    </w:p>
-    <w:p>
-      <w:pPr>
-        <w:pBdr>
-          <w:left w:val="single" w:sz="18" w:space="6" w:color="C0C0C0"/>
-        </w:pBdr>
-        <w:shd w:val="clear" w:color="auto" w:fill="F4F4F4"/>
-      </w:pPr>
-      <w:r>
-        <w:rPr>
-          <w:rFonts w:ascii="Consolas" w:hAnsi="Consolas"/>
-          <w:sz w:val="16"/>
-          <w:szCs w:val="16"/>
-        </w:rPr>
-        <w:t xml:space="preserve"> </w:t>
-      </w:r>
-    </w:p>
-    <w:p>
-      <w:pPr>
-        <w:pBdr>
-          <w:left w:val="single" w:sz="18" w:space="6" w:color="C0C0C0"/>
-        </w:pBdr>
-        <w:shd w:val="clear" w:color="auto" w:fill="F4F4F4"/>
-      </w:pPr>
-      <w:r>
-        <w:rPr>
-          <w:rFonts w:ascii="Consolas" w:hAnsi="Consolas"/>
-          <w:sz w:val="16"/>
-          <w:szCs w:val="16"/>
-        </w:rPr>
-        <w:t xml:space="preserve"># 4) </w:t>
-      </w:r>
-      <w:r>
-        <w:rPr>
-          <w:rFonts w:ascii="Consolas" w:hAnsi="Consolas"/>
-          <w:sz w:val="16"/>
-          <w:szCs w:val="16"/>
-        </w:rPr>
-        <w:t>변조</w:t>
-      </w:r>
-      <w:r>
-        <w:rPr>
-          <w:rFonts w:ascii="Consolas" w:hAnsi="Consolas"/>
-          <w:sz w:val="16"/>
-          <w:szCs w:val="16"/>
-        </w:rPr>
-        <w:t xml:space="preserve"> </w:t>
-      </w:r>
-      <w:r>
-        <w:rPr>
-          <w:rFonts w:ascii="Consolas" w:hAnsi="Consolas"/>
-          <w:sz w:val="16"/>
-          <w:szCs w:val="16"/>
-        </w:rPr>
-        <w:t>토큰</w:t>
-      </w:r>
-      <w:r>
-        <w:rPr>
-          <w:rFonts w:ascii="Consolas" w:hAnsi="Consolas"/>
-          <w:sz w:val="16"/>
-          <w:szCs w:val="16"/>
-        </w:rPr>
-        <w:t xml:space="preserve"> -&gt; </w:t>
-      </w:r>
-      <w:r>
-        <w:rPr>
-          <w:rFonts w:ascii="Consolas" w:hAnsi="Consolas"/>
-          <w:sz w:val="16"/>
-          <w:szCs w:val="16"/>
-        </w:rPr>
-        <w:t>취약</w:t>
-      </w:r>
-      <w:r>
-        <w:rPr>
-          <w:rFonts w:ascii="Consolas" w:hAnsi="Consolas"/>
-          <w:sz w:val="16"/>
-          <w:szCs w:val="16"/>
-        </w:rPr>
-        <w:t xml:space="preserve"> </w:t>
-      </w:r>
-      <w:r>
-        <w:rPr>
-          <w:rFonts w:ascii="Consolas" w:hAnsi="Consolas"/>
-          <w:sz w:val="16"/>
-          <w:szCs w:val="16"/>
-        </w:rPr>
-        <w:t>엔드포인트</w:t>
-      </w:r>
-    </w:p>
-    <w:p>
-      <w:pPr>
-        <w:pBdr>
-          <w:left w:val="single" w:sz="18" w:space="6" w:color="C0C0C0"/>
-        </w:pBdr>
-        <w:shd w:val="clear" w:color="auto" w:fill="F4F4F4"/>
-      </w:pPr>
-      <w:r>
-        <w:rPr>
-          <w:rFonts w:ascii="Consolas" w:hAnsi="Consolas"/>
-          <w:sz w:val="16"/>
-          <w:szCs w:val="16"/>
-        </w:rPr>
-        <w:t>curl -s -X POST "$B/api/vuln/deserialize/apply" -H "Content-Type: application/json" \</w:t>
-      </w:r>
-    </w:p>
-    <w:p>
-      <w:pPr>
-        <w:pBdr>
-          <w:left w:val="single" w:sz="18" w:space="6" w:color="C0C0C0"/>
-        </w:pBdr>
-        <w:shd w:val="clear" w:color="auto" w:fill="F4F4F4"/>
-      </w:pPr>
-      <w:r>
-        <w:rPr>
-          <w:rFonts w:ascii="Consolas" w:hAnsi="Consolas"/>
-          <w:sz w:val="16"/>
-          <w:szCs w:val="16"/>
-        </w:rPr>
-        <w:t xml:space="preserve">  -d "{\"voucherToken\":\"$TAMPERED\",\"orderAmount\":10000}"</w:t>
-      </w:r>
-    </w:p>
-    <w:p>
-      <w:pPr>
-        <w:pBdr>
-          <w:left w:val="single" w:sz="18" w:space="6" w:color="C0C0C0"/>
-        </w:pBdr>
-        <w:shd w:val="clear" w:color="auto" w:fill="F4F4F4"/>
-      </w:pPr>
-      <w:r>
-        <w:rPr>
-          <w:rFonts w:ascii="Consolas" w:hAnsi="Consolas"/>
-          <w:sz w:val="16"/>
-          <w:szCs w:val="16"/>
-        </w:rPr>
-        <w:t xml:space="preserve"> </w:t>
-      </w:r>
-    </w:p>
-    <w:p>
-      <w:pPr>
-        <w:pBdr>
-          <w:left w:val="single" w:sz="18" w:space="6" w:color="C0C0C0"/>
-        </w:pBdr>
-        <w:shd w:val="clear" w:color="auto" w:fill="F4F4F4"/>
-      </w:pPr>
-      <w:r>
-        <w:rPr>
-          <w:rFonts w:ascii="Consolas" w:hAnsi="Consolas"/>
-          <w:sz w:val="16"/>
-          <w:szCs w:val="16"/>
-        </w:rPr>
-        <w:t xml:space="preserve"># 5) </w:t>
-      </w:r>
-      <w:r>
-        <w:rPr>
-          <w:rFonts w:ascii="Consolas" w:hAnsi="Consolas"/>
-          <w:sz w:val="16"/>
-          <w:szCs w:val="16"/>
-        </w:rPr>
-        <w:t>변조</w:t>
-      </w:r>
-      <w:r>
-        <w:rPr>
-          <w:rFonts w:ascii="Consolas" w:hAnsi="Consolas"/>
-          <w:sz w:val="16"/>
-          <w:szCs w:val="16"/>
-        </w:rPr>
-        <w:t xml:space="preserve"> </w:t>
-      </w:r>
-      <w:r>
-        <w:rPr>
-          <w:rFonts w:ascii="Consolas" w:hAnsi="Consolas"/>
-          <w:sz w:val="16"/>
-          <w:szCs w:val="16"/>
-        </w:rPr>
-        <w:t>토큰</w:t>
-      </w:r>
-      <w:r>
-        <w:rPr>
-          <w:rFonts w:ascii="Consolas" w:hAnsi="Consolas"/>
-          <w:sz w:val="16"/>
-          <w:szCs w:val="16"/>
-        </w:rPr>
-        <w:t xml:space="preserve"> -&gt; </w:t>
-      </w:r>
-      <w:r>
-        <w:rPr>
-          <w:rFonts w:ascii="Consolas" w:hAnsi="Consolas"/>
-          <w:sz w:val="16"/>
-          <w:szCs w:val="16"/>
-        </w:rPr>
-        <w:t>안전</w:t>
-      </w:r>
-      <w:r>
-        <w:rPr>
-          <w:rFonts w:ascii="Consolas" w:hAnsi="Consolas"/>
-          <w:sz w:val="16"/>
-          <w:szCs w:val="16"/>
-        </w:rPr>
-        <w:t xml:space="preserve"> </w:t>
-      </w:r>
-      <w:r>
-        <w:rPr>
-          <w:rFonts w:ascii="Consolas" w:hAnsi="Consolas"/>
-          <w:sz w:val="16"/>
-          <w:szCs w:val="16"/>
-        </w:rPr>
-        <w:t>엔드포인트</w:t>
+    </w:p>
+    <w:p>
+      <w:pPr>
+        <w:pBdr>
+          <w:left w:val="single" w:sz="18" w:space="6" w:color="C0C0C0"/>
+        </w:pBdr>
+        <w:shd w:val="clear" w:color="auto" w:fill="F4F4F4"/>
+      </w:pPr>
+      <w:r>
+        <w:rPr>
+          <w:rFonts w:ascii="Consolas" w:hAnsi="Consolas"/>
+          <w:sz w:val="16"/>
+          <w:szCs w:val="16"/>
+        </w:rPr>
+        <w:t xml:space="preserve"># 5) 변조 토큰 -&gt; 안전 엔드포인트</w:t>
       </w:r>
     </w:p>
     <w:p>
@@ -9639,23 +8932,7 @@
           <w:bCs/>
           <w:color w:val="2E5496"/>
         </w:rPr>
-        <w:t>3-4. 서명</w:t>
-      </w:r>
-      <w:r>
-        <w:rPr>
-          <w:b/>
-          <w:bCs/>
-          <w:color w:val="2E5496"/>
-        </w:rPr>
-        <w:t>(</w:t>
-      </w:r>
-      <w:r>
-        <w:rPr>
-          <w:b/>
-          <w:bCs/>
-          <w:color w:val="2E5496"/>
-        </w:rPr>
-        <w:t>4-3) 재현 — 같은 4바이트 변조가 서명 앞에서는 통하지 않는다</w:t>
+        <w:t>3-4. 서명(4-3) 재현 — 같은 4바이트 변조가 서명 앞에서는 통하지 않는다</w:t>
       </w:r>
     </w:p>
     <w:p>
@@ -9704,16 +8981,48 @@
           <w:sz w:val="16"/>
           <w:szCs w:val="16"/>
         </w:rPr>
-        <w:t xml:space="preserve"># 1) </w:t>
-      </w:r>
-      <w:r>
-        <w:rPr>
-          <w:rFonts w:ascii="Consolas" w:hAnsi="Consolas"/>
-          <w:sz w:val="16"/>
-          <w:szCs w:val="16"/>
-        </w:rPr>
-        <w:t>서명</w:t>
-      </w:r>
+        <w:t xml:space="preserve"># 1) 서명 토큰 발급 (WELCOME10 = 10%)</w:t>
+      </w:r>
+    </w:p>
+    <w:p>
+      <w:pPr>
+        <w:pBdr>
+          <w:left w:val="single" w:sz="18" w:space="6" w:color="C0C0C0"/>
+        </w:pBdr>
+        <w:shd w:val="clear" w:color="auto" w:fill="F4F4F4"/>
+      </w:pPr>
+      <w:r>
+        <w:rPr>
+          <w:rFonts w:ascii="Consolas" w:hAnsi="Consolas"/>
+          <w:sz w:val="16"/>
+          <w:szCs w:val="16"/>
+        </w:rPr>
+        <w:t>ISSUE=$(curl -s -X POST "$B/api/vuln/deserialize/issue-signed" -H "Content-Type: application/json" -d '{"code":"WELCOME10"}')</w:t>
+      </w:r>
+    </w:p>
+    <w:p>
+      <w:pPr>
+        <w:pBdr>
+          <w:left w:val="single" w:sz="18" w:space="6" w:color="C0C0C0"/>
+        </w:pBdr>
+        <w:shd w:val="clear" w:color="auto" w:fill="F4F4F4"/>
+      </w:pPr>
+      <w:r>
+        <w:rPr>
+          <w:rFonts w:ascii="Consolas" w:hAnsi="Consolas"/>
+          <w:sz w:val="16"/>
+          <w:szCs w:val="16"/>
+        </w:rPr>
+        <w:t>TOKEN=$(echo "$ISSUE" | python -c "import sys,json;print(json.load(sys.stdin)['voucherToken'])")</w:t>
+      </w:r>
+    </w:p>
+    <w:p>
+      <w:pPr>
+        <w:pBdr>
+          <w:left w:val="single" w:sz="18" w:space="6" w:color="C0C0C0"/>
+        </w:pBdr>
+        <w:shd w:val="clear" w:color="auto" w:fill="F4F4F4"/>
+      </w:pPr>
       <w:r>
         <w:rPr>
           <w:rFonts w:ascii="Consolas" w:hAnsi="Consolas"/>
@@ -9722,14 +9031,62 @@
         </w:rPr>
         <w:t xml:space="preserve"> </w:t>
       </w:r>
-      <w:r>
-        <w:rPr>
-          <w:rFonts w:ascii="Consolas" w:hAnsi="Consolas"/>
-          <w:sz w:val="16"/>
-          <w:szCs w:val="16"/>
-        </w:rPr>
-        <w:t>토큰</w:t>
-      </w:r>
+    </w:p>
+    <w:p>
+      <w:pPr>
+        <w:pBdr>
+          <w:left w:val="single" w:sz="18" w:space="6" w:color="C0C0C0"/>
+        </w:pBdr>
+        <w:shd w:val="clear" w:color="auto" w:fill="F4F4F4"/>
+      </w:pPr>
+      <w:r>
+        <w:rPr>
+          <w:rFonts w:ascii="Consolas" w:hAnsi="Consolas"/>
+          <w:sz w:val="16"/>
+          <w:szCs w:val="16"/>
+        </w:rPr>
+        <w:t xml:space="preserve"># 2) 정상 토큰 적용</w:t>
+      </w:r>
+    </w:p>
+    <w:p>
+      <w:pPr>
+        <w:pBdr>
+          <w:left w:val="single" w:sz="18" w:space="6" w:color="C0C0C0"/>
+        </w:pBdr>
+        <w:shd w:val="clear" w:color="auto" w:fill="F4F4F4"/>
+      </w:pPr>
+      <w:r>
+        <w:rPr>
+          <w:rFonts w:ascii="Consolas" w:hAnsi="Consolas"/>
+          <w:sz w:val="16"/>
+          <w:szCs w:val="16"/>
+        </w:rPr>
+        <w:t>curl -s -X POST "$B/api/vuln/deserialize/apply-signed" -H "Content-Type: application/json" \</w:t>
+      </w:r>
+    </w:p>
+    <w:p>
+      <w:pPr>
+        <w:pBdr>
+          <w:left w:val="single" w:sz="18" w:space="6" w:color="C0C0C0"/>
+        </w:pBdr>
+        <w:shd w:val="clear" w:color="auto" w:fill="F4F4F4"/>
+      </w:pPr>
+      <w:r>
+        <w:rPr>
+          <w:rFonts w:ascii="Consolas" w:hAnsi="Consolas"/>
+          <w:sz w:val="16"/>
+          <w:szCs w:val="16"/>
+        </w:rPr>
+        <w:t xml:space="preserve">  -d "{\"voucherToken\":\"$TOKEN\",\"orderAmount\":10000}"</w:t>
+      </w:r>
+    </w:p>
+    <w:p>
+      <w:pPr>
+        <w:pBdr>
+          <w:left w:val="single" w:sz="18" w:space="6" w:color="C0C0C0"/>
+        </w:pBdr>
+        <w:shd w:val="clear" w:color="auto" w:fill="F4F4F4"/>
+      </w:pPr>
       <w:r>
         <w:rPr>
           <w:rFonts w:ascii="Consolas" w:hAnsi="Consolas"/>
@@ -9738,53 +9095,37 @@
         </w:rPr>
         <w:t xml:space="preserve"> </w:t>
       </w:r>
-      <w:r>
-        <w:rPr>
-          <w:rFonts w:ascii="Consolas" w:hAnsi="Consolas"/>
-          <w:sz w:val="16"/>
-          <w:szCs w:val="16"/>
-        </w:rPr>
-        <w:t>발급</w:t>
-      </w:r>
-      <w:r>
-        <w:rPr>
-          <w:rFonts w:ascii="Consolas" w:hAnsi="Consolas"/>
-          <w:sz w:val="16"/>
-          <w:szCs w:val="16"/>
-        </w:rPr>
-        <w:t xml:space="preserve"> (WELCOME10 = 10%)</w:t>
-      </w:r>
-    </w:p>
-    <w:p>
-      <w:pPr>
-        <w:pBdr>
-          <w:left w:val="single" w:sz="18" w:space="6" w:color="C0C0C0"/>
-        </w:pBdr>
-        <w:shd w:val="clear" w:color="auto" w:fill="F4F4F4"/>
-      </w:pPr>
-      <w:r>
-        <w:rPr>
-          <w:rFonts w:ascii="Consolas" w:hAnsi="Consolas"/>
-          <w:sz w:val="16"/>
-          <w:szCs w:val="16"/>
-        </w:rPr>
-        <w:t>ISSUE=$(curl -s -X POST "$B/api/vuln/deserialize/issue-signed" -H "Content-Type: application/json" -d '{"code":"WELCOME10"}')</w:t>
-      </w:r>
-    </w:p>
-    <w:p>
-      <w:pPr>
-        <w:pBdr>
-          <w:left w:val="single" w:sz="18" w:space="6" w:color="C0C0C0"/>
-        </w:pBdr>
-        <w:shd w:val="clear" w:color="auto" w:fill="F4F4F4"/>
-      </w:pPr>
-      <w:r>
-        <w:rPr>
-          <w:rFonts w:ascii="Consolas" w:hAnsi="Consolas"/>
-          <w:sz w:val="16"/>
-          <w:szCs w:val="16"/>
-        </w:rPr>
-        <w:t>TOKEN=$(echo "$ISSUE" | python -c "import sys,json;print(json.load(sys.stdin)['voucherToken'])")</w:t>
+    </w:p>
+    <w:p>
+      <w:pPr>
+        <w:pBdr>
+          <w:left w:val="single" w:sz="18" w:space="6" w:color="C0C0C0"/>
+        </w:pBdr>
+        <w:shd w:val="clear" w:color="auto" w:fill="F4F4F4"/>
+      </w:pPr>
+      <w:r>
+        <w:rPr>
+          <w:rFonts w:ascii="Consolas" w:hAnsi="Consolas"/>
+          <w:sz w:val="16"/>
+          <w:szCs w:val="16"/>
+        </w:rPr>
+        <w:t xml:space="preserve"># 3) 토큰 변조: code 부분의 10% -&gt; 100%, 서명은 그대로 둔다</w:t>
+      </w:r>
+    </w:p>
+    <w:p>
+      <w:pPr>
+        <w:pBdr>
+          <w:left w:val="single" w:sz="18" w:space="6" w:color="C0C0C0"/>
+        </w:pBdr>
+        <w:shd w:val="clear" w:color="auto" w:fill="F4F4F4"/>
+      </w:pPr>
+      <w:r>
+        <w:rPr>
+          <w:rFonts w:ascii="Consolas" w:hAnsi="Consolas"/>
+          <w:sz w:val="16"/>
+          <w:szCs w:val="16"/>
+        </w:rPr>
+        <w:t>TAMPERED=$(python docs/security/voucher_tamper.py "$TOKEN" 10 100)</w:t>
       </w:r>
     </w:p>
     <w:p>
@@ -9816,343 +9157,7 @@
           <w:sz w:val="16"/>
           <w:szCs w:val="16"/>
         </w:rPr>
-        <w:t xml:space="preserve"># 2) </w:t>
-      </w:r>
-      <w:r>
-        <w:rPr>
-          <w:rFonts w:ascii="Consolas" w:hAnsi="Consolas"/>
-          <w:sz w:val="16"/>
-          <w:szCs w:val="16"/>
-        </w:rPr>
-        <w:t>정상</w:t>
-      </w:r>
-      <w:r>
-        <w:rPr>
-          <w:rFonts w:ascii="Consolas" w:hAnsi="Consolas"/>
-          <w:sz w:val="16"/>
-          <w:szCs w:val="16"/>
-        </w:rPr>
-        <w:t xml:space="preserve"> </w:t>
-      </w:r>
-      <w:r>
-        <w:rPr>
-          <w:rFonts w:ascii="Consolas" w:hAnsi="Consolas"/>
-          <w:sz w:val="16"/>
-          <w:szCs w:val="16"/>
-        </w:rPr>
-        <w:t>토큰</w:t>
-      </w:r>
-      <w:r>
-        <w:rPr>
-          <w:rFonts w:ascii="Consolas" w:hAnsi="Consolas"/>
-          <w:sz w:val="16"/>
-          <w:szCs w:val="16"/>
-        </w:rPr>
-        <w:t xml:space="preserve"> </w:t>
-      </w:r>
-      <w:r>
-        <w:rPr>
-          <w:rFonts w:ascii="Consolas" w:hAnsi="Consolas"/>
-          <w:sz w:val="16"/>
-          <w:szCs w:val="16"/>
-        </w:rPr>
-        <w:t>적용</w:t>
-      </w:r>
-    </w:p>
-    <w:p>
-      <w:pPr>
-        <w:pBdr>
-          <w:left w:val="single" w:sz="18" w:space="6" w:color="C0C0C0"/>
-        </w:pBdr>
-        <w:shd w:val="clear" w:color="auto" w:fill="F4F4F4"/>
-      </w:pPr>
-      <w:r>
-        <w:rPr>
-          <w:rFonts w:ascii="Consolas" w:hAnsi="Consolas"/>
-          <w:sz w:val="16"/>
-          <w:szCs w:val="16"/>
-        </w:rPr>
-        <w:t>curl -s -X POST "$B/api/vuln/deserialize/apply-signed" -H "Content-Type: application/json" \</w:t>
-      </w:r>
-    </w:p>
-    <w:p>
-      <w:pPr>
-        <w:pBdr>
-          <w:left w:val="single" w:sz="18" w:space="6" w:color="C0C0C0"/>
-        </w:pBdr>
-        <w:shd w:val="clear" w:color="auto" w:fill="F4F4F4"/>
-      </w:pPr>
-      <w:r>
-        <w:rPr>
-          <w:rFonts w:ascii="Consolas" w:hAnsi="Consolas"/>
-          <w:sz w:val="16"/>
-          <w:szCs w:val="16"/>
-        </w:rPr>
-        <w:t xml:space="preserve">  -d "{\"voucherToken\":\"$TOKEN\",\"orderAmount\":10000}"</w:t>
-      </w:r>
-    </w:p>
-    <w:p>
-      <w:pPr>
-        <w:pBdr>
-          <w:left w:val="single" w:sz="18" w:space="6" w:color="C0C0C0"/>
-        </w:pBdr>
-        <w:shd w:val="clear" w:color="auto" w:fill="F4F4F4"/>
-      </w:pPr>
-      <w:r>
-        <w:rPr>
-          <w:rFonts w:ascii="Consolas" w:hAnsi="Consolas"/>
-          <w:sz w:val="16"/>
-          <w:szCs w:val="16"/>
-        </w:rPr>
-        <w:t xml:space="preserve"> </w:t>
-      </w:r>
-    </w:p>
-    <w:p>
-      <w:pPr>
-        <w:pBdr>
-          <w:left w:val="single" w:sz="18" w:space="6" w:color="C0C0C0"/>
-        </w:pBdr>
-        <w:shd w:val="clear" w:color="auto" w:fill="F4F4F4"/>
-      </w:pPr>
-      <w:r>
-        <w:rPr>
-          <w:rFonts w:ascii="Consolas" w:hAnsi="Consolas"/>
-          <w:sz w:val="16"/>
-          <w:szCs w:val="16"/>
-        </w:rPr>
-        <w:t xml:space="preserve"># 3) </w:t>
-      </w:r>
-      <w:r>
-        <w:rPr>
-          <w:rFonts w:ascii="Consolas" w:hAnsi="Consolas"/>
-          <w:sz w:val="16"/>
-          <w:szCs w:val="16"/>
-        </w:rPr>
-        <w:t>토큰</w:t>
-      </w:r>
-      <w:r>
-        <w:rPr>
-          <w:rFonts w:ascii="Consolas" w:hAnsi="Consolas"/>
-          <w:sz w:val="16"/>
-          <w:szCs w:val="16"/>
-        </w:rPr>
-        <w:t xml:space="preserve"> </w:t>
-      </w:r>
-      <w:r>
-        <w:rPr>
-          <w:rFonts w:ascii="Consolas" w:hAnsi="Consolas"/>
-          <w:sz w:val="16"/>
-          <w:szCs w:val="16"/>
-        </w:rPr>
-        <w:t>변조</w:t>
-      </w:r>
-      <w:r>
-        <w:rPr>
-          <w:rFonts w:ascii="Consolas" w:hAnsi="Consolas"/>
-          <w:sz w:val="16"/>
-          <w:szCs w:val="16"/>
-        </w:rPr>
-        <w:t xml:space="preserve">: code </w:t>
-      </w:r>
-      <w:r>
-        <w:rPr>
-          <w:rFonts w:ascii="Consolas" w:hAnsi="Consolas"/>
-          <w:sz w:val="16"/>
-          <w:szCs w:val="16"/>
-        </w:rPr>
-        <w:t>부분의</w:t>
-      </w:r>
-      <w:r>
-        <w:rPr>
-          <w:rFonts w:ascii="Consolas" w:hAnsi="Consolas"/>
-          <w:sz w:val="16"/>
-          <w:szCs w:val="16"/>
-        </w:rPr>
-        <w:t xml:space="preserve"> 10% -&gt; 100%, </w:t>
-      </w:r>
-      <w:r>
-        <w:rPr>
-          <w:rFonts w:ascii="Consolas" w:hAnsi="Consolas"/>
-          <w:sz w:val="16"/>
-          <w:szCs w:val="16"/>
-        </w:rPr>
-        <w:t>서명은</w:t>
-      </w:r>
-      <w:r>
-        <w:rPr>
-          <w:rFonts w:ascii="Consolas" w:hAnsi="Consolas"/>
-          <w:sz w:val="16"/>
-          <w:szCs w:val="16"/>
-        </w:rPr>
-        <w:t xml:space="preserve"> </w:t>
-      </w:r>
-      <w:r>
-        <w:rPr>
-          <w:rFonts w:ascii="Consolas" w:hAnsi="Consolas"/>
-          <w:sz w:val="16"/>
-          <w:szCs w:val="16"/>
-        </w:rPr>
-        <w:t>그대로</w:t>
-      </w:r>
-      <w:r>
-        <w:rPr>
-          <w:rFonts w:ascii="Consolas" w:hAnsi="Consolas"/>
-          <w:sz w:val="16"/>
-          <w:szCs w:val="16"/>
-        </w:rPr>
-        <w:t xml:space="preserve"> </w:t>
-      </w:r>
-      <w:r>
-        <w:rPr>
-          <w:rFonts w:ascii="Consolas" w:hAnsi="Consolas"/>
-          <w:sz w:val="16"/>
-          <w:szCs w:val="16"/>
-        </w:rPr>
-        <w:t>둔다</w:t>
-      </w:r>
-    </w:p>
-    <w:p>
-      <w:pPr>
-        <w:pBdr>
-          <w:left w:val="single" w:sz="18" w:space="6" w:color="C0C0C0"/>
-        </w:pBdr>
-        <w:shd w:val="clear" w:color="auto" w:fill="F4F4F4"/>
-      </w:pPr>
-      <w:r>
-        <w:rPr>
-          <w:rFonts w:ascii="Consolas" w:hAnsi="Consolas"/>
-          <w:sz w:val="16"/>
-          <w:szCs w:val="16"/>
-        </w:rPr>
-        <w:t>TAMPERED=$(python docs/security/voucher_tamper.py "$TOKEN" 10 100)</w:t>
-      </w:r>
-    </w:p>
-    <w:p>
-      <w:pPr>
-        <w:pBdr>
-          <w:left w:val="single" w:sz="18" w:space="6" w:color="C0C0C0"/>
-        </w:pBdr>
-        <w:shd w:val="clear" w:color="auto" w:fill="F4F4F4"/>
-      </w:pPr>
-      <w:r>
-        <w:rPr>
-          <w:rFonts w:ascii="Consolas" w:hAnsi="Consolas"/>
-          <w:sz w:val="16"/>
-          <w:szCs w:val="16"/>
-        </w:rPr>
-        <w:t xml:space="preserve"> </w:t>
-      </w:r>
-    </w:p>
-    <w:p>
-      <w:pPr>
-        <w:pBdr>
-          <w:left w:val="single" w:sz="18" w:space="6" w:color="C0C0C0"/>
-        </w:pBdr>
-        <w:shd w:val="clear" w:color="auto" w:fill="F4F4F4"/>
-      </w:pPr>
-      <w:r>
-        <w:rPr>
-          <w:rFonts w:ascii="Consolas" w:hAnsi="Consolas"/>
-          <w:sz w:val="16"/>
-          <w:szCs w:val="16"/>
-        </w:rPr>
-        <w:t xml:space="preserve"># 4) </w:t>
-      </w:r>
-      <w:r>
-        <w:rPr>
-          <w:rFonts w:ascii="Consolas" w:hAnsi="Consolas"/>
-          <w:sz w:val="16"/>
-          <w:szCs w:val="16"/>
-        </w:rPr>
-        <w:t>변조</w:t>
-      </w:r>
-      <w:r>
-        <w:rPr>
-          <w:rFonts w:ascii="Consolas" w:hAnsi="Consolas"/>
-          <w:sz w:val="16"/>
-          <w:szCs w:val="16"/>
-        </w:rPr>
-        <w:t xml:space="preserve"> </w:t>
-      </w:r>
-      <w:r>
-        <w:rPr>
-          <w:rFonts w:ascii="Consolas" w:hAnsi="Consolas"/>
-          <w:sz w:val="16"/>
-          <w:szCs w:val="16"/>
-        </w:rPr>
-        <w:t>토큰</w:t>
-      </w:r>
-      <w:r>
-        <w:rPr>
-          <w:rFonts w:ascii="Consolas" w:hAnsi="Consolas"/>
-          <w:sz w:val="16"/>
-          <w:szCs w:val="16"/>
-        </w:rPr>
-        <w:t xml:space="preserve"> -&gt; </w:t>
-      </w:r>
-      <w:r>
-        <w:rPr>
-          <w:rFonts w:ascii="Consolas" w:hAnsi="Consolas"/>
-          <w:sz w:val="16"/>
-          <w:szCs w:val="16"/>
-        </w:rPr>
-        <w:t>서명</w:t>
-      </w:r>
-      <w:r>
-        <w:rPr>
-          <w:rFonts w:ascii="Consolas" w:hAnsi="Consolas"/>
-          <w:sz w:val="16"/>
-          <w:szCs w:val="16"/>
-        </w:rPr>
-        <w:t xml:space="preserve"> </w:t>
-      </w:r>
-      <w:r>
-        <w:rPr>
-          <w:rFonts w:ascii="Consolas" w:hAnsi="Consolas"/>
-          <w:sz w:val="16"/>
-          <w:szCs w:val="16"/>
-        </w:rPr>
-        <w:t>엔드포인트</w:t>
-      </w:r>
-      <w:r>
-        <w:rPr>
-          <w:rFonts w:ascii="Consolas" w:hAnsi="Consolas"/>
-          <w:sz w:val="16"/>
-          <w:szCs w:val="16"/>
-        </w:rPr>
-        <w:t xml:space="preserve"> (</w:t>
-      </w:r>
-      <w:r>
-        <w:rPr>
-          <w:rFonts w:ascii="Consolas" w:hAnsi="Consolas"/>
-          <w:sz w:val="16"/>
-          <w:szCs w:val="16"/>
-        </w:rPr>
-        <w:t>거부되어야</w:t>
-      </w:r>
-      <w:r>
-        <w:rPr>
-          <w:rFonts w:ascii="Consolas" w:hAnsi="Consolas"/>
-          <w:sz w:val="16"/>
-          <w:szCs w:val="16"/>
-        </w:rPr>
-        <w:t xml:space="preserve"> </w:t>
-      </w:r>
-      <w:r>
-        <w:rPr>
-          <w:rFonts w:ascii="Consolas" w:hAnsi="Consolas"/>
-          <w:sz w:val="16"/>
-          <w:szCs w:val="16"/>
-        </w:rPr>
-        <w:t>한다</w:t>
-      </w:r>
-      <w:r>
-        <w:rPr>
-          <w:rFonts w:ascii="Consolas" w:hAnsi="Consolas"/>
-          <w:sz w:val="16"/>
-          <w:szCs w:val="16"/>
-        </w:rPr>
-        <w:t>)</w:t>
+        <w:t xml:space="preserve"># 4) 변조 토큰 -&gt; 서명 엔드포인트 (거부되어야 한다)</w:t>
       </w:r>
     </w:p>
     <w:p>
@@ -10457,8 +9462,6 @@
         <w:pStyle w:val="3"/>
         <w:spacing w:before="200" w:after="80"/>
       </w:pPr>
-      <w:bookmarkStart w:id="0" w:name="_GoBack"/>
-      <w:bookmarkEnd w:id="0"/>
       <w:r>
         <w:rPr>
           <w:b/>
@@ -10540,71 +9543,7 @@
           <w:sz w:val="16"/>
           <w:szCs w:val="16"/>
         </w:rPr>
-        <w:t>voucherToken = base64(</w:t>
-      </w:r>
-      <w:r>
-        <w:rPr>
-          <w:rFonts w:ascii="Consolas" w:hAnsi="Consolas"/>
-          <w:sz w:val="16"/>
-          <w:szCs w:val="16"/>
-        </w:rPr>
-        <w:t>직렬화된</w:t>
-      </w:r>
-      <w:r>
-        <w:rPr>
-          <w:rFonts w:ascii="Consolas" w:hAnsi="Consolas"/>
-          <w:sz w:val="16"/>
-          <w:szCs w:val="16"/>
-        </w:rPr>
-        <w:t xml:space="preserve"> Voucher) + "." + HMAC-SHA256(</w:t>
-      </w:r>
-      <w:r>
-        <w:rPr>
-          <w:rFonts w:ascii="Consolas" w:hAnsi="Consolas"/>
-          <w:sz w:val="16"/>
-          <w:szCs w:val="16"/>
-        </w:rPr>
-        <w:t>직렬화된</w:t>
-      </w:r>
-      <w:r>
-        <w:rPr>
-          <w:rFonts w:ascii="Consolas" w:hAnsi="Consolas"/>
-          <w:sz w:val="16"/>
-          <w:szCs w:val="16"/>
-        </w:rPr>
-        <w:t xml:space="preserve"> Voucher, </w:t>
-      </w:r>
-      <w:r>
-        <w:rPr>
-          <w:rFonts w:ascii="Consolas" w:hAnsi="Consolas"/>
-          <w:sz w:val="16"/>
-          <w:szCs w:val="16"/>
-        </w:rPr>
-        <w:t>서버만</w:t>
-      </w:r>
-      <w:r>
-        <w:rPr>
-          <w:rFonts w:ascii="Consolas" w:hAnsi="Consolas"/>
-          <w:sz w:val="16"/>
-          <w:szCs w:val="16"/>
-        </w:rPr>
-        <w:t xml:space="preserve"> </w:t>
-      </w:r>
-      <w:r>
-        <w:rPr>
-          <w:rFonts w:ascii="Consolas" w:hAnsi="Consolas"/>
-          <w:sz w:val="16"/>
-          <w:szCs w:val="16"/>
-        </w:rPr>
-        <w:t>아는</w:t>
-      </w:r>
-      <w:r>
-        <w:rPr>
-          <w:rFonts w:ascii="Consolas" w:hAnsi="Consolas"/>
-          <w:sz w:val="16"/>
-          <w:szCs w:val="16"/>
-        </w:rPr>
-        <w:t xml:space="preserve"> key)</w:t>
+        <w:t xml:space="preserve">voucherToken = base64(직렬화된 Voucher) + "." + HMAC-SHA256(직렬화된 Voucher, 서버만 아는 key)</w:t>
       </w:r>
     </w:p>
     <w:p>
@@ -10626,7 +9565,17 @@
           <w:bCs/>
           <w:color w:val="2E5496"/>
         </w:rPr>
-        <w:t>검증 (안전 버전, 검증됨 — 2026-10-04)</w:t>
+        <w:t>검증 (안전 버전, 검증됨</w:t>
+      </w:r>
+      <w:bookmarkStart w:id="0" w:name="_GoBack"/>
+      <w:bookmarkEnd w:id="0"/>
+      <w:r>
+        <w:rPr>
+          <w:b/>
+          <w:bCs/>
+          <w:color w:val="2E5496"/>
+        </w:rPr>
+        <w:t>)</w:t>
       </w:r>
     </w:p>
     <w:tbl>

--- a/docs/security/08_Insecure_Deserialization.docx
+++ b/docs/security/08_Insecure_Deserialization.docx
@@ -7133,7 +7133,7 @@
                 <w:sz w:val="18"/>
                 <w:szCs w:val="18"/>
               </w:rPr>
-              <w:t xml:space="preserve">raw 끝 4바이트: 00 00 00 32 (0x32 = 50%)</w:t>
+              <w:t xml:space="preserve">raw: ac ed 00 05 … 00 00 00 32 … → 0x32 = 50%</w:t>
             </w:r>
           </w:p>
         </w:tc>
@@ -7153,7 +7153,7 @@
                 <w:sz w:val="18"/>
                 <w:szCs w:val="18"/>
               </w:rPr>
-              <w:t xml:space="preserve">raw 끝 4바이트: 00 00 00 64 (0x64 = 100%, 변조됨)</w:t>
+              <w:t xml:space="preserve">raw: ac ed 00 05 … 00 00 00 64 … → 0x64 = 100% (변조됨)</w:t>
             </w:r>
           </w:p>
         </w:tc>
@@ -7474,40 +7474,84 @@
         <w:tc>
           <w:tcPr>
             <w:tcW w:w="4500" w:type="dxa"/>
-            <w:tcMar>
-              <w:top w:w="40" w:type="dxa"/>
-              <w:left w:w="80" w:type="dxa"/>
-              <w:bottom w:w="40" w:type="dxa"/>
-              <w:right w:w="80" w:type="dxa"/>
-            </w:tcMar>
-          </w:tcPr>
-          <w:p>
-            <w:r>
-              <w:rPr>
-                <w:sz w:val="18"/>
-                <w:szCs w:val="18"/>
-              </w:rPr>
-              <w:t xml:space="preserve">expected == signature -&gt; isEqual 결과: true</w:t>
+            <w:shd w:val="clear" w:color="auto" w:fill="E2EFDA"/>
+            <w:tcMar>
+              <w:top w:w="40" w:type="dxa"/>
+              <w:left w:w="80" w:type="dxa"/>
+              <w:bottom w:w="40" w:type="dxa"/>
+              <w:right w:w="80" w:type="dxa"/>
+            </w:tcMar>
+          </w:tcPr>
+          <w:p>
+            <w:r>
+              <w:rPr>
+                <w:sz w:val="18"/>
+                <w:szCs w:val="18"/>
+              </w:rPr>
+              <w:t xml:space="preserve">expected: 7f 3a 9c 12 e4 05 b8 61 …</w:t>
+            </w:r>
+          </w:p>
+          <w:p>
+            <w:r>
+              <w:rPr>
+                <w:sz w:val="18"/>
+                <w:szCs w:val="18"/>
+              </w:rPr>
+              <w:t xml:space="preserve">signature: 7f 3a 9c 12 e4 05 b8 61 …</w:t>
+            </w:r>
+          </w:p>
+          <w:p>
+            <w:r>
+              <w:rPr>
+                <w:b/>
+                <w:bCs/>
+                <w:color w:val="375623"/>
+                <w:sz w:val="18"/>
+                <w:szCs w:val="18"/>
+              </w:rPr>
+              <w:t xml:space="preserve">isEqual 결과: true</w:t>
             </w:r>
           </w:p>
         </w:tc>
         <w:tc>
           <w:tcPr>
             <w:tcW w:w="4500" w:type="dxa"/>
-            <w:tcMar>
-              <w:top w:w="40" w:type="dxa"/>
-              <w:left w:w="80" w:type="dxa"/>
-              <w:bottom w:w="40" w:type="dxa"/>
-              <w:right w:w="80" w:type="dxa"/>
-            </w:tcMar>
-          </w:tcPr>
-          <w:p>
-            <w:r>
-              <w:rPr>
-                <w:sz w:val="18"/>
-                <w:szCs w:val="18"/>
-              </w:rPr>
-              <w:t xml:space="preserve">expected != signature -&gt; isEqual 결과: false</w:t>
+            <w:shd w:val="clear" w:color="auto" w:fill="FCE4E4"/>
+            <w:tcMar>
+              <w:top w:w="40" w:type="dxa"/>
+              <w:left w:w="80" w:type="dxa"/>
+              <w:bottom w:w="40" w:type="dxa"/>
+              <w:right w:w="80" w:type="dxa"/>
+            </w:tcMar>
+          </w:tcPr>
+          <w:p>
+            <w:r>
+              <w:rPr>
+                <w:sz w:val="18"/>
+                <w:szCs w:val="18"/>
+              </w:rPr>
+              <w:t xml:space="preserve">expected: c9 1e 44 a0 3b d7 02 8f …</w:t>
+            </w:r>
+          </w:p>
+          <w:p>
+            <w:r>
+              <w:rPr>
+                <w:sz w:val="18"/>
+                <w:szCs w:val="18"/>
+              </w:rPr>
+              <w:t xml:space="preserve">signature: 7f 3a 9c 12 e4 05 b8 61 …</w:t>
+            </w:r>
+          </w:p>
+          <w:p>
+            <w:r>
+              <w:rPr>
+                <w:b/>
+                <w:bCs/>
+                <w:color w:val="C00000"/>
+                <w:sz w:val="18"/>
+                <w:szCs w:val="18"/>
+              </w:rPr>
+              <w:t xml:space="preserve">isEqual 결과: false</w:t>
             </w:r>
           </w:p>
         </w:tc>
@@ -7646,40 +7690,66 @@
         <w:tc>
           <w:tcPr>
             <w:tcW w:w="4500" w:type="dxa"/>
-            <w:tcMar>
-              <w:top w:w="40" w:type="dxa"/>
-              <w:left w:w="80" w:type="dxa"/>
-              <w:bottom w:w="40" w:type="dxa"/>
-              <w:right w:w="80" w:type="dxa"/>
-            </w:tcMar>
-          </w:tcPr>
-          <w:p>
-            <w:r>
-              <w:rPr>
-                <w:sz w:val="18"/>
-                <w:szCs w:val="18"/>
-              </w:rPr>
-              <w:t xml:space="preserve">검증 통과 -&gt; Voucher 복원. code=VIP50, discountPercent=50 — 발급 당시 그대로임이 보장되므로 믿고 사용한다.</w:t>
+            <w:shd w:val="clear" w:color="auto" w:fill="E2EFDA"/>
+            <w:tcMar>
+              <w:top w:w="40" w:type="dxa"/>
+              <w:left w:w="80" w:type="dxa"/>
+              <w:bottom w:w="40" w:type="dxa"/>
+              <w:right w:w="80" w:type="dxa"/>
+            </w:tcMar>
+          </w:tcPr>
+          <w:p>
+            <w:r>
+              <w:rPr>
+                <w:b/>
+                <w:bCs/>
+                <w:color w:val="375623"/>
+                <w:sz w:val="18"/>
+                <w:szCs w:val="18"/>
+              </w:rPr>
+              <w:t xml:space="preserve">검증 통과 → Voucher 복원</w:t>
+            </w:r>
+          </w:p>
+          <w:p>
+            <w:r>
+              <w:rPr>
+                <w:sz w:val="18"/>
+                <w:szCs w:val="18"/>
+              </w:rPr>
+              <w:t xml:space="preserve">code=VIP50, discountPercent=50. 발급 당시 그대로임이 보장되므로 믿고 사용한다.</w:t>
             </w:r>
           </w:p>
         </w:tc>
         <w:tc>
           <w:tcPr>
             <w:tcW w:w="4500" w:type="dxa"/>
-            <w:tcMar>
-              <w:top w:w="40" w:type="dxa"/>
-              <w:left w:w="80" w:type="dxa"/>
-              <w:bottom w:w="40" w:type="dxa"/>
-              <w:right w:w="80" w:type="dxa"/>
-            </w:tcMar>
-          </w:tcPr>
-          <w:p>
-            <w:r>
-              <w:rPr>
-                <w:sz w:val="18"/>
-                <w:szCs w:val="18"/>
-              </w:rPr>
-              <w:t xml:space="preserve">예외 발생: "서명이 유효하지 않습니다". deserializeFromBytes(raw)는 실행되지 않는다 — 변조된 바이트는 ObjectInputStream 에 들어가지도 못한다.</w:t>
+            <w:shd w:val="clear" w:color="auto" w:fill="FCE4E4"/>
+            <w:tcMar>
+              <w:top w:w="40" w:type="dxa"/>
+              <w:left w:w="80" w:type="dxa"/>
+              <w:bottom w:w="40" w:type="dxa"/>
+              <w:right w:w="80" w:type="dxa"/>
+            </w:tcMar>
+          </w:tcPr>
+          <w:p>
+            <w:r>
+              <w:rPr>
+                <w:b/>
+                <w:bCs/>
+                <w:color w:val="C00000"/>
+                <w:sz w:val="18"/>
+                <w:szCs w:val="18"/>
+              </w:rPr>
+              <w:t xml:space="preserve">예외 발생: 서명이 유효하지 않습니다</w:t>
+            </w:r>
+          </w:p>
+          <w:p>
+            <w:r>
+              <w:rPr>
+                <w:sz w:val="18"/>
+                <w:szCs w:val="18"/>
+              </w:rPr>
+              <w:t xml:space="preserve">deserializeFromBytes(raw)는 실행되지 않는다. 변조된 바이트는 ObjectInputStream 에 들어가지도 못한다.</w:t>
             </w:r>
           </w:p>
         </w:tc>
